--- a/downloads/student/ai-1-week-33.docx
+++ b/downloads/student/ai-1-week-33.docx
@@ -1938,6 +1938,16 @@
       </w:r>
     </w:p>
     <w:p>
+      <w:r>
+        <w:t>Read the labelled picture: Why is none correct for 8 but incorrect for 6? Use both capacity cards.</w:t>
+      </w:r>
+    </w:p>
+    <w:p>
+      <w:r>
+        <w:t>Change one thing: Prototype reports none for request 6 instead of P1. Predict the result before checking the explanation. What remains the same?</w:t>
+      </w:r>
+    </w:p>
+    <w:p>
       <w:pPr>
         <w:pStyle w:val="Heading1"/>
       </w:pPr>
@@ -3625,6 +3635,187 @@
     <w:p>
       <w:r>
         <w:t>Attempt the independent case before hints. Record whether you worked alone, used a hint or followed a model. After feedback, fix the first unsupported step and explain why it changed. A later check uses a changed case, not a copied answer.</w:t>
+      </w:r>
+    </w:p>
+    <w:p>
+      <w:pPr>
+        <w:pStyle w:val="Heading1"/>
+      </w:pPr>
+      <w:r>
+        <w:t>15. Your lesson route</w:t>
+      </w:r>
+    </w:p>
+    <w:p>
+      <w:r>
+        <w:t>Start with this question: A fictional pencil-pouch finder has been run on four ordinary requests.</w:t>
+      </w:r>
+    </w:p>
+    <w:tbl>
+      <w:tblPr>
+        <w:tblStyle w:val="LightShading-Accent1"/>
+        <w:tblW w:type="auto" w:w="0"/>
+        <w:tblLook w:firstColumn="1" w:firstRow="1" w:lastColumn="0" w:lastRow="0" w:noHBand="0" w:noVBand="1" w:val="04A0"/>
+      </w:tblPr>
+      <w:tblGrid>
+        <w:gridCol w:w="5112"/>
+        <w:gridCol w:w="5112"/>
+      </w:tblGrid>
+      <w:tr>
+        <w:trPr>
+          <w:tblHeader/>
+        </w:trPr>
+        <w:tc>
+          <w:tcPr>
+            <w:tcW w:type="dxa" w:w="5112"/>
+          </w:tcPr>
+          <w:p>
+            <w:r>
+              <w:t>By the end, I can</w:t>
+            </w:r>
+          </w:p>
+        </w:tc>
+        <w:tc>
+          <w:tcPr>
+            <w:tcW w:type="dxa" w:w="5112"/>
+          </w:tcPr>
+          <w:p>
+            <w:r>
+              <w:t>How I will show it</w:t>
+            </w:r>
+          </w:p>
+        </w:tc>
+      </w:tr>
+      <w:tr>
+        <w:tc>
+          <w:tcPr>
+            <w:tcW w:type="dxa" w:w="5112"/>
+          </w:tcPr>
+          <w:p>
+            <w:r>
+              <w:t>Plan routine cases with expected results derived from the requirements</w:t>
+            </w:r>
+          </w:p>
+        </w:tc>
+        <w:tc>
+          <w:tcPr>
+            <w:tcW w:type="dxa" w:w="5112"/>
+          </w:tcPr>
+          <w:p>
+            <w:r>
+              <w:t>Explain the deciding step, show a trace or test, and state one limit.</w:t>
+            </w:r>
+          </w:p>
+        </w:tc>
+      </w:tr>
+      <w:tr>
+        <w:tc>
+          <w:tcPr>
+            <w:tcW w:type="dxa" w:w="5112"/>
+          </w:tcPr>
+          <w:p>
+            <w:r>
+              <w:t>Compare a fixed prototype and manual baseline on the same requests</w:t>
+            </w:r>
+          </w:p>
+        </w:tc>
+        <w:tc>
+          <w:tcPr>
+            <w:tcW w:type="dxa" w:w="5112"/>
+          </w:tcPr>
+          <w:p>
+            <w:r>
+              <w:t>Explain the deciding step, show a trace or test, and state one limit.</w:t>
+            </w:r>
+          </w:p>
+        </w:tc>
+      </w:tr>
+      <w:tr>
+        <w:tc>
+          <w:tcPr>
+            <w:tcW w:type="dxa" w:w="5112"/>
+          </w:tcPr>
+          <w:p>
+            <w:r>
+              <w:t>Report every result and explain what a small test set cannot establish</w:t>
+            </w:r>
+          </w:p>
+        </w:tc>
+        <w:tc>
+          <w:tcPr>
+            <w:tcW w:type="dxa" w:w="5112"/>
+          </w:tcPr>
+          <w:p>
+            <w:r>
+              <w:t>Explain the deciding step, show a trace or test, and state one limit.</w:t>
+            </w:r>
+          </w:p>
+        </w:tc>
+      </w:tr>
+    </w:tbl>
+    <w:p>
+      <w:r>
+        <w:t>Remember → watch and explain → try with help → investigate → try independently → keep project evidence. Your teacher may spread this lesson across several classes.</w:t>
+      </w:r>
+    </w:p>
+    <w:p>
+      <w:r>
+        <w:t>Keep your first prediction. Compare it with what the evidence shows and explain any change.</w:t>
+      </w:r>
+    </w:p>
+    <w:p>
+      <w:pPr>
+        <w:pStyle w:val="Heading1"/>
+      </w:pPr>
+      <w:r>
+        <w:t>16. Finish and return</w:t>
+      </w:r>
+    </w:p>
+    <w:p>
+      <w:r>
+        <w:t>Close your notes. Explain this goal in your own words: Plan routine cases with expected results derived from the requirements</w:t>
+      </w:r>
+    </w:p>
+    <w:p>
+      <w:pPr>
+        <w:pStyle w:val="Heading3"/>
+      </w:pPr>
+      <w:r>
+        <w:t>My deciding step, evidence and one remaining question</w:t>
+      </w:r>
+    </w:p>
+    <w:p>
+      <w:r>
+        <w:t>________________________________________________________________</w:t>
+      </w:r>
+    </w:p>
+    <w:p>
+      <w:r>
+        <w:t>________________________________________________________________</w:t>
+      </w:r>
+    </w:p>
+    <w:p>
+      <w:r>
+        <w:t>________________________________________________________________</w:t>
+      </w:r>
+    </w:p>
+    <w:p>
+      <w:r>
+        <w:t>________________________________________________________________</w:t>
+      </w:r>
+    </w:p>
+    <w:p>
+      <w:r>
+        <w:t>________________________________________________________________</w:t>
+      </w:r>
+    </w:p>
+    <w:p>
+      <w:r>
+        <w:t>If you are unsure, return to the worked picture and explain one arrow. If you are ready, change an input or assumption and justify your prediction.</w:t>
+      </w:r>
+    </w:p>
+    <w:p>
+      <w:r>
+        <w:t>Save your workbook evidence. At the next review, try a different case before opening your old answer.</w:t>
       </w:r>
     </w:p>
     <w:sectPr>

--- a/downloads/student/ai-1-week-33.docx
+++ b/downloads/student/ai-1-week-33.docx
@@ -3816,6 +3816,207 @@
     <w:p>
       <w:r>
         <w:t>Save your workbook evidence. At the next review, try a different case before opening your old answer.</w:t>
+      </w:r>
+    </w:p>
+    <w:p>
+      <w:pPr>
+        <w:pStyle w:val="Heading1"/>
+      </w:pPr>
+      <w:r>
+        <w:t>17. Supported practice, repair and portfolio</w:t>
+      </w:r>
+    </w:p>
+    <w:p>
+      <w:r>
+        <w:t>Use this supported practice once, in the browser or on paper. Keep the reserved independent assessment for a separate first attempt before teacher feedback.</w:t>
+      </w:r>
+    </w:p>
+    <w:p>
+      <w:r>
+        <w:t>A fictional pencil-pouch finder has been run on four ordinary requests.</w:t>
+      </w:r>
+    </w:p>
+    <w:p>
+      <w:pPr>
+        <w:pStyle w:val="Heading3"/>
+      </w:pPr>
+      <w:r>
+        <w:t>Practice 1: explain the deciding evidence</w:t>
+      </w:r>
+    </w:p>
+    <w:p>
+      <w:r>
+        <w:t>Which labelled step matches this detail? Three of four routine cases pass; retain the failure.</w:t>
+      </w:r>
+    </w:p>
+    <w:p>
+      <w:r>
+        <w:t>1. Trace failure</w:t>
+      </w:r>
+    </w:p>
+    <w:p>
+      <w:r>
+        <w:t>2. Write expectations</w:t>
+      </w:r>
+    </w:p>
+    <w:p>
+      <w:r>
+        <w:t>3. Compare outputs</w:t>
+      </w:r>
+    </w:p>
+    <w:p>
+      <w:r>
+        <w:t>4. Report</w:t>
+      </w:r>
+    </w:p>
+    <w:p>
+      <w:pPr>
+        <w:pStyle w:val="Heading3"/>
+      </w:pPr>
+      <w:r>
+        <w:t>My selected conclusion, deciding fact and explanation</w:t>
+      </w:r>
+    </w:p>
+    <w:p>
+      <w:r>
+        <w:t>________________________________________________________________</w:t>
+      </w:r>
+    </w:p>
+    <w:p>
+      <w:r>
+        <w:t>________________________________________________________________</w:t>
+      </w:r>
+    </w:p>
+    <w:p>
+      <w:r>
+        <w:t>________________________________________________________________</w:t>
+      </w:r>
+    </w:p>
+    <w:p>
+      <w:r>
+        <w:t>________________________________________________________________</w:t>
+      </w:r>
+    </w:p>
+    <w:p>
+      <w:r>
+        <w:t>________________________________________________________________</w:t>
+      </w:r>
+    </w:p>
+    <w:p>
+      <w:r>
+        <w:t>Hint if needed: Read the steps in the pictorial case. Match the supplied detail to the stage that performs or records it.</w:t>
+      </w:r>
+    </w:p>
+    <w:p>
+      <w:r>
+        <w:t>After your attempt, compare with the supported explanation: Report Three of four routine cases pass; retain the failure. An ordinary case is not automatically correct. Define expected outputs from the contract before reading prototype outputs. Checking both selected ID and eligibility catches the wrong P1 suggestion. A no-match output can be a full pass when that is exactly what the valid request requires.</w:t>
+      </w:r>
+    </w:p>
+    <w:p>
+      <w:pPr>
+        <w:pStyle w:val="Heading3"/>
+      </w:pPr>
+      <w:r>
+        <w:t>Practice 2: explain the deciding evidence</w:t>
+      </w:r>
+    </w:p>
+    <w:p>
+      <w:r>
+        <w:t>Changed-case practice: Prototype reports none for request 6 instead of P1. Which conclusion is supported by the supplied facts?</w:t>
+      </w:r>
+    </w:p>
+    <w:p>
+      <w:r>
+        <w:t>1. We can decide the result without examining the changed input or the procedure.</w:t>
+      </w:r>
+    </w:p>
+    <w:p>
+      <w:r>
+        <w:t>2. That run still fails.</w:t>
+      </w:r>
+    </w:p>
+    <w:p>
+      <w:r>
+        <w:t>3. This one example guarantees correct results for every future input.</w:t>
+      </w:r>
+    </w:p>
+    <w:p>
+      <w:pPr>
+        <w:pStyle w:val="Heading3"/>
+      </w:pPr>
+      <w:r>
+        <w:t>My selected conclusion, deciding fact and explanation</w:t>
+      </w:r>
+    </w:p>
+    <w:p>
+      <w:r>
+        <w:t>________________________________________________________________</w:t>
+      </w:r>
+    </w:p>
+    <w:p>
+      <w:r>
+        <w:t>________________________________________________________________</w:t>
+      </w:r>
+    </w:p>
+    <w:p>
+      <w:r>
+        <w:t>________________________________________________________________</w:t>
+      </w:r>
+    </w:p>
+    <w:p>
+      <w:r>
+        <w:t>________________________________________________________________</w:t>
+      </w:r>
+    </w:p>
+    <w:p>
+      <w:r>
+        <w:t>________________________________________________________________</w:t>
+      </w:r>
+    </w:p>
+    <w:p>
+      <w:r>
+        <w:t>Hint if needed: Use the changed condition and the deciding step in the pictorial trace. The answer must say what follows from those facts.</w:t>
+      </w:r>
+    </w:p>
+    <w:p>
+      <w:r>
+        <w:t>After your attempt, compare with the supported explanation: That run still fails. P2 can hold 6, so none is also wrong under the first-fit rule.</w:t>
+      </w:r>
+    </w:p>
+    <w:p>
+      <w:pPr>
+        <w:pStyle w:val="Heading3"/>
+      </w:pPr>
+      <w:r>
+        <w:t>Repair a missing building block</w:t>
+      </w:r>
+    </w:p>
+    <w:p>
+      <w:r>
+        <w:t>Review Build a Paper Prototype (ai-1/32). Goal: Build a runnable paper prototype with explicit instructions and visible state. Short practice: What should appear in the test log before and after the repair?. Return to this week and explain what you changed.</w:t>
+      </w:r>
+    </w:p>
+    <w:p>
+      <w:r>
+        <w:t>Review Choose Inputs and Outputs (ai-1/30). Goal: Turn the project outcome into precise input and output requirements. Short practice: Trace requests 10 and blank. Why should they not receive the same explanation?. Return to this week and explain what you changed.</w:t>
+      </w:r>
+    </w:p>
+    <w:p>
+      <w:r>
+        <w:t>Review Verify Important Outputs (ai-1/27). Goal: Separate an answer into claims and connect each claim to relevant evidence. Short practice: Correct the draft and identify which part needs another source rather than a calculation.. Return to this week and explain what you changed.</w:t>
+      </w:r>
+    </w:p>
+    <w:p>
+      <w:pPr>
+        <w:pStyle w:val="Heading3"/>
+      </w:pPr>
+      <w:r>
+        <w:t>Keep your completed work</w:t>
+      </w:r>
+    </w:p>
+    <w:p>
+      <w:r>
+        <w:t>Use Download completed work in the hosted lesson to export your answers, reflections, practice feedback and code-run evidence. Open the HTML copy to read or print it. Drafts stay in this browser when storage is available; clear drafts on a shared device.</w:t>
       </w:r>
     </w:p>
     <w:sectPr>

--- a/downloads/student/ai-1-week-33.docx
+++ b/downloads/student/ai-1-week-33.docx
@@ -42,6 +42,11 @@
       </w:r>
     </w:p>
     <w:p>
+      <w:r>
+        <w:t>Start with the target: Plan routine cases with expected results derived from the requirements. Try the recall before opening notes.</w:t>
+      </w:r>
+    </w:p>
+    <w:p>
       <w:pPr>
         <w:pStyle w:val="Heading3"/>
       </w:pPr>
@@ -50,18 +55,72 @@
       </w:r>
     </w:p>
     <w:p>
-      <w:r>
-        <w:t>I can plan routine cases with expected results derived from the requirements.</w:t>
-      </w:r>
-    </w:p>
-    <w:p>
-      <w:r>
-        <w:t>I can compare a fixed prototype and manual baseline on the same requests.</w:t>
-      </w:r>
-    </w:p>
-    <w:p>
-      <w:r>
-        <w:t>I can report every result and explain what a small test set cannot establish.</w:t>
+      <w:pPr>
+        <w:spacing w:line="336" w:lineRule="auto" w:after="180"/>
+      </w:pPr>
+      <w:r>
+        <w:rPr>
+          <w:b w:val="0"/>
+        </w:rPr>
+        <w:t xml:space="preserve">I can plan routine cases with </w:t>
+      </w:r>
+      <w:r>
+        <w:rPr>
+          <w:b/>
+        </w:rPr>
+        <w:t>expected result</w:t>
+      </w:r>
+      <w:r>
+        <w:rPr>
+          <w:b w:val="0"/>
+        </w:rPr>
+        <w:t>s derived from the requirements.</w:t>
+      </w:r>
+    </w:p>
+    <w:p>
+      <w:pPr>
+        <w:spacing w:line="336" w:lineRule="auto" w:after="180"/>
+      </w:pPr>
+      <w:r>
+        <w:rPr>
+          <w:b w:val="0"/>
+        </w:rPr>
+        <w:t xml:space="preserve">I can compare a fixed prototype and manual </w:t>
+      </w:r>
+      <w:r>
+        <w:rPr>
+          <w:b/>
+        </w:rPr>
+        <w:t>baseline</w:t>
+      </w:r>
+      <w:r>
+        <w:rPr>
+          <w:b w:val="0"/>
+        </w:rPr>
+        <w:t xml:space="preserve"> on the same requests.</w:t>
+      </w:r>
+    </w:p>
+    <w:p>
+      <w:pPr>
+        <w:spacing w:line="336" w:lineRule="auto" w:after="180"/>
+      </w:pPr>
+      <w:r>
+        <w:rPr>
+          <w:b w:val="0"/>
+        </w:rPr>
+        <w:t xml:space="preserve">I can report every result and explain what a small </w:t>
+      </w:r>
+      <w:r>
+        <w:rPr>
+          <w:b/>
+        </w:rPr>
+        <w:t>test set</w:t>
+      </w:r>
+      <w:r>
+        <w:rPr>
+          <w:b w:val="0"/>
+        </w:rPr>
+        <w:t xml:space="preserve"> cannot establish.</w:t>
       </w:r>
     </w:p>
     <w:p>
@@ -73,32 +132,116 @@
       </w:r>
     </w:p>
     <w:p>
-      <w:r>
+      <w:pPr>
+        <w:spacing w:line="336" w:lineRule="auto" w:after="180"/>
+      </w:pPr>
+      <w:r>
+        <w:rPr>
+          <w:b w:val="0"/>
+        </w:rPr>
         <w:t>Close your notes first. A rough first answer helps us choose the right starting point; it is not a score for your ability.</w:t>
       </w:r>
     </w:p>
     <w:p>
-      <w:r>
+      <w:pPr>
+        <w:spacing w:line="336" w:lineRule="auto" w:after="180"/>
+      </w:pPr>
+      <w:r>
+        <w:rPr>
+          <w:b w:val="0"/>
+        </w:rPr>
         <w:t>Without opening the old lesson, explain one key idea from Build a Paper Prototype. Give an example and a mistake that the idea helps you avoid.</w:t>
       </w:r>
     </w:p>
     <w:p>
-      <w:r>
-        <w:t>Without opening the old lesson, explain one key idea from Choose Inputs and Outputs. Give an example and a mistake that the idea helps you avoid.</w:t>
-      </w:r>
-    </w:p>
-    <w:p>
-      <w:r>
-        <w:t>Without opening the old lesson, explain one key idea from Verify Important Outputs. Give an example and a mistake that the idea helps you avoid.</w:t>
-      </w:r>
-    </w:p>
-    <w:p>
-      <w:r>
-        <w:t>After trying, check the relevant lesson or ask your teacher. Change the part of your explanation that the evidence shows was wrong.</w:t>
-      </w:r>
-    </w:p>
-    <w:p>
-      <w:r>
+      <w:pPr>
+        <w:spacing w:line="336" w:lineRule="auto" w:after="180"/>
+      </w:pPr>
+      <w:r>
+        <w:rPr>
+          <w:b w:val="0"/>
+        </w:rPr>
+        <w:t xml:space="preserve">Without opening the old lesson, explain one key idea from Choose </w:t>
+      </w:r>
+      <w:r>
+        <w:rPr>
+          <w:b/>
+        </w:rPr>
+        <w:t>Input</w:t>
+      </w:r>
+      <w:r>
+        <w:rPr>
+          <w:b w:val="0"/>
+        </w:rPr>
+        <w:t xml:space="preserve">s and </w:t>
+      </w:r>
+      <w:r>
+        <w:rPr>
+          <w:b/>
+        </w:rPr>
+        <w:t>Output</w:t>
+      </w:r>
+      <w:r>
+        <w:rPr>
+          <w:b w:val="0"/>
+        </w:rPr>
+        <w:t>s. Give an example and a mistake that the idea helps you avoid.</w:t>
+      </w:r>
+    </w:p>
+    <w:p>
+      <w:pPr>
+        <w:spacing w:line="336" w:lineRule="auto" w:after="180"/>
+      </w:pPr>
+      <w:r>
+        <w:rPr>
+          <w:b w:val="0"/>
+        </w:rPr>
+        <w:t xml:space="preserve">Without opening the old lesson, explain one key idea from Verify Important </w:t>
+      </w:r>
+      <w:r>
+        <w:rPr>
+          <w:b/>
+        </w:rPr>
+        <w:t>Output</w:t>
+      </w:r>
+      <w:r>
+        <w:rPr>
+          <w:b w:val="0"/>
+        </w:rPr>
+        <w:t>s. Give an example and a mistake that the idea helps you avoid.</w:t>
+      </w:r>
+    </w:p>
+    <w:p>
+      <w:pPr>
+        <w:spacing w:line="336" w:lineRule="auto" w:after="180"/>
+      </w:pPr>
+      <w:r>
+        <w:rPr>
+          <w:b w:val="0"/>
+        </w:rPr>
+        <w:t xml:space="preserve">After trying, check the relevant lesson or ask your teacher. Change the part of your explanation that the </w:t>
+      </w:r>
+      <w:r>
+        <w:rPr>
+          <w:b/>
+        </w:rPr>
+        <w:t>evidence</w:t>
+      </w:r>
+      <w:r>
+        <w:rPr>
+          <w:b w:val="0"/>
+        </w:rPr>
+        <w:t xml:space="preserve"> shows was wrong.</w:t>
+      </w:r>
+    </w:p>
+    <w:p>
+      <w:pPr>
+        <w:spacing w:line="336" w:lineRule="auto" w:after="180"/>
+      </w:pPr>
+      <w:r>
+        <w:rPr>
+          <w:b w:val="0"/>
+        </w:rPr>
         <w:t>Repeated success on ordinary cases is necessary but not sufficient.</w:t>
       </w:r>
     </w:p>
@@ -139,12 +282,33 @@
       </w:r>
     </w:p>
     <w:p>
-      <w:r>
+      <w:pPr>
+        <w:pStyle w:val="Heading3"/>
+      </w:pPr>
+      <w:r>
+        <w:t>Your target</w:t>
+      </w:r>
+    </w:p>
+    <w:p>
+      <w:pPr>
+        <w:spacing w:line="336" w:lineRule="auto" w:after="180"/>
+        <w:shd w:fill="EDF7F3"/>
+      </w:pPr>
+      <w:r>
+        <w:rPr>
+          <w:b w:val="0"/>
+        </w:rPr>
         <w:t>LEARNING TARGET  A sorter passes five routine cases and fails one. A team removes the failure as 'unusual' and reports 100%. Correct the report and propose a next test.</w:t>
       </w:r>
     </w:p>
     <w:p>
-      <w:r>
+      <w:pPr>
+        <w:spacing w:line="336" w:lineRule="auto" w:after="180"/>
+      </w:pPr>
+      <w:r>
+        <w:rPr>
+          <w:b w:val="0"/>
+        </w:rPr>
         <w:t>Learner name:</w:t>
       </w:r>
     </w:p>
@@ -157,8 +321,27 @@
       </w:r>
     </w:p>
     <w:p>
-      <w:r>
-        <w:t>How does an expected result differ from an observed result, and why keep both when they disagree?</w:t>
+      <w:pPr>
+        <w:spacing w:line="336" w:lineRule="auto" w:after="180"/>
+        <w:shd w:fill="F5F1FB"/>
+      </w:pPr>
+      <w:r>
+        <w:rPr>
+          <w:b w:val="0"/>
+        </w:rPr>
+        <w:t xml:space="preserve">How does an </w:t>
+      </w:r>
+      <w:r>
+        <w:rPr>
+          <w:b/>
+        </w:rPr>
+        <w:t>expected result</w:t>
+      </w:r>
+      <w:r>
+        <w:rPr>
+          <w:b w:val="0"/>
+        </w:rPr>
+        <w:t xml:space="preserve"> differ from an observed result, and why keep both when they disagree?</w:t>
       </w:r>
     </w:p>
     <w:p>
@@ -170,7 +353,13 @@
       </w:r>
     </w:p>
     <w:p>
-      <w:r>
+      <w:pPr>
+        <w:spacing w:line="336" w:lineRule="auto" w:after="180"/>
+      </w:pPr>
+      <w:r>
+        <w:rPr>
+          <w:b w:val="0"/>
+        </w:rPr>
         <w:t>By the end, I can test routine cases against expectations and count full passes honestly.</w:t>
       </w:r>
     </w:p>
@@ -184,6 +373,17 @@
     </w:p>
     <w:p>
       <w:r>
+        <w:t>Investigate the supplied Test Normal Cases case. Separate observations, given facts and assumptions before choosing an explanation.</w:t>
+      </w:r>
+    </w:p>
+    <w:p>
+      <w:pPr>
+        <w:spacing w:line="336" w:lineRule="auto" w:after="180"/>
+      </w:pPr>
+      <w:r>
+        <w:rPr>
+          <w:b/>
+        </w:rPr>
         <w:t>PICTURE STORY</w:t>
       </w:r>
     </w:p>
@@ -196,8 +396,26 @@
       </w:r>
     </w:p>
     <w:p>
-      <w:r>
-        <w:t>Pictures give clues; evidence tells us what the clues mean.</w:t>
+      <w:pPr>
+        <w:spacing w:line="336" w:lineRule="auto" w:after="180"/>
+      </w:pPr>
+      <w:r>
+        <w:rPr>
+          <w:b w:val="0"/>
+        </w:rPr>
+        <w:t xml:space="preserve">Pictures give clues; </w:t>
+      </w:r>
+      <w:r>
+        <w:rPr>
+          <w:b/>
+        </w:rPr>
+        <w:t>evidence</w:t>
+      </w:r>
+      <w:r>
+        <w:rPr>
+          <w:b w:val="0"/>
+        </w:rPr>
+        <w:t xml:space="preserve"> tells us what the clues mean.</w:t>
       </w:r>
     </w:p>
     <w:p>
@@ -237,7 +455,22 @@
       </w:r>
     </w:p>
     <w:p>
-      <w:r>
+      <w:pPr>
+        <w:pStyle w:val="Heading3"/>
+      </w:pPr>
+      <w:r>
+        <w:t>Start with this puzzle</w:t>
+      </w:r>
+    </w:p>
+    <w:p>
+      <w:pPr>
+        <w:spacing w:line="336" w:lineRule="auto" w:after="180"/>
+        <w:shd w:fill="F1F6FC"/>
+      </w:pPr>
+      <w:r>
+        <w:rPr>
+          <w:b w:val="0"/>
+        </w:rPr>
         <w:t>MYSTERY  The sorter is tested on five common classroom items with expected bins written before each run.</w:t>
       </w:r>
     </w:p>
@@ -250,33 +483,106 @@
       </w:r>
     </w:p>
     <w:p>
-      <w:r>
+      <w:pPr>
+        <w:spacing w:line="336" w:lineRule="auto" w:after="180"/>
+      </w:pPr>
+      <w:r>
+        <w:rPr>
+          <w:b w:val="0"/>
+        </w:rPr>
         <w:t>Name three visible details without explaining them yet.</w:t>
       </w:r>
     </w:p>
     <w:p>
-      <w:r>
+      <w:pPr>
+        <w:spacing w:line="336" w:lineRule="auto" w:after="180"/>
+      </w:pPr>
+      <w:r>
+        <w:rPr>
+          <w:b w:val="0"/>
+        </w:rPr>
         <w:t>Circle the detail most connected to the system's decision.</w:t>
       </w:r>
     </w:p>
     <w:p>
-      <w:r>
+      <w:pPr>
+        <w:spacing w:line="336" w:lineRule="auto" w:after="180"/>
+      </w:pPr>
+      <w:r>
+        <w:rPr>
+          <w:b w:val="0"/>
+        </w:rPr>
         <w:t>Name one detail that may be decoration or distraction.</w:t>
       </w:r>
     </w:p>
     <w:p>
-      <w:r>
-        <w:t>Make a first prediction and state the clue that supports it.</w:t>
-      </w:r>
-    </w:p>
-    <w:p>
-      <w:r>
-        <w:t>My observations, prediction, and evidence:</w:t>
-      </w:r>
-    </w:p>
-    <w:p>
-      <w:r>
-        <w:t>GOOD THINKING  A prediction can change when stronger evidence appears.</w:t>
+      <w:pPr>
+        <w:spacing w:line="336" w:lineRule="auto" w:after="180"/>
+      </w:pPr>
+      <w:r>
+        <w:rPr>
+          <w:b w:val="0"/>
+        </w:rPr>
+        <w:t xml:space="preserve">Make a first </w:t>
+      </w:r>
+      <w:r>
+        <w:rPr>
+          <w:b/>
+        </w:rPr>
+        <w:t>prediction</w:t>
+      </w:r>
+      <w:r>
+        <w:rPr>
+          <w:b w:val="0"/>
+        </w:rPr>
+        <w:t xml:space="preserve"> and state the clue that supports it.</w:t>
+      </w:r>
+    </w:p>
+    <w:p>
+      <w:pPr>
+        <w:spacing w:line="336" w:lineRule="auto" w:after="180"/>
+      </w:pPr>
+      <w:r>
+        <w:rPr>
+          <w:b w:val="0"/>
+        </w:rPr>
+        <w:t xml:space="preserve">My </w:t>
+      </w:r>
+      <w:r>
+        <w:rPr>
+          <w:b/>
+        </w:rPr>
+        <w:t>observation</w:t>
+      </w:r>
+      <w:r>
+        <w:rPr>
+          <w:b w:val="0"/>
+        </w:rPr>
+        <w:t xml:space="preserve">s, </w:t>
+      </w:r>
+      <w:r>
+        <w:rPr>
+          <w:b/>
+        </w:rPr>
+        <w:t>prediction</w:t>
+      </w:r>
+      <w:r>
+        <w:rPr>
+          <w:b w:val="0"/>
+        </w:rPr>
+        <w:t xml:space="preserve">, and </w:t>
+      </w:r>
+      <w:r>
+        <w:rPr>
+          <w:b/>
+        </w:rPr>
+        <w:t>evidence</w:t>
+      </w:r>
+      <w:r>
+        <w:rPr>
+          <w:b w:val="0"/>
+        </w:rPr>
+        <w:t>:</w:t>
       </w:r>
     </w:p>
     <w:p>
@@ -284,22 +590,199 @@
         <w:pStyle w:val="Heading3"/>
       </w:pPr>
       <w:r>
+        <w:t>Thinking habit</w:t>
+      </w:r>
+    </w:p>
+    <w:p>
+      <w:pPr>
+        <w:spacing w:line="336" w:lineRule="auto" w:after="180"/>
+        <w:shd w:fill="EDF7F3"/>
+      </w:pPr>
+      <w:r>
+        <w:rPr>
+          <w:b w:val="0"/>
+        </w:rPr>
+        <w:t xml:space="preserve">GOOD THINKING  A </w:t>
+      </w:r>
+      <w:r>
+        <w:rPr>
+          <w:b/>
+        </w:rPr>
+        <w:t>prediction</w:t>
+      </w:r>
+      <w:r>
+        <w:rPr>
+          <w:b w:val="0"/>
+        </w:rPr>
+        <w:t xml:space="preserve"> can change when stronger </w:t>
+      </w:r>
+      <w:r>
+        <w:rPr>
+          <w:b/>
+        </w:rPr>
+        <w:t>evidence</w:t>
+      </w:r>
+      <w:r>
+        <w:rPr>
+          <w:b w:val="0"/>
+        </w:rPr>
+        <w:t xml:space="preserve"> appears.</w:t>
+      </w:r>
+    </w:p>
+    <w:p>
+      <w:pPr>
+        <w:pStyle w:val="Heading3"/>
+      </w:pPr>
+      <w:r>
         <w:t>A closer explanation</w:t>
       </w:r>
     </w:p>
     <w:p>
-      <w:r>
-        <w:t>This week you will turn separate paper traces into a test record. Choose several ordinary requests, write the required answers first, then run the same saved prototype on every request. Testing is useful when it can reveal a mistake, so keep failures as carefully as successes. A demonstration chosen because it works is not a complete evaluation.</w:t>
-      </w:r>
-    </w:p>
-    <w:p>
-      <w:r>
-        <w:t>Use catalogue B version 1 in order: B1 Bookmark drawing, 10 minutes, quiet Yes; B2 Story circle, 8 minutes, quiet No; B3 Pattern puzzle, 12 minutes, quiet Yes; B4 Tower challenge, 15 minutes, quiet No. These fictional values assume materials are available. Inputs are whole minutes from 0 to 30 and Quiet required Yes or No. Time must fit AND either quiet is not required or the activity is quiet. No allows either kind. Select the first fit with a correct reason; otherwise report no match. Missing or invalid input requires clarification. No booking or publishing takes place.</w:t>
-      </w:r>
-    </w:p>
-    <w:p>
-      <w:r>
-        <w:t>Keep the P1 version 1 instructions from Week 32: validate and stop with clarification if input is invalid; otherwise start at B1, check both conditions, suggest the first passing row and stop. After a failure advance one row; report no match only after all rows fail. Reset to validation and B1 for each new valid request. The manual baseline marks every row against both conditions and selects the first fit. Both methods must follow the same contract.</w:t>
+      <w:pPr>
+        <w:spacing w:line="336" w:lineRule="auto" w:after="180"/>
+      </w:pPr>
+      <w:r>
+        <w:rPr>
+          <w:b w:val="0"/>
+        </w:rPr>
+        <w:t>This week you will turn separate paper traces into a test record. Choose several ordinary requests, write the required answers first, then run the same saved prototype on every request.</w:t>
+      </w:r>
+    </w:p>
+    <w:p>
+      <w:pPr>
+        <w:spacing w:line="336" w:lineRule="auto" w:after="180"/>
+      </w:pPr>
+      <w:r>
+        <w:rPr>
+          <w:b w:val="0"/>
+        </w:rPr>
+        <w:t>Testing is useful when it can reveal a mistake, so keep failures as carefully as successes. A demonstration chosen because it works is not a complete evaluation.</w:t>
+      </w:r>
+    </w:p>
+    <w:p>
+      <w:pPr>
+        <w:spacing w:line="336" w:lineRule="auto" w:after="180"/>
+      </w:pPr>
+      <w:r>
+        <w:rPr>
+          <w:b w:val="0"/>
+        </w:rPr>
+        <w:t xml:space="preserve">Use catalogue B version 1 in order: B1 Bookmark drawing, 10 minutes, quiet Yes; B2 Story circle, 8 minutes, quiet No; B3 Pattern puzzle, </w:t>
+      </w:r>
+      <w:r>
+        <w:rPr>
+          <w:b/>
+        </w:rPr>
+        <w:t>12 minutes</w:t>
+      </w:r>
+      <w:r>
+        <w:rPr>
+          <w:b w:val="0"/>
+        </w:rPr>
+        <w:t>, quiet Yes; B4 Tower challenge, 15 minutes, quiet No.</w:t>
+      </w:r>
+    </w:p>
+    <w:p>
+      <w:pPr>
+        <w:spacing w:line="336" w:lineRule="auto" w:after="180"/>
+      </w:pPr>
+      <w:r>
+        <w:rPr>
+          <w:b w:val="0"/>
+        </w:rPr>
+        <w:t xml:space="preserve">These fictional values assume materials are available. </w:t>
+      </w:r>
+      <w:r>
+        <w:rPr>
+          <w:b/>
+        </w:rPr>
+        <w:t>Input</w:t>
+      </w:r>
+      <w:r>
+        <w:rPr>
+          <w:b w:val="0"/>
+        </w:rPr>
+        <w:t>s are whole minutes from 0 to 30 and Quiet required Yes or No. Time must fit AND either quiet is not required or the activity is quiet. No allows either kind.</w:t>
+      </w:r>
+    </w:p>
+    <w:p>
+      <w:pPr>
+        <w:spacing w:line="336" w:lineRule="auto" w:after="180"/>
+      </w:pPr>
+      <w:r>
+        <w:rPr>
+          <w:b w:val="0"/>
+        </w:rPr>
+        <w:t xml:space="preserve">Select the first fit with a correct reason; otherwise report no match. Missing or invalid </w:t>
+      </w:r>
+      <w:r>
+        <w:rPr>
+          <w:b/>
+        </w:rPr>
+        <w:t>input</w:t>
+      </w:r>
+      <w:r>
+        <w:rPr>
+          <w:b w:val="0"/>
+        </w:rPr>
+        <w:t xml:space="preserve"> requires clarification. No booking or publishing takes place.</w:t>
+      </w:r>
+    </w:p>
+    <w:p>
+      <w:pPr>
+        <w:spacing w:line="336" w:lineRule="auto" w:after="180"/>
+      </w:pPr>
+      <w:r>
+        <w:rPr>
+          <w:b w:val="0"/>
+        </w:rPr>
+        <w:t xml:space="preserve">Keep the P1 version 1 instructions from Week 32: validate and stop with clarification if </w:t>
+      </w:r>
+      <w:r>
+        <w:rPr>
+          <w:b/>
+        </w:rPr>
+        <w:t>input</w:t>
+      </w:r>
+      <w:r>
+        <w:rPr>
+          <w:b w:val="0"/>
+        </w:rPr>
+        <w:t xml:space="preserve"> is invalid; otherwise start at B1, check both conditions, suggest the first passing row and stop.</w:t>
+      </w:r>
+    </w:p>
+    <w:p>
+      <w:pPr>
+        <w:spacing w:line="336" w:lineRule="auto" w:after="180"/>
+      </w:pPr>
+      <w:r>
+        <w:rPr>
+          <w:b w:val="0"/>
+        </w:rPr>
+        <w:t xml:space="preserve">After a failure advance one row; report no match only after all rows fail. Reset to validation and B1 for each new valid request. The manual </w:t>
+      </w:r>
+      <w:r>
+        <w:rPr>
+          <w:b/>
+        </w:rPr>
+        <w:t>baseline</w:t>
+      </w:r>
+      <w:r>
+        <w:rPr>
+          <w:b w:val="0"/>
+        </w:rPr>
+        <w:t xml:space="preserve"> marks every row against both conditions and selects the first fit.</w:t>
+      </w:r>
+    </w:p>
+    <w:p>
+      <w:pPr>
+        <w:spacing w:line="336" w:lineRule="auto" w:after="180"/>
+      </w:pPr>
+      <w:r>
+        <w:rPr>
+          <w:b w:val="0"/>
+        </w:rPr>
+        <w:t>Both methods must follow the same contract.</w:t>
       </w:r>
     </w:p>
     <w:p>
@@ -312,7 +795,24 @@
     </w:p>
     <w:p>
       <w:r>
-        <w:t>VISUAL MECHANISM</w:t>
+        <w:t>Follow the mechanism for Test Normal Cases. Connect each labelled input, deciding step and result.</w:t>
+      </w:r>
+    </w:p>
+    <w:p>
+      <w:pPr>
+        <w:spacing w:line="336" w:lineRule="auto" w:after="180"/>
+      </w:pPr>
+      <w:r>
+        <w:rPr>
+          <w:b/>
+        </w:rPr>
+        <w:t xml:space="preserve">VISUAL </w:t>
+      </w:r>
+      <w:r>
+        <w:rPr>
+          <w:b/>
+        </w:rPr>
+        <w:t>MECHANISM</w:t>
       </w:r>
     </w:p>
     <w:p>
@@ -324,7 +824,13 @@
       </w:r>
     </w:p>
     <w:p>
-      <w:r>
+      <w:pPr>
+        <w:spacing w:line="336" w:lineRule="auto" w:after="180"/>
+      </w:pPr>
+      <w:r>
+        <w:rPr>
+          <w:b w:val="0"/>
+        </w:rPr>
         <w:t>Follow the information instead of imagining magic inside the machine.</w:t>
       </w:r>
     </w:p>
@@ -437,32 +943,170 @@
       </w:r>
     </w:p>
     <w:p>
-      <w:r>
-        <w:t>INPUT  planned test input and expected result</w:t>
-      </w:r>
-    </w:p>
-    <w:p>
-      <w:r>
-        <w:t>PROCESS  run unchanged prototype and observe</w:t>
-      </w:r>
-    </w:p>
-    <w:p>
-      <w:r>
-        <w:t>OUTPUT  actual result, pass/fail, and notes</w:t>
-      </w:r>
-    </w:p>
-    <w:p>
-      <w:r>
+      <w:pPr>
+        <w:spacing w:line="336" w:lineRule="auto" w:after="180"/>
+      </w:pPr>
+      <w:r>
+        <w:rPr>
+          <w:b/>
+        </w:rPr>
+        <w:t>INPUT</w:t>
+      </w:r>
+      <w:r>
+        <w:rPr>
+          <w:b w:val="0"/>
+        </w:rPr>
+        <w:t xml:space="preserve">  planned test </w:t>
+      </w:r>
+      <w:r>
+        <w:rPr>
+          <w:b/>
+        </w:rPr>
+        <w:t>input</w:t>
+      </w:r>
+      <w:r>
+        <w:rPr>
+          <w:b w:val="0"/>
+        </w:rPr>
+        <w:t xml:space="preserve"> and </w:t>
+      </w:r>
+      <w:r>
+        <w:rPr>
+          <w:b/>
+        </w:rPr>
+        <w:t>expected result</w:t>
+      </w:r>
+    </w:p>
+    <w:p>
+      <w:pPr>
+        <w:spacing w:line="336" w:lineRule="auto" w:after="180"/>
+      </w:pPr>
+      <w:r>
+        <w:rPr>
+          <w:b/>
+        </w:rPr>
+        <w:t>PROCESS</w:t>
+      </w:r>
+      <w:r>
+        <w:rPr>
+          <w:b w:val="0"/>
+        </w:rPr>
+        <w:t xml:space="preserve">  run unchanged prototype and observe</w:t>
+      </w:r>
+    </w:p>
+    <w:p>
+      <w:pPr>
+        <w:spacing w:line="336" w:lineRule="auto" w:after="180"/>
+      </w:pPr>
+      <w:r>
+        <w:rPr>
+          <w:b/>
+        </w:rPr>
+        <w:t>OUTPUT</w:t>
+      </w:r>
+      <w:r>
+        <w:rPr>
+          <w:b w:val="0"/>
+        </w:rPr>
+        <w:t xml:space="preserve">  </w:t>
+      </w:r>
+      <w:r>
+        <w:rPr>
+          <w:b/>
+        </w:rPr>
+        <w:t>actual result</w:t>
+      </w:r>
+      <w:r>
+        <w:rPr>
+          <w:b w:val="0"/>
+        </w:rPr>
+        <w:t>, pass/fail, and notes</w:t>
+      </w:r>
+    </w:p>
+    <w:p>
+      <w:pPr>
+        <w:pStyle w:val="Heading3"/>
+      </w:pPr>
+      <w:r>
+        <w:t>Key idea</w:t>
+      </w:r>
+    </w:p>
+    <w:p>
+      <w:pPr>
+        <w:spacing w:line="336" w:lineRule="auto" w:after="180"/>
+        <w:shd w:fill="EDF7F3"/>
+      </w:pPr>
+      <w:r>
+        <w:rPr>
+          <w:b w:val="0"/>
+        </w:rPr>
         <w:t>CORE IDEA  Repeated success on ordinary cases is necessary but not sufficient.</w:t>
       </w:r>
     </w:p>
     <w:p>
-      <w:r>
-        <w:t>UNDER THE HOOD  A test case includes input, setup, expected behavior, actual behavior, and result. Precommitting expectations reduces hindsight bias. Repeated normal tests establish basic reliability but say little about uncommon conditions.</w:t>
-      </w:r>
-    </w:p>
-    <w:p>
-      <w:r>
+      <w:pPr>
+        <w:pStyle w:val="Heading3"/>
+      </w:pPr>
+      <w:r>
+        <w:t>How the mechanism works</w:t>
+      </w:r>
+    </w:p>
+    <w:p>
+      <w:pPr>
+        <w:spacing w:line="336" w:lineRule="auto" w:after="180"/>
+        <w:shd w:fill="F1F6F8"/>
+      </w:pPr>
+      <w:r>
+        <w:rPr>
+          <w:b w:val="0"/>
+        </w:rPr>
+        <w:t xml:space="preserve">UNDER THE HOOD  A </w:t>
+      </w:r>
+      <w:r>
+        <w:rPr>
+          <w:b/>
+        </w:rPr>
+        <w:t>test case</w:t>
+      </w:r>
+      <w:r>
+        <w:rPr>
+          <w:b w:val="0"/>
+        </w:rPr>
+        <w:t xml:space="preserve"> includes </w:t>
+      </w:r>
+      <w:r>
+        <w:rPr>
+          <w:b/>
+        </w:rPr>
+        <w:t>input</w:t>
+      </w:r>
+      <w:r>
+        <w:rPr>
+          <w:b w:val="0"/>
+        </w:rPr>
+        <w:t>, setup, expected behavior, actual behavior, and result. Precommitting expectations reduces hindsight bias.</w:t>
+      </w:r>
+    </w:p>
+    <w:p>
+      <w:pPr>
+        <w:spacing w:line="336" w:lineRule="auto" w:after="180"/>
+        <w:shd w:fill="F1F6F8"/>
+      </w:pPr>
+      <w:r>
+        <w:rPr>
+          <w:b w:val="0"/>
+        </w:rPr>
+        <w:t>Repeated normal tests establish basic reliability but say little about uncommon conditions.</w:t>
+      </w:r>
+    </w:p>
+    <w:p>
+      <w:pPr>
+        <w:spacing w:line="336" w:lineRule="auto" w:after="180"/>
+      </w:pPr>
+      <w:r>
+        <w:rPr>
+          <w:b w:val="0"/>
+        </w:rPr>
         <w:t>Draw a fresh example with all three stages:</w:t>
       </w:r>
     </w:p>
@@ -631,13 +1275,130 @@
       </w:r>
     </w:p>
     <w:p>
-      <w:r>
-        <w:t>Give each case an ID. Record its exact input, purpose, expected output and expected explanation before running it. Then add observed output, observed explanation, pass or fail, and a trace reference. Put the prototype version, catalogue version and baseline method at the top of the sheet. A pass needs the correct result and a reason supported by the checked conditions; the right activity with a false reason is not a full pass.</w:t>
-      </w:r>
-    </w:p>
-    <w:p>
-      <w:r>
-        <w:t>Our routine set R contains four valid requests. R1 is 11 minutes Yes, checking an early quiet match. R2 is 9 minutes No, checking that the search reaches a later fitting row. R3 is 6 minutes No, checking that a valid request can exhaust the list. R4 is 9 minutes Yes, checking that a time fit alone is insufficient. These cases do not cover every accepted input or validation error.</w:t>
+      <w:pPr>
+        <w:spacing w:line="336" w:lineRule="auto" w:after="180"/>
+      </w:pPr>
+      <w:r>
+        <w:rPr>
+          <w:b w:val="0"/>
+        </w:rPr>
+        <w:t xml:space="preserve">Give each case an ID. Record its exact </w:t>
+      </w:r>
+      <w:r>
+        <w:rPr>
+          <w:b/>
+        </w:rPr>
+        <w:t>input</w:t>
+      </w:r>
+      <w:r>
+        <w:rPr>
+          <w:b w:val="0"/>
+        </w:rPr>
+        <w:t xml:space="preserve">, purpose, expected </w:t>
+      </w:r>
+      <w:r>
+        <w:rPr>
+          <w:b/>
+        </w:rPr>
+        <w:t>output</w:t>
+      </w:r>
+      <w:r>
+        <w:rPr>
+          <w:b w:val="0"/>
+        </w:rPr>
+        <w:t xml:space="preserve"> and expected explanation before running it. Then add observed </w:t>
+      </w:r>
+      <w:r>
+        <w:rPr>
+          <w:b/>
+        </w:rPr>
+        <w:t>output</w:t>
+      </w:r>
+      <w:r>
+        <w:rPr>
+          <w:b w:val="0"/>
+        </w:rPr>
+        <w:t>, observed explanation, pass or fail, and a trace reference.</w:t>
+      </w:r>
+    </w:p>
+    <w:p>
+      <w:pPr>
+        <w:spacing w:line="336" w:lineRule="auto" w:after="180"/>
+      </w:pPr>
+      <w:r>
+        <w:rPr>
+          <w:b w:val="0"/>
+        </w:rPr>
+        <w:t xml:space="preserve">Put the prototype version, catalogue version and </w:t>
+      </w:r>
+      <w:r>
+        <w:rPr>
+          <w:b/>
+        </w:rPr>
+        <w:t>baseline</w:t>
+      </w:r>
+      <w:r>
+        <w:rPr>
+          <w:b w:val="0"/>
+        </w:rPr>
+        <w:t xml:space="preserve"> method at the top of the sheet.</w:t>
+      </w:r>
+    </w:p>
+    <w:p>
+      <w:pPr>
+        <w:spacing w:line="336" w:lineRule="auto" w:after="180"/>
+      </w:pPr>
+      <w:r>
+        <w:rPr>
+          <w:b w:val="0"/>
+        </w:rPr>
+        <w:t>A pass needs the correct result and a reason supported by the checked conditions; the right activity with a false reason is not a full pass.</w:t>
+      </w:r>
+    </w:p>
+    <w:p>
+      <w:pPr>
+        <w:spacing w:line="336" w:lineRule="auto" w:after="180"/>
+      </w:pPr>
+      <w:r>
+        <w:rPr>
+          <w:b w:val="0"/>
+        </w:rPr>
+        <w:t xml:space="preserve">Our routine set R contains four valid requests. R1 is 11 minutes Yes, checking an early quiet match. R2 is 9 minutes No, checking that the search reaches a later </w:t>
+      </w:r>
+      <w:r>
+        <w:rPr>
+          <w:b/>
+        </w:rPr>
+        <w:t>fitting</w:t>
+      </w:r>
+      <w:r>
+        <w:rPr>
+          <w:b w:val="0"/>
+        </w:rPr>
+        <w:t xml:space="preserve"> row.</w:t>
+      </w:r>
+    </w:p>
+    <w:p>
+      <w:pPr>
+        <w:spacing w:line="336" w:lineRule="auto" w:after="180"/>
+      </w:pPr>
+      <w:r>
+        <w:rPr>
+          <w:b w:val="0"/>
+        </w:rPr>
+        <w:t xml:space="preserve">R3 is 6 minutes No, checking that a valid request can exhaust the list. R4 is 9 minutes Yes, checking that a time fit alone is insufficient. These cases do not cover every accepted </w:t>
+      </w:r>
+      <w:r>
+        <w:rPr>
+          <w:b/>
+        </w:rPr>
+        <w:t>input</w:t>
+      </w:r>
+      <w:r>
+        <w:rPr>
+          <w:b w:val="0"/>
+        </w:rPr>
+        <w:t xml:space="preserve"> or validation error.</w:t>
       </w:r>
     </w:p>
     <w:p>
@@ -649,8 +1410,26 @@
       </w:r>
     </w:p>
     <w:p>
-      <w:r>
-        <w:t>Point to the input, the deciding step and the result in this week’s visual. Explain the same step in ordinary words. A picture helps when you can say what each part represents.</w:t>
+      <w:pPr>
+        <w:spacing w:line="336" w:lineRule="auto" w:after="180"/>
+      </w:pPr>
+      <w:r>
+        <w:rPr>
+          <w:b w:val="0"/>
+        </w:rPr>
+        <w:t xml:space="preserve">Point to the </w:t>
+      </w:r>
+      <w:r>
+        <w:rPr>
+          <w:b/>
+        </w:rPr>
+        <w:t>input</w:t>
+      </w:r>
+      <w:r>
+        <w:rPr>
+          <w:b w:val="0"/>
+        </w:rPr>
+        <w:t>, the deciding step and the result in this week’s visual. Explain the same step in ordinary words. A picture helps when you can say what each part represents.</w:t>
       </w:r>
     </w:p>
     <w:p>
@@ -663,6 +1442,17 @@
     </w:p>
     <w:p>
       <w:r>
+        <w:t>Compare the supplied cases for Test Normal Cases. Identify the detail that changes the conclusion.</w:t>
+      </w:r>
+    </w:p>
+    <w:p>
+      <w:pPr>
+        <w:spacing w:line="336" w:lineRule="auto" w:after="180"/>
+      </w:pPr>
+      <w:r>
+        <w:rPr>
+          <w:b/>
+        </w:rPr>
         <w:t>PICTURE GALLERY</w:t>
       </w:r>
     </w:p>
@@ -675,8 +1465,26 @@
       </w:r>
     </w:p>
     <w:p>
-      <w:r>
-        <w:t>Use the visual cue, then read the evidence carefully.</w:t>
+      <w:pPr>
+        <w:spacing w:line="336" w:lineRule="auto" w:after="180"/>
+      </w:pPr>
+      <w:r>
+        <w:rPr>
+          <w:b w:val="0"/>
+        </w:rPr>
+        <w:t xml:space="preserve">Use the visual cue, then read the </w:t>
+      </w:r>
+      <w:r>
+        <w:rPr>
+          <w:b/>
+        </w:rPr>
+        <w:t>evidence</w:t>
+      </w:r>
+      <w:r>
+        <w:rPr>
+          <w:b w:val="0"/>
+        </w:rPr>
+        <w:t xml:space="preserve"> carefully.</w:t>
       </w:r>
     </w:p>
     <w:p>
@@ -824,55 +1632,248 @@
       </w:r>
     </w:p>
     <w:p>
-      <w:r>
+      <w:pPr>
+        <w:pStyle w:val="Heading3"/>
+      </w:pPr>
+      <w:r>
+        <w:t>The case to investigate</w:t>
+      </w:r>
+    </w:p>
+    <w:p>
+      <w:pPr>
+        <w:spacing w:line="336" w:lineRule="auto" w:after="180"/>
+        <w:shd w:fill="F1F6FC"/>
+      </w:pPr>
+      <w:r>
+        <w:rPr>
+          <w:b w:val="0"/>
+        </w:rPr>
         <w:t>CASE 1 — Pencil  Clue: common clear item. Meaning: normal case.</w:t>
       </w:r>
     </w:p>
     <w:p>
-      <w:r>
+      <w:pPr>
+        <w:pStyle w:val="Heading3"/>
+      </w:pPr>
+      <w:r>
+        <w:t>The case to investigate</w:t>
+      </w:r>
+    </w:p>
+    <w:p>
+      <w:pPr>
+        <w:spacing w:line="336" w:lineRule="auto" w:after="180"/>
+        <w:shd w:fill="F1F6FC"/>
+      </w:pPr>
+      <w:r>
+        <w:rPr>
+          <w:b w:val="0"/>
+        </w:rPr>
         <w:t>CASE 2 — Notebook  Clue: common clear item. Meaning: normal case.</w:t>
       </w:r>
     </w:p>
     <w:p>
-      <w:r>
-        <w:t>CASE 3 — Expected written later  Clue: changed after result. Meaning: weak evidence.</w:t>
-      </w:r>
-    </w:p>
-    <w:p>
-      <w:r>
-        <w:t>CASE 4 — Same process each run  Clue: controlled setup. Meaning: reproducible.</w:t>
-      </w:r>
-    </w:p>
-    <w:p>
-      <w:r>
-        <w:t>BOUNDARY  Do not change the prototype halfway through a test set and combine results as if one version was tested.</w:t>
-      </w:r>
-    </w:p>
-    <w:p>
-      <w:r>
-        <w:t>Which two pictures are easiest to confuse? What evidence separates them?</w:t>
-      </w:r>
-    </w:p>
-    <w:p>
       <w:pPr>
         <w:pStyle w:val="Heading3"/>
       </w:pPr>
       <w:r>
+        <w:t>The case to investigate</w:t>
+      </w:r>
+    </w:p>
+    <w:p>
+      <w:pPr>
+        <w:spacing w:line="336" w:lineRule="auto" w:after="180"/>
+        <w:shd w:fill="F1F6FC"/>
+      </w:pPr>
+      <w:r>
+        <w:rPr>
+          <w:b w:val="0"/>
+        </w:rPr>
+        <w:t xml:space="preserve">CASE 3 — Expected written later  Clue: changed after result. Meaning: weak </w:t>
+      </w:r>
+      <w:r>
+        <w:rPr>
+          <w:b/>
+        </w:rPr>
+        <w:t>evidence</w:t>
+      </w:r>
+      <w:r>
+        <w:rPr>
+          <w:b w:val="0"/>
+        </w:rPr>
+        <w:t>.</w:t>
+      </w:r>
+    </w:p>
+    <w:p>
+      <w:pPr>
+        <w:pStyle w:val="Heading3"/>
+      </w:pPr>
+      <w:r>
+        <w:t>The case to investigate</w:t>
+      </w:r>
+    </w:p>
+    <w:p>
+      <w:pPr>
+        <w:spacing w:line="336" w:lineRule="auto" w:after="180"/>
+        <w:shd w:fill="F1F6FC"/>
+      </w:pPr>
+      <w:r>
+        <w:rPr>
+          <w:b w:val="0"/>
+        </w:rPr>
+        <w:t xml:space="preserve">CASE 4 — Same </w:t>
+      </w:r>
+      <w:r>
+        <w:rPr>
+          <w:b/>
+        </w:rPr>
+        <w:t>process</w:t>
+      </w:r>
+      <w:r>
+        <w:rPr>
+          <w:b w:val="0"/>
+        </w:rPr>
+        <w:t xml:space="preserve"> each run  Clue: controlled setup. Meaning: </w:t>
+      </w:r>
+      <w:r>
+        <w:rPr>
+          <w:b/>
+        </w:rPr>
+        <w:t>reproducible</w:t>
+      </w:r>
+      <w:r>
+        <w:rPr>
+          <w:b w:val="0"/>
+        </w:rPr>
+        <w:t>.</w:t>
+      </w:r>
+    </w:p>
+    <w:p>
+      <w:pPr>
+        <w:pStyle w:val="Heading3"/>
+      </w:pPr>
+      <w:r>
+        <w:t>Keep this boundary clear</w:t>
+      </w:r>
+    </w:p>
+    <w:p>
+      <w:pPr>
+        <w:spacing w:line="336" w:lineRule="auto" w:after="180"/>
+        <w:shd w:fill="FFF5E6"/>
+      </w:pPr>
+      <w:r>
+        <w:rPr>
+          <w:b w:val="0"/>
+        </w:rPr>
+        <w:t xml:space="preserve">BOUNDARY  Do not change the prototype halfway through a </w:t>
+      </w:r>
+      <w:r>
+        <w:rPr>
+          <w:b/>
+        </w:rPr>
+        <w:t>test set</w:t>
+      </w:r>
+      <w:r>
+        <w:rPr>
+          <w:b w:val="0"/>
+        </w:rPr>
+        <w:t xml:space="preserve"> and combine results as if one version was tested.</w:t>
+      </w:r>
+    </w:p>
+    <w:p>
+      <w:pPr>
+        <w:spacing w:line="336" w:lineRule="auto" w:after="180"/>
+        <w:shd w:fill="F5F1FB"/>
+      </w:pPr>
+      <w:r>
+        <w:rPr>
+          <w:b w:val="0"/>
+        </w:rPr>
+        <w:t xml:space="preserve">Which two pictures are easiest to confuse? What </w:t>
+      </w:r>
+      <w:r>
+        <w:rPr>
+          <w:b/>
+        </w:rPr>
+        <w:t>evidence</w:t>
+      </w:r>
+      <w:r>
+        <w:rPr>
+          <w:b w:val="0"/>
+        </w:rPr>
+        <w:t xml:space="preserve"> separates them?</w:t>
+      </w:r>
+    </w:p>
+    <w:p>
+      <w:pPr>
+        <w:pStyle w:val="Heading3"/>
+      </w:pPr>
+      <w:r>
         <w:t>Change one thing in the pictured case</w:t>
       </w:r>
     </w:p>
     <w:p>
-      <w:r>
+      <w:pPr>
+        <w:pStyle w:val="Heading3"/>
+      </w:pPr>
+      <w:r>
+        <w:t>Change one thing</w:t>
+      </w:r>
+    </w:p>
+    <w:p>
+      <w:pPr>
+        <w:spacing w:line="336" w:lineRule="auto" w:after="180"/>
+        <w:shd w:fill="F5F1FB"/>
+      </w:pPr>
+      <w:r>
+        <w:rPr>
+          <w:b w:val="0"/>
+        </w:rPr>
         <w:t>Change: Prototype reports none for request 6 instead of P1.</w:t>
       </w:r>
     </w:p>
     <w:p>
-      <w:r>
-        <w:t>Prediction: That run still fails.</w:t>
-      </w:r>
-    </w:p>
-    <w:p>
-      <w:r>
+      <w:pPr>
+        <w:pStyle w:val="Heading3"/>
+      </w:pPr>
+      <w:r>
+        <w:t>Predicted result</w:t>
+      </w:r>
+    </w:p>
+    <w:p>
+      <w:pPr>
+        <w:spacing w:line="336" w:lineRule="auto" w:after="180"/>
+        <w:shd w:fill="F1F6FC"/>
+      </w:pPr>
+      <w:r>
+        <w:rPr>
+          <w:b/>
+        </w:rPr>
+        <w:t>Prediction</w:t>
+      </w:r>
+      <w:r>
+        <w:rPr>
+          <w:b w:val="0"/>
+        </w:rPr>
+        <w:t>: That run still fails.</w:t>
+      </w:r>
+    </w:p>
+    <w:p>
+      <w:pPr>
+        <w:pStyle w:val="Heading3"/>
+      </w:pPr>
+      <w:r>
+        <w:t>Why the result follows</w:t>
+      </w:r>
+    </w:p>
+    <w:p>
+      <w:pPr>
+        <w:spacing w:line="336" w:lineRule="auto" w:after="180"/>
+        <w:shd w:fill="F1F6FC"/>
+      </w:pPr>
+      <w:r>
+        <w:rPr>
+          <w:b w:val="0"/>
+        </w:rPr>
         <w:t>Reason: P2 can hold 6, so none is also wrong under the first-fit rule.</w:t>
       </w:r>
     </w:p>
@@ -886,6 +1887,17 @@
     </w:p>
     <w:p>
       <w:r>
+        <w:t>Use the vocabulary of Test Normal Cases to explain a concrete decision, rather than only memorising definitions.</w:t>
+      </w:r>
+    </w:p>
+    <w:p>
+      <w:pPr>
+        <w:spacing w:line="336" w:lineRule="auto" w:after="180"/>
+      </w:pPr>
+      <w:r>
+        <w:rPr>
+          <w:b/>
+        </w:rPr>
         <w:t>VOCABULARY</w:t>
       </w:r>
     </w:p>
@@ -898,7 +1910,13 @@
       </w:r>
     </w:p>
     <w:p>
-      <w:r>
+      <w:pPr>
+        <w:spacing w:line="336" w:lineRule="auto" w:after="180"/>
+      </w:pPr>
+      <w:r>
+        <w:rPr>
+          <w:b w:val="0"/>
+        </w:rPr>
         <w:t>The badge is a memory cue; the definition does the real thinking work.</w:t>
       </w:r>
     </w:p>
@@ -1222,17 +2240,57 @@
       </w:r>
     </w:p>
     <w:p>
-      <w:r>
+      <w:pPr>
+        <w:pStyle w:val="Heading3"/>
+      </w:pPr>
+      <w:r>
+        <w:t>Find the unsupported claim</w:t>
+      </w:r>
+    </w:p>
+    <w:p>
+      <w:pPr>
+        <w:spacing w:line="336" w:lineRule="auto" w:after="180"/>
+        <w:shd w:fill="F5F1FB"/>
+      </w:pPr>
+      <w:r>
+        <w:rPr>
+          <w:b w:val="0"/>
+        </w:rPr>
         <w:t>CLAIM TO REPAIR  Five passes prove the system is ready for every item.</w:t>
       </w:r>
     </w:p>
     <w:p>
-      <w:r>
-        <w:t>Use one vocabulary word and one piece of evidence to repair it:</w:t>
-      </w:r>
-    </w:p>
-    <w:p>
-      <w:r>
+      <w:pPr>
+        <w:spacing w:line="336" w:lineRule="auto" w:after="180"/>
+      </w:pPr>
+      <w:r>
+        <w:rPr>
+          <w:b w:val="0"/>
+        </w:rPr>
+        <w:t xml:space="preserve">Use one vocabulary word and one piece of </w:t>
+      </w:r>
+      <w:r>
+        <w:rPr>
+          <w:b/>
+        </w:rPr>
+        <w:t>evidence</w:t>
+      </w:r>
+      <w:r>
+        <w:rPr>
+          <w:b w:val="0"/>
+        </w:rPr>
+        <w:t xml:space="preserve"> to repair it:</w:t>
+      </w:r>
+    </w:p>
+    <w:p>
+      <w:pPr>
+        <w:spacing w:line="336" w:lineRule="auto" w:after="180"/>
+        <w:shd w:fill="EDF7F3"/>
+      </w:pPr>
+      <w:r>
+        <w:rPr>
+          <w:b w:val="0"/>
+        </w:rPr>
         <w:t>WORD POWER  A strong definition helps you decide something in a new case.</w:t>
       </w:r>
     </w:p>
@@ -1378,6 +2436,17 @@
     </w:p>
     <w:p>
       <w:r>
+        <w:t>Follow the worked trace for Test Normal Cases, predict a step, then compare with its explanation.</w:t>
+      </w:r>
+    </w:p>
+    <w:p>
+      <w:pPr>
+        <w:spacing w:line="336" w:lineRule="auto" w:after="180"/>
+      </w:pPr>
+      <w:r>
+        <w:rPr>
+          <w:b/>
+        </w:rPr>
         <w:t>WORKED EXAMPLE</w:t>
       </w:r>
     </w:p>
@@ -1390,8 +2459,26 @@
       </w:r>
     </w:p>
     <w:p>
-      <w:r>
-        <w:t>Every step connects a claim to observable evidence.</w:t>
+      <w:pPr>
+        <w:spacing w:line="336" w:lineRule="auto" w:after="180"/>
+      </w:pPr>
+      <w:r>
+        <w:rPr>
+          <w:b w:val="0"/>
+        </w:rPr>
+        <w:t xml:space="preserve">Every step connects a claim to observable </w:t>
+      </w:r>
+      <w:r>
+        <w:rPr>
+          <w:b/>
+        </w:rPr>
+        <w:t>evidence</w:t>
+      </w:r>
+      <w:r>
+        <w:rPr>
+          <w:b w:val="0"/>
+        </w:rPr>
+        <w:t>.</w:t>
       </w:r>
     </w:p>
     <w:p>
@@ -1431,38 +2518,237 @@
       </w:r>
     </w:p>
     <w:p>
-      <w:r>
+      <w:pPr>
+        <w:pStyle w:val="Heading3"/>
+      </w:pPr>
+      <w:r>
+        <w:t>The case to investigate</w:t>
+      </w:r>
+    </w:p>
+    <w:p>
+      <w:pPr>
+        <w:spacing w:line="336" w:lineRule="auto" w:after="180"/>
+        <w:shd w:fill="F1F6FC"/>
+      </w:pPr>
+      <w:r>
+        <w:rPr>
+          <w:b w:val="0"/>
+        </w:rPr>
         <w:t>CASE  The sorter is tested on five common classroom items with expected bins written before each run.</w:t>
       </w:r>
     </w:p>
     <w:p>
-      <w:r>
-        <w:t>STEP 1 — OBSERVE  planned test input and expected result</w:t>
-      </w:r>
-    </w:p>
-    <w:p>
-      <w:r>
+      <w:pPr>
+        <w:pStyle w:val="Heading3"/>
+      </w:pPr>
+      <w:r>
+        <w:t>Step 1</w:t>
+      </w:r>
+    </w:p>
+    <w:p>
+      <w:pPr>
+        <w:spacing w:line="336" w:lineRule="auto" w:after="180"/>
+        <w:shd w:fill="F4F9FC"/>
+      </w:pPr>
+      <w:r>
+        <w:rPr>
+          <w:b w:val="0"/>
+        </w:rPr>
+        <w:t xml:space="preserve">STEP 1 — OBSERVE  planned test </w:t>
+      </w:r>
+      <w:r>
+        <w:rPr>
+          <w:b/>
+        </w:rPr>
+        <w:t>input</w:t>
+      </w:r>
+      <w:r>
+        <w:rPr>
+          <w:b w:val="0"/>
+        </w:rPr>
+        <w:t xml:space="preserve"> and </w:t>
+      </w:r>
+      <w:r>
+        <w:rPr>
+          <w:b/>
+        </w:rPr>
+        <w:t>expected result</w:t>
+      </w:r>
+    </w:p>
+    <w:p>
+      <w:pPr>
+        <w:pStyle w:val="Heading3"/>
+      </w:pPr>
+      <w:r>
+        <w:t>Step 2</w:t>
+      </w:r>
+    </w:p>
+    <w:p>
+      <w:pPr>
+        <w:spacing w:line="336" w:lineRule="auto" w:after="180"/>
+        <w:shd w:fill="F4F9FC"/>
+      </w:pPr>
+      <w:r>
+        <w:rPr>
+          <w:b w:val="0"/>
+        </w:rPr>
         <w:t>STEP 2 — TRACE  run unchanged prototype and observe</w:t>
       </w:r>
     </w:p>
     <w:p>
-      <w:r>
-        <w:t>STEP 3 — CONCLUDE  actual result, pass/fail, and notes</w:t>
-      </w:r>
-    </w:p>
-    <w:p>
-      <w:r>
-        <w:t>MODEL REASONING  Write the expected output first, keep the prototype version fixed, record every actual output, and count passes without deleting failures. Explain that five normal successes are necessary evidence, not full proof.</w:t>
-      </w:r>
-    </w:p>
-    <w:p>
-      <w:r>
-        <w:t>DO NOT OVERCLAIM  Do not change the prototype halfway through a test set and combine results as if one version was tested.</w:t>
-      </w:r>
-    </w:p>
-    <w:p>
-      <w:r>
-        <w:t>What new evidence could change this answer?</w:t>
+      <w:pPr>
+        <w:pStyle w:val="Heading3"/>
+      </w:pPr>
+      <w:r>
+        <w:t>Step 3</w:t>
+      </w:r>
+    </w:p>
+    <w:p>
+      <w:pPr>
+        <w:spacing w:line="336" w:lineRule="auto" w:after="180"/>
+        <w:shd w:fill="F4F9FC"/>
+      </w:pPr>
+      <w:r>
+        <w:rPr>
+          <w:b w:val="0"/>
+        </w:rPr>
+        <w:t xml:space="preserve">STEP 3 — CONCLUDE  </w:t>
+      </w:r>
+      <w:r>
+        <w:rPr>
+          <w:b/>
+        </w:rPr>
+        <w:t>actual result</w:t>
+      </w:r>
+      <w:r>
+        <w:rPr>
+          <w:b w:val="0"/>
+        </w:rPr>
+        <w:t>, pass/fail, and notes</w:t>
+      </w:r>
+    </w:p>
+    <w:p>
+      <w:pPr>
+        <w:pStyle w:val="Heading3"/>
+      </w:pPr>
+      <w:r>
+        <w:t>Model answer</w:t>
+      </w:r>
+    </w:p>
+    <w:p>
+      <w:pPr>
+        <w:spacing w:line="336" w:lineRule="auto" w:after="180"/>
+        <w:shd w:fill="F1F6FC"/>
+      </w:pPr>
+      <w:r>
+        <w:rPr>
+          <w:b w:val="0"/>
+        </w:rPr>
+        <w:t xml:space="preserve">MODEL REASONING  Write the expected </w:t>
+      </w:r>
+      <w:r>
+        <w:rPr>
+          <w:b/>
+        </w:rPr>
+        <w:t>output</w:t>
+      </w:r>
+      <w:r>
+        <w:rPr>
+          <w:b w:val="0"/>
+        </w:rPr>
+        <w:t xml:space="preserve"> first, keep the prototype version fixed, record every actual </w:t>
+      </w:r>
+      <w:r>
+        <w:rPr>
+          <w:b/>
+        </w:rPr>
+        <w:t>output</w:t>
+      </w:r>
+      <w:r>
+        <w:rPr>
+          <w:b w:val="0"/>
+        </w:rPr>
+        <w:t>, and count passes without deleting failures.</w:t>
+      </w:r>
+    </w:p>
+    <w:p>
+      <w:pPr>
+        <w:spacing w:line="336" w:lineRule="auto" w:after="180"/>
+        <w:shd w:fill="F1F6FC"/>
+      </w:pPr>
+      <w:r>
+        <w:rPr>
+          <w:b w:val="0"/>
+        </w:rPr>
+        <w:t xml:space="preserve">Explain that five normal successes are necessary </w:t>
+      </w:r>
+      <w:r>
+        <w:rPr>
+          <w:b/>
+        </w:rPr>
+        <w:t>evidence</w:t>
+      </w:r>
+      <w:r>
+        <w:rPr>
+          <w:b w:val="0"/>
+        </w:rPr>
+        <w:t>, not full proof.</w:t>
+      </w:r>
+    </w:p>
+    <w:p>
+      <w:pPr>
+        <w:pStyle w:val="Heading3"/>
+      </w:pPr>
+      <w:r>
+        <w:t>A claim to avoid</w:t>
+      </w:r>
+    </w:p>
+    <w:p>
+      <w:pPr>
+        <w:spacing w:line="336" w:lineRule="auto" w:after="180"/>
+        <w:shd w:fill="FFF5E6"/>
+      </w:pPr>
+      <w:r>
+        <w:rPr>
+          <w:b w:val="0"/>
+        </w:rPr>
+        <w:t xml:space="preserve">DO NOT OVERCLAIM  Do not change the prototype halfway through a </w:t>
+      </w:r>
+      <w:r>
+        <w:rPr>
+          <w:b/>
+        </w:rPr>
+        <w:t>test set</w:t>
+      </w:r>
+      <w:r>
+        <w:rPr>
+          <w:b w:val="0"/>
+        </w:rPr>
+        <w:t xml:space="preserve"> and combine results as if one version was tested.</w:t>
+      </w:r>
+    </w:p>
+    <w:p>
+      <w:pPr>
+        <w:spacing w:line="336" w:lineRule="auto" w:after="180"/>
+        <w:shd w:fill="F5F1FB"/>
+      </w:pPr>
+      <w:r>
+        <w:rPr>
+          <w:b w:val="0"/>
+        </w:rPr>
+        <w:t xml:space="preserve">What new </w:t>
+      </w:r>
+      <w:r>
+        <w:rPr>
+          <w:b/>
+        </w:rPr>
+        <w:t>evidence</w:t>
+      </w:r>
+      <w:r>
+        <w:rPr>
+          <w:b w:val="0"/>
+        </w:rPr>
+        <w:t xml:space="preserve"> could change this answer?</w:t>
       </w:r>
     </w:p>
     <w:p>
@@ -1649,25 +2935,133 @@
       </w:tr>
     </w:tbl>
     <w:p>
-      <w:r>
-        <w:t>This is an invented record for a comparison prototype Q version 0, not a claim about your P1 runs. Q ignores the quiet condition when searching. Its trace explains the R4 failure. In the same fictional comparison, the manual baseline produced the expected result and correct explanation on all four cases: 4 of 4 full passes. Q achieved 3 of 4. The denominator includes the failed case.</w:t>
-      </w:r>
-    </w:p>
-    <w:p>
-      <w:r>
-        <w:t>On this set Q has fewer full passes than the baseline. This supports investigating its quiet check; it does not establish performance on all requests. Do not claim a speed advantage because we did not measure time. Correct implementations of P1 and the baseline can both pass all four, in which case these results show no correctness advantage for either method.</w:t>
-      </w:r>
-    </w:p>
-    <w:p>
       <w:pPr>
         <w:pStyle w:val="Heading3"/>
       </w:pPr>
       <w:r>
+        <w:t>Worked explanation · Test Normal Cases</w:t>
+      </w:r>
+    </w:p>
+    <w:p>
+      <w:pPr>
+        <w:spacing w:line="336" w:lineRule="auto" w:after="180"/>
+        <w:shd w:fill="F1F6FC"/>
+      </w:pPr>
+      <w:r>
+        <w:rPr>
+          <w:b w:val="0"/>
+        </w:rPr>
+        <w:t>This is an invented record for a comparison prototype Q version 0, not a claim about your P1 runs. Q ignores the quiet condition when searching. Its trace explains the R4 failure.</w:t>
+      </w:r>
+    </w:p>
+    <w:p>
+      <w:pPr>
+        <w:spacing w:line="336" w:lineRule="auto" w:after="180"/>
+        <w:shd w:fill="F1F6FC"/>
+      </w:pPr>
+      <w:r>
+        <w:rPr>
+          <w:b w:val="0"/>
+        </w:rPr>
+        <w:t xml:space="preserve">In the same fictional comparison, the manual </w:t>
+      </w:r>
+      <w:r>
+        <w:rPr>
+          <w:b/>
+        </w:rPr>
+        <w:t>baseline</w:t>
+      </w:r>
+      <w:r>
+        <w:rPr>
+          <w:b w:val="0"/>
+        </w:rPr>
+        <w:t xml:space="preserve"> produced the </w:t>
+      </w:r>
+      <w:r>
+        <w:rPr>
+          <w:b/>
+        </w:rPr>
+        <w:t>expected result</w:t>
+      </w:r>
+      <w:r>
+        <w:rPr>
+          <w:b w:val="0"/>
+        </w:rPr>
+        <w:t xml:space="preserve"> and correct explanation on all four cases: 4 of 4 full passes. Q achieved 3 of 4. The denominator includes the failed case.</w:t>
+      </w:r>
+    </w:p>
+    <w:p>
+      <w:pPr>
+        <w:pStyle w:val="Heading3"/>
+      </w:pPr>
+      <w:r>
+        <w:t>Worked explanation · Test Normal Cases</w:t>
+      </w:r>
+    </w:p>
+    <w:p>
+      <w:pPr>
+        <w:spacing w:line="336" w:lineRule="auto" w:after="180"/>
+        <w:shd w:fill="F1F6FC"/>
+      </w:pPr>
+      <w:r>
+        <w:rPr>
+          <w:b w:val="0"/>
+        </w:rPr>
+        <w:t xml:space="preserve">On this set Q has fewer full passes than the </w:t>
+      </w:r>
+      <w:r>
+        <w:rPr>
+          <w:b/>
+        </w:rPr>
+        <w:t>baseline</w:t>
+      </w:r>
+      <w:r>
+        <w:rPr>
+          <w:b w:val="0"/>
+        </w:rPr>
+        <w:t>. This supports investigating its quiet check; it does not establish performance on all requests. Do not claim a speed advantage because we did not measure time.</w:t>
+      </w:r>
+    </w:p>
+    <w:p>
+      <w:pPr>
+        <w:spacing w:line="336" w:lineRule="auto" w:after="180"/>
+        <w:shd w:fill="F1F6FC"/>
+      </w:pPr>
+      <w:r>
+        <w:rPr>
+          <w:b w:val="0"/>
+        </w:rPr>
+        <w:t xml:space="preserve">Correct implementations of P1 and the </w:t>
+      </w:r>
+      <w:r>
+        <w:rPr>
+          <w:b/>
+        </w:rPr>
+        <w:t>baseline</w:t>
+      </w:r>
+      <w:r>
+        <w:rPr>
+          <w:b w:val="0"/>
+        </w:rPr>
+        <w:t xml:space="preserve"> can both pass all four, in which case these results show no correctness advantage for either method.</w:t>
+      </w:r>
+    </w:p>
+    <w:p>
+      <w:pPr>
+        <w:pStyle w:val="Heading3"/>
+      </w:pPr>
+      <w:r>
         <w:t>Learn from the worked case</w:t>
       </w:r>
     </w:p>
     <w:p>
-      <w:r>
+      <w:pPr>
+        <w:spacing w:line="336" w:lineRule="auto" w:after="180"/>
+      </w:pPr>
+      <w:r>
+        <w:rPr>
+          <w:b w:val="0"/>
+        </w:rPr>
         <w:t>Cover the result before checking it. Say what is given, choose the procedure, and follow one step at a time. Then uncover the result and explain your first mismatch. Ask why a step is allowed, not only what number it produces.</w:t>
       </w:r>
     </w:p>
@@ -1680,7 +3074,13 @@
       </w:r>
     </w:p>
     <w:p>
-      <w:r>
+      <w:pPr>
+        <w:spacing w:line="336" w:lineRule="auto" w:after="180"/>
+      </w:pPr>
+      <w:r>
+        <w:rPr>
+          <w:b w:val="0"/>
+        </w:rPr>
         <w:t>A fictional pencil-pouch finder has been run on four ordinary requests.</w:t>
       </w:r>
     </w:p>
@@ -1693,13 +3093,67 @@
       </w:r>
     </w:p>
     <w:p>
-      <w:r>
-        <w:t>Catalogue: P1 capacity 3, P2 capacity 7; first fitting pouch. Valid whole counts 1–9.</w:t>
-      </w:r>
-    </w:p>
-    <w:p>
-      <w:r>
-        <w:t>Requests 2,4,6,8; recorded outputs P1,P2,P1,none. These are invented records, not class results.</w:t>
+      <w:pPr>
+        <w:pStyle w:val="Heading3"/>
+      </w:pPr>
+      <w:r>
+        <w:t>Supplied facts</w:t>
+      </w:r>
+    </w:p>
+    <w:p>
+      <w:pPr>
+        <w:spacing w:line="336" w:lineRule="auto" w:after="180"/>
+        <w:shd w:fill="F1F6FC"/>
+      </w:pPr>
+      <w:r>
+        <w:rPr>
+          <w:b w:val="0"/>
+        </w:rPr>
+        <w:t xml:space="preserve">Catalogue: P1 capacity 3, P2 capacity 7; first </w:t>
+      </w:r>
+      <w:r>
+        <w:rPr>
+          <w:b/>
+        </w:rPr>
+        <w:t>fitting</w:t>
+      </w:r>
+      <w:r>
+        <w:rPr>
+          <w:b w:val="0"/>
+        </w:rPr>
+        <w:t xml:space="preserve"> pouch. Valid whole counts 1–9.</w:t>
+      </w:r>
+    </w:p>
+    <w:p>
+      <w:pPr>
+        <w:pStyle w:val="Heading3"/>
+      </w:pPr>
+      <w:r>
+        <w:t>Supplied facts</w:t>
+      </w:r>
+    </w:p>
+    <w:p>
+      <w:pPr>
+        <w:spacing w:line="336" w:lineRule="auto" w:after="180"/>
+        <w:shd w:fill="F1F6FC"/>
+      </w:pPr>
+      <w:r>
+        <w:rPr>
+          <w:b w:val="0"/>
+        </w:rPr>
+        <w:t xml:space="preserve">Requests 2,4,6,8; recorded </w:t>
+      </w:r>
+      <w:r>
+        <w:rPr>
+          <w:b/>
+        </w:rPr>
+        <w:t>output</w:t>
+      </w:r>
+      <w:r>
+        <w:rPr>
+          <w:b w:val="0"/>
+        </w:rPr>
+        <w:t>s P1,P2,P1,none. These are invented records, not class results.</w:t>
       </w:r>
     </w:p>
     <w:p>
@@ -1920,30 +3374,150 @@
       </w:r>
     </w:p>
     <w:p>
-      <w:r>
-        <w:t>An ordinary case is not automatically correct. Define expected outputs from the contract before reading prototype outputs. Checking both selected ID and eligibility catches the wrong P1 suggestion. A no-match output can be a full pass when that is exactly what the valid request requires.</w:t>
-      </w:r>
-    </w:p>
-    <w:p>
       <w:pPr>
         <w:pStyle w:val="Heading3"/>
       </w:pPr>
       <w:r>
+        <w:t>Why the result follows</w:t>
+      </w:r>
+    </w:p>
+    <w:p>
+      <w:pPr>
+        <w:spacing w:line="336" w:lineRule="auto" w:after="180"/>
+        <w:shd w:fill="F1F6FC"/>
+      </w:pPr>
+      <w:r>
+        <w:rPr>
+          <w:b w:val="0"/>
+        </w:rPr>
+        <w:t xml:space="preserve">An ordinary case is not automatically correct. Define expected </w:t>
+      </w:r>
+      <w:r>
+        <w:rPr>
+          <w:b/>
+        </w:rPr>
+        <w:t>output</w:t>
+      </w:r>
+      <w:r>
+        <w:rPr>
+          <w:b w:val="0"/>
+        </w:rPr>
+        <w:t xml:space="preserve">s from the contract before reading prototype </w:t>
+      </w:r>
+      <w:r>
+        <w:rPr>
+          <w:b/>
+        </w:rPr>
+        <w:t>output</w:t>
+      </w:r>
+      <w:r>
+        <w:rPr>
+          <w:b w:val="0"/>
+        </w:rPr>
+        <w:t>s. Checking both selected ID and eligibility catches the wrong P1 suggestion.</w:t>
+      </w:r>
+    </w:p>
+    <w:p>
+      <w:pPr>
+        <w:spacing w:line="336" w:lineRule="auto" w:after="180"/>
+        <w:shd w:fill="F1F6FC"/>
+      </w:pPr>
+      <w:r>
+        <w:rPr>
+          <w:b w:val="0"/>
+        </w:rPr>
+        <w:t xml:space="preserve">A no-match </w:t>
+      </w:r>
+      <w:r>
+        <w:rPr>
+          <w:b/>
+        </w:rPr>
+        <w:t>output</w:t>
+      </w:r>
+      <w:r>
+        <w:rPr>
+          <w:b w:val="0"/>
+        </w:rPr>
+        <w:t xml:space="preserve"> can be a full pass when that is exactly what the valid request requires.</w:t>
+      </w:r>
+    </w:p>
+    <w:p>
+      <w:pPr>
+        <w:pStyle w:val="Heading3"/>
+      </w:pPr>
+      <w:r>
         <w:t>What this example does not establish</w:t>
       </w:r>
     </w:p>
     <w:p>
-      <w:r>
-        <w:t>Four routine tests do not cover equality, invalid inputs or every relevant classroom condition.</w:t>
-      </w:r>
-    </w:p>
-    <w:p>
-      <w:r>
+      <w:pPr>
+        <w:pStyle w:val="Heading3"/>
+      </w:pPr>
+      <w:r>
+        <w:t>Keep the stated limit</w:t>
+      </w:r>
+    </w:p>
+    <w:p>
+      <w:pPr>
+        <w:spacing w:line="336" w:lineRule="auto" w:after="180"/>
+        <w:shd w:fill="FFF5E6"/>
+      </w:pPr>
+      <w:r>
+        <w:rPr>
+          <w:b w:val="0"/>
+        </w:rPr>
+        <w:t xml:space="preserve">Four routine tests do not cover equality, invalid </w:t>
+      </w:r>
+      <w:r>
+        <w:rPr>
+          <w:b/>
+        </w:rPr>
+        <w:t>input</w:t>
+      </w:r>
+      <w:r>
+        <w:rPr>
+          <w:b w:val="0"/>
+        </w:rPr>
+        <w:t>s or every relevant classroom condition.</w:t>
+      </w:r>
+    </w:p>
+    <w:p>
+      <w:pPr>
+        <w:pStyle w:val="Heading3"/>
+      </w:pPr>
+      <w:r>
+        <w:t>Keep the stated limit</w:t>
+      </w:r>
+    </w:p>
+    <w:p>
+      <w:pPr>
+        <w:spacing w:line="336" w:lineRule="auto" w:after="180"/>
+        <w:shd w:fill="FFF5E6"/>
+      </w:pPr>
+      <w:r>
+        <w:rPr>
+          <w:b w:val="0"/>
+        </w:rPr>
         <w:t>Read the labelled picture: Why is none correct for 8 but incorrect for 6? Use both capacity cards.</w:t>
       </w:r>
     </w:p>
     <w:p>
-      <w:r>
+      <w:pPr>
+        <w:pStyle w:val="Heading3"/>
+      </w:pPr>
+      <w:r>
+        <w:t>Keep the stated limit</w:t>
+      </w:r>
+    </w:p>
+    <w:p>
+      <w:pPr>
+        <w:spacing w:line="336" w:lineRule="auto" w:after="180"/>
+        <w:shd w:fill="FFF5E6"/>
+      </w:pPr>
+      <w:r>
+        <w:rPr>
+          <w:b w:val="0"/>
+        </w:rPr>
         <w:t>Change one thing: Prototype reports none for request 6 instead of P1. Predict the result before checking the explanation. What remains the same?</w:t>
       </w:r>
     </w:p>
@@ -1957,6 +3531,17 @@
     </w:p>
     <w:p>
       <w:r>
+        <w:t>Find the unsupported step in the Test Normal Cases claim and explain a repair using the supplied evidence.</w:t>
+      </w:r>
+    </w:p>
+    <w:p>
+      <w:pPr>
+        <w:spacing w:line="336" w:lineRule="auto" w:after="180"/>
+      </w:pPr>
+      <w:r>
+        <w:rPr>
+          <w:b/>
+        </w:rPr>
         <w:t>COMPARE</w:t>
       </w:r>
     </w:p>
@@ -1969,7 +3554,13 @@
       </w:r>
     </w:p>
     <w:p>
-      <w:r>
+      <w:pPr>
+        <w:spacing w:line="336" w:lineRule="auto" w:after="180"/>
+      </w:pPr>
+      <w:r>
+        <w:rPr>
+          <w:b w:val="0"/>
+        </w:rPr>
         <w:t>A comparison helps reveal the true concept boundary.</w:t>
       </w:r>
     </w:p>
@@ -2157,53 +3748,212 @@
       </w:r>
     </w:p>
     <w:p>
-      <w:r>
+      <w:pPr>
+        <w:pStyle w:val="Heading3"/>
+      </w:pPr>
+      <w:r>
+        <w:t>Challenge claim A</w:t>
+      </w:r>
+    </w:p>
+    <w:p>
+      <w:pPr>
+        <w:spacing w:line="336" w:lineRule="auto" w:after="180"/>
+        <w:shd w:fill="F5F1FB"/>
+      </w:pPr>
+      <w:r>
+        <w:rPr>
+          <w:b w:val="0"/>
+        </w:rPr>
         <w:t>CLAIM A  Five passes prove the system is ready for every item.</w:t>
       </w:r>
     </w:p>
     <w:p>
-      <w:r>
+      <w:pPr>
+        <w:spacing w:line="336" w:lineRule="auto" w:after="180"/>
+      </w:pPr>
+      <w:r>
+        <w:rPr>
+          <w:b w:val="0"/>
+        </w:rPr>
         <w:t>Repair:</w:t>
       </w:r>
     </w:p>
     <w:p>
-      <w:r>
+      <w:pPr>
+        <w:pStyle w:val="Heading3"/>
+      </w:pPr>
+      <w:r>
+        <w:t>Challenge claim B</w:t>
+      </w:r>
+    </w:p>
+    <w:p>
+      <w:pPr>
+        <w:spacing w:line="336" w:lineRule="auto" w:after="180"/>
+        <w:shd w:fill="F5F1FB"/>
+      </w:pPr>
+      <w:r>
+        <w:rPr>
+          <w:b w:val="0"/>
+        </w:rPr>
         <w:t>CLAIM B  A failed test should be removed because it lowers the score.</w:t>
       </w:r>
     </w:p>
     <w:p>
-      <w:r>
+      <w:pPr>
+        <w:spacing w:line="336" w:lineRule="auto" w:after="180"/>
+      </w:pPr>
+      <w:r>
+        <w:rPr>
+          <w:b w:val="0"/>
+        </w:rPr>
         <w:t>Repair:</w:t>
       </w:r>
     </w:p>
     <w:p>
-      <w:r>
-        <w:t>STRONG ANSWER FRAME  I claim ______ because the evidence shows ______. The process is ______. One limit is ______.</w:t>
-      </w:r>
-    </w:p>
-    <w:p>
       <w:pPr>
         <w:pStyle w:val="Heading3"/>
       </w:pPr>
       <w:r>
+        <w:t>A frame for explaining</w:t>
+      </w:r>
+    </w:p>
+    <w:p>
+      <w:pPr>
+        <w:spacing w:line="336" w:lineRule="auto" w:after="180"/>
+        <w:shd w:fill="F1F6FC"/>
+      </w:pPr>
+      <w:r>
+        <w:rPr>
+          <w:b w:val="0"/>
+        </w:rPr>
+        <w:t xml:space="preserve">STRONG ANSWER FRAME  I claim ______ because the </w:t>
+      </w:r>
+      <w:r>
+        <w:rPr>
+          <w:b/>
+        </w:rPr>
+        <w:t>evidence</w:t>
+      </w:r>
+      <w:r>
+        <w:rPr>
+          <w:b w:val="0"/>
+        </w:rPr>
+        <w:t xml:space="preserve"> shows ______. The </w:t>
+      </w:r>
+      <w:r>
+        <w:rPr>
+          <w:b/>
+        </w:rPr>
+        <w:t>process</w:t>
+      </w:r>
+      <w:r>
+        <w:rPr>
+          <w:b w:val="0"/>
+        </w:rPr>
+        <w:t xml:space="preserve"> is ______. One limit is ______.</w:t>
+      </w:r>
+    </w:p>
+    <w:p>
+      <w:pPr>
+        <w:pStyle w:val="Heading3"/>
+      </w:pPr>
+      <w:r>
         <w:t>A closer explanation</w:t>
       </w:r>
     </w:p>
     <w:p>
-      <w:r>
-        <w:t>A useful report names the version, catalogue, case set, full-pass count and total, then describes each failure and the requirement it breaks. Keep the trace so someone can reproduce the result. Say which conditions have not been tested. Four passing runs support a claim about those four runs; they do not prove that every possible request works.</w:t>
-      </w:r>
-    </w:p>
-    <w:p>
-      <w:r>
-        <w:t>For catalogue B, any request allowing B3 also allows the earlier quiet B1; any request allowing B4 also allows earlier B1 when quiet is not required. Therefore the first-match rule never selects B3 or B4 with this catalogue. Checking those rows in a no-match trace is different from testing a successful output from a later row. Next week we will deliberately examine boundaries and labelled catalogue variations while keeping the requirements explicit.</w:t>
-      </w:r>
-    </w:p>
-    <w:p>
       <w:pPr>
         <w:pStyle w:val="Heading3"/>
       </w:pPr>
       <w:r>
+        <w:t>Check the claim against the facts</w:t>
+      </w:r>
+    </w:p>
+    <w:p>
+      <w:pPr>
+        <w:spacing w:line="336" w:lineRule="auto" w:after="180"/>
+        <w:shd w:fill="FFF5E6"/>
+      </w:pPr>
+      <w:r>
+        <w:rPr>
+          <w:b w:val="0"/>
+        </w:rPr>
+        <w:t>A useful report names the version, catalogue, case set, full-pass count and total, then describes each failure and the requirement it breaks. Keep the trace so someone can reproduce the result.</w:t>
+      </w:r>
+    </w:p>
+    <w:p>
+      <w:pPr>
+        <w:spacing w:line="336" w:lineRule="auto" w:after="180"/>
+        <w:shd w:fill="FFF5E6"/>
+      </w:pPr>
+      <w:r>
+        <w:rPr>
+          <w:b w:val="0"/>
+        </w:rPr>
+        <w:t>Say which conditions have not been tested. Four passing runs support a claim about those four runs; they do not prove that every possible request works.</w:t>
+      </w:r>
+    </w:p>
+    <w:p>
+      <w:pPr>
+        <w:pStyle w:val="Heading3"/>
+      </w:pPr>
+      <w:r>
+        <w:t>Check the claim against the facts</w:t>
+      </w:r>
+    </w:p>
+    <w:p>
+      <w:pPr>
+        <w:spacing w:line="336" w:lineRule="auto" w:after="180"/>
+        <w:shd w:fill="FFF5E6"/>
+      </w:pPr>
+      <w:r>
+        <w:rPr>
+          <w:b w:val="0"/>
+        </w:rPr>
+        <w:t>For catalogue B, any request allowing B3 also allows the earlier quiet B1; any request allowing B4 also allows earlier B1 when quiet is not required. Therefore the first-match rule never selects B3 or B4 with this catalogue.</w:t>
+      </w:r>
+    </w:p>
+    <w:p>
+      <w:pPr>
+        <w:spacing w:line="336" w:lineRule="auto" w:after="180"/>
+        <w:shd w:fill="FFF5E6"/>
+      </w:pPr>
+      <w:r>
+        <w:rPr>
+          <w:b w:val="0"/>
+        </w:rPr>
+        <w:t xml:space="preserve">Checking those rows in a no-match trace is different from testing a successful </w:t>
+      </w:r>
+      <w:r>
+        <w:rPr>
+          <w:b/>
+        </w:rPr>
+        <w:t>output</w:t>
+      </w:r>
+      <w:r>
+        <w:rPr>
+          <w:b w:val="0"/>
+        </w:rPr>
+        <w:t xml:space="preserve"> from a later row.</w:t>
+      </w:r>
+    </w:p>
+    <w:p>
+      <w:pPr>
+        <w:spacing w:line="336" w:lineRule="auto" w:after="180"/>
+        <w:shd w:fill="FFF5E6"/>
+      </w:pPr>
+      <w:r>
+        <w:rPr>
+          <w:b w:val="0"/>
+        </w:rPr>
+        <w:t>Next week we will deliberately examine boundaries and labelled catalogue variations while keeping the requirements explicit.</w:t>
+      </w:r>
+    </w:p>
+    <w:p>
+      <w:pPr>
+        <w:pStyle w:val="Heading3"/>
+      </w:pPr>
+      <w:r>
         <w:t>A team reports “Our prototype passed 4 of 4 routine cases, so it always works and is faster than the baseline.” Rewrite this as a claim supported by the evidence, and identify two further checks that would address different gaps.</w:t>
       </w:r>
     </w:p>
@@ -2237,6 +3987,17 @@
     </w:p>
     <w:p>
       <w:r>
+        <w:t>Practise Test Normal Cases with support, then explain the deciding step in your own words.</w:t>
+      </w:r>
+    </w:p>
+    <w:p>
+      <w:pPr>
+        <w:spacing w:line="336" w:lineRule="auto" w:after="180"/>
+      </w:pPr>
+      <w:r>
+        <w:rPr>
+          <w:b/>
+        </w:rPr>
         <w:t>GUIDED PRACTICE</w:t>
       </w:r>
     </w:p>
@@ -2249,7 +4010,13 @@
       </w:r>
     </w:p>
     <w:p>
-      <w:r>
+      <w:pPr>
+        <w:spacing w:line="336" w:lineRule="auto" w:after="180"/>
+      </w:pPr>
+      <w:r>
+        <w:rPr>
+          <w:b w:val="0"/>
+        </w:rPr>
         <w:t>Use support now so you can succeed independently later.</w:t>
       </w:r>
     </w:p>
@@ -2290,51 +4057,249 @@
       </w:r>
     </w:p>
     <w:p>
-      <w:r>
+      <w:pPr>
+        <w:spacing w:line="336" w:lineRule="auto" w:after="180"/>
+      </w:pPr>
+      <w:r>
+        <w:rPr>
+          <w:b w:val="0"/>
+        </w:rPr>
         <w:t>Explain how the picture story demonstrates this idea: Repeated success on ordinary cases is necessary but not sufficient.</w:t>
       </w:r>
     </w:p>
     <w:p>
-      <w:r>
-        <w:t>Use a fresh example to explain test case.</w:t>
-      </w:r>
-    </w:p>
-    <w:p>
-      <w:r>
-        <w:t>Trace a new input → process → output example.</w:t>
-      </w:r>
-    </w:p>
-    <w:p>
-      <w:r>
+      <w:pPr>
+        <w:spacing w:line="336" w:lineRule="auto" w:after="180"/>
+      </w:pPr>
+      <w:r>
+        <w:rPr>
+          <w:b w:val="0"/>
+        </w:rPr>
+        <w:t xml:space="preserve">Use a fresh example to explain </w:t>
+      </w:r>
+      <w:r>
+        <w:rPr>
+          <w:b/>
+        </w:rPr>
+        <w:t>test case</w:t>
+      </w:r>
+      <w:r>
+        <w:rPr>
+          <w:b w:val="0"/>
+        </w:rPr>
+        <w:t>.</w:t>
+      </w:r>
+    </w:p>
+    <w:p>
+      <w:pPr>
+        <w:spacing w:line="336" w:lineRule="auto" w:after="180"/>
+      </w:pPr>
+      <w:r>
+        <w:rPr>
+          <w:b w:val="0"/>
+        </w:rPr>
+        <w:t xml:space="preserve">Trace a new </w:t>
+      </w:r>
+      <w:r>
+        <w:rPr>
+          <w:b/>
+        </w:rPr>
+        <w:t>input</w:t>
+      </w:r>
+      <w:r>
+        <w:rPr>
+          <w:b w:val="0"/>
+        </w:rPr>
+        <w:t xml:space="preserve"> → </w:t>
+      </w:r>
+      <w:r>
+        <w:rPr>
+          <w:b/>
+        </w:rPr>
+        <w:t>process</w:t>
+      </w:r>
+      <w:r>
+        <w:rPr>
+          <w:b w:val="0"/>
+        </w:rPr>
+        <w:t xml:space="preserve"> → </w:t>
+      </w:r>
+      <w:r>
+        <w:rPr>
+          <w:b/>
+        </w:rPr>
+        <w:t>output</w:t>
+      </w:r>
+      <w:r>
+        <w:rPr>
+          <w:b w:val="0"/>
+        </w:rPr>
+        <w:t xml:space="preserve"> example.</w:t>
+      </w:r>
+    </w:p>
+    <w:p>
+      <w:pPr>
+        <w:spacing w:line="336" w:lineRule="auto" w:after="180"/>
+      </w:pPr>
+      <w:r>
+        <w:rPr>
+          <w:b w:val="0"/>
+        </w:rPr>
         <w:t>Find and repair the error in: A failed test should be removed because it lowers the score.</w:t>
       </w:r>
     </w:p>
     <w:p>
-      <w:r>
+      <w:pPr>
+        <w:spacing w:line="336" w:lineRule="auto" w:after="180"/>
+      </w:pPr>
+      <w:r>
+        <w:rPr>
+          <w:b w:val="0"/>
+        </w:rPr>
         <w:t>Invent one edge case and name the safe response.</w:t>
       </w:r>
     </w:p>
     <w:p>
-      <w:r>
-        <w:t>PARTNER CHECK  Point to the evidence. Do not accept an answer that only repeats the vocabulary word.</w:t>
-      </w:r>
-    </w:p>
-    <w:p>
       <w:pPr>
         <w:pStyle w:val="Heading3"/>
       </w:pPr>
       <w:r>
+        <w:t>Check with a partner</w:t>
+      </w:r>
+    </w:p>
+    <w:p>
+      <w:pPr>
+        <w:spacing w:line="336" w:lineRule="auto" w:after="180"/>
+        <w:shd w:fill="F5F1FB"/>
+      </w:pPr>
+      <w:r>
+        <w:rPr>
+          <w:b w:val="0"/>
+        </w:rPr>
+        <w:t xml:space="preserve">PARTNER CHECK  Point to the </w:t>
+      </w:r>
+      <w:r>
+        <w:rPr>
+          <w:b/>
+        </w:rPr>
+        <w:t>evidence</w:t>
+      </w:r>
+      <w:r>
+        <w:rPr>
+          <w:b w:val="0"/>
+        </w:rPr>
+        <w:t>. Do not accept an answer that only repeats the vocabulary word.</w:t>
+      </w:r>
+    </w:p>
+    <w:p>
+      <w:pPr>
+        <w:pStyle w:val="Heading3"/>
+      </w:pPr>
+      <w:r>
         <w:t>A closer explanation</w:t>
       </w:r>
     </w:p>
     <w:p>
-      <w:r>
-        <w:t>Before testing your own cards, finish all four expected results and agree the pass criterion. Swap roles: one pupil operates and the other records. Keep the same version throughout the set and begin a fresh run for each request. Record what happened even if a card is ambiguous or the operator makes a mistake. A run that stops without a required answer is a failed run to investigate, not a row to delete.</w:t>
-      </w:r>
-    </w:p>
-    <w:p>
-      <w:r>
-        <w:t>Run the manual baseline on the same four requests and catalogue. Record its actual results too; a person can make an error in either method. If you find a defect, preserve this set’s results, save a new version and start a separately labelled set after the repair. Never combine the best result from each version into a score for one version.</w:t>
+      <w:pPr>
+        <w:spacing w:line="336" w:lineRule="auto" w:after="180"/>
+      </w:pPr>
+      <w:r>
+        <w:rPr>
+          <w:b w:val="0"/>
+        </w:rPr>
+        <w:t xml:space="preserve">Before testing your own cards, finish all four </w:t>
+      </w:r>
+      <w:r>
+        <w:rPr>
+          <w:b/>
+        </w:rPr>
+        <w:t>expected result</w:t>
+      </w:r>
+      <w:r>
+        <w:rPr>
+          <w:b w:val="0"/>
+        </w:rPr>
+        <w:t xml:space="preserve">s and agree the </w:t>
+      </w:r>
+      <w:r>
+        <w:rPr>
+          <w:b/>
+        </w:rPr>
+        <w:t>pass criterion</w:t>
+      </w:r>
+      <w:r>
+        <w:rPr>
+          <w:b w:val="0"/>
+        </w:rPr>
+        <w:t>. Swap roles: one pupil operates and the other records.</w:t>
+      </w:r>
+    </w:p>
+    <w:p>
+      <w:pPr>
+        <w:spacing w:line="336" w:lineRule="auto" w:after="180"/>
+      </w:pPr>
+      <w:r>
+        <w:rPr>
+          <w:b w:val="0"/>
+        </w:rPr>
+        <w:t>Keep the same version throughout the set and begin a fresh run for each request. Record what happened even if a card is ambiguous or the operator makes a mistake.</w:t>
+      </w:r>
+    </w:p>
+    <w:p>
+      <w:pPr>
+        <w:spacing w:line="336" w:lineRule="auto" w:after="180"/>
+      </w:pPr>
+      <w:r>
+        <w:rPr>
+          <w:b w:val="0"/>
+        </w:rPr>
+        <w:t>A run that stops without a required answer is a failed run to investigate, not a row to delete.</w:t>
+      </w:r>
+    </w:p>
+    <w:p>
+      <w:pPr>
+        <w:spacing w:line="336" w:lineRule="auto" w:after="180"/>
+      </w:pPr>
+      <w:r>
+        <w:rPr>
+          <w:b w:val="0"/>
+        </w:rPr>
+        <w:t xml:space="preserve">Run the manual </w:t>
+      </w:r>
+      <w:r>
+        <w:rPr>
+          <w:b/>
+        </w:rPr>
+        <w:t>baseline</w:t>
+      </w:r>
+      <w:r>
+        <w:rPr>
+          <w:b w:val="0"/>
+        </w:rPr>
+        <w:t xml:space="preserve"> on the same four requests and catalogue. Record its </w:t>
+      </w:r>
+      <w:r>
+        <w:rPr>
+          <w:b/>
+        </w:rPr>
+        <w:t>actual result</w:t>
+      </w:r>
+      <w:r>
+        <w:rPr>
+          <w:b w:val="0"/>
+        </w:rPr>
+        <w:t>s too; a person can make an error in either method.</w:t>
+      </w:r>
+    </w:p>
+    <w:p>
+      <w:pPr>
+        <w:spacing w:line="336" w:lineRule="auto" w:after="180"/>
+      </w:pPr>
+      <w:r>
+        <w:rPr>
+          <w:b w:val="0"/>
+        </w:rPr>
+        <w:t>If you find a defect, preserve this set’s results, save a new version and start a separately labelled set after the repair. Never combine the best result from each version into a score for one version.</w:t>
       </w:r>
     </w:p>
     <w:p>
@@ -2389,8 +4354,26 @@
       </w:r>
     </w:p>
     <w:p>
-      <w:r>
-        <w:t>Use workbook W2 for the connected example “Testing routine cases”. First fill the input and rule boxes. Try the middle steps before asking for a hint. After a hint, try the next step yourself.</w:t>
+      <w:pPr>
+        <w:spacing w:line="336" w:lineRule="auto" w:after="180"/>
+      </w:pPr>
+      <w:r>
+        <w:rPr>
+          <w:b w:val="0"/>
+        </w:rPr>
+        <w:t xml:space="preserve">Use workbook W2 for the connected example “Testing routine cases”. First fill the </w:t>
+      </w:r>
+      <w:r>
+        <w:rPr>
+          <w:b/>
+        </w:rPr>
+        <w:t>input</w:t>
+      </w:r>
+      <w:r>
+        <w:rPr>
+          <w:b w:val="0"/>
+        </w:rPr>
+        <w:t xml:space="preserve"> and rule boxes. Try the middle steps before asking for a hint. After a hint, try the next step yourself.</w:t>
       </w:r>
     </w:p>
     <w:tbl>
@@ -2473,7 +4456,13 @@
       </w:tr>
     </w:tbl>
     <w:p>
-      <w:r>
+      <w:pPr>
+        <w:spacing w:line="336" w:lineRule="auto" w:after="180"/>
+      </w:pPr>
+      <w:r>
+        <w:rPr>
+          <w:b w:val="0"/>
+        </w:rPr>
         <w:t>Explain your trace to a partner. Your partner points to one step to check. Swap roles on the next case. Each person writes their own explanation.</w:t>
       </w:r>
     </w:p>
@@ -2486,12 +4475,35 @@
       </w:r>
     </w:p>
     <w:p>
-      <w:r>
-        <w:t>Use the worked case for Testing routine cases. Proposed explanation: “A correct label is always a full pass”. Decide whether this explanation is supported. Point to the step or supplied fact that decides; explain your repair if needed.</w:t>
-      </w:r>
-    </w:p>
-    <w:p>
-      <w:r>
+      <w:pPr>
+        <w:spacing w:line="336" w:lineRule="auto" w:after="180"/>
+      </w:pPr>
+      <w:r>
+        <w:rPr>
+          <w:b w:val="0"/>
+        </w:rPr>
+        <w:t>Use the worked case for Testing routine cases. Proposed explanation: “A correct label is always a full pass”. Decide whether this explanation is supported.</w:t>
+      </w:r>
+    </w:p>
+    <w:p>
+      <w:pPr>
+        <w:spacing w:line="336" w:lineRule="auto" w:after="180"/>
+      </w:pPr>
+      <w:r>
+        <w:rPr>
+          <w:b w:val="0"/>
+        </w:rPr>
+        <w:t>Point to the step or supplied fact that decides; explain your repair if needed.</w:t>
+      </w:r>
+    </w:p>
+    <w:p>
+      <w:pPr>
+        <w:spacing w:line="336" w:lineRule="auto" w:after="180"/>
+      </w:pPr>
+      <w:r>
+        <w:rPr>
+          <w:b w:val="0"/>
+        </w:rPr>
         <w:t>Answer on your own before discussion. If you are unsure, say which step you need help with.</w:t>
       </w:r>
     </w:p>
@@ -2504,7 +4516,13 @@
       </w:r>
     </w:p>
     <w:p>
-      <w:r>
+      <w:pPr>
+        <w:spacing w:line="336" w:lineRule="auto" w:after="180"/>
+      </w:pPr>
+      <w:r>
+        <w:rPr>
+          <w:b w:val="0"/>
+        </w:rPr>
         <w:t>Why is none correct for 8 but incorrect for 6? Use both capacity cards.</w:t>
       </w:r>
     </w:p>
@@ -2537,7 +4555,13 @@
       </w:r>
     </w:p>
     <w:p>
-      <w:r>
+      <w:pPr>
+        <w:spacing w:line="336" w:lineRule="auto" w:after="180"/>
+      </w:pPr>
+      <w:r>
+        <w:rPr>
+          <w:b w:val="0"/>
+        </w:rPr>
         <w:t>This is supported practice. Keep the separately named independent case for an attempt before feedback.</w:t>
       </w:r>
     </w:p>
@@ -2551,6 +4575,17 @@
     </w:p>
     <w:p>
       <w:r>
+        <w:t>Investigate Test Normal Cases. Record the prediction, actual observation or labelled paper trace, explanation and next test separately.</w:t>
+      </w:r>
+    </w:p>
+    <w:p>
+      <w:pPr>
+        <w:spacing w:line="336" w:lineRule="auto" w:after="180"/>
+      </w:pPr>
+      <w:r>
+        <w:rPr>
+          <w:b/>
+        </w:rPr>
         <w:t>EXPLORER LAB</w:t>
       </w:r>
     </w:p>
@@ -2563,8 +4598,26 @@
       </w:r>
     </w:p>
     <w:p>
-      <w:r>
-        <w:t>Predict first, test honestly, and explain what the evidence means.</w:t>
+      <w:pPr>
+        <w:spacing w:line="336" w:lineRule="auto" w:after="180"/>
+      </w:pPr>
+      <w:r>
+        <w:rPr>
+          <w:b w:val="0"/>
+        </w:rPr>
+        <w:t xml:space="preserve">Predict first, test honestly, and explain what the </w:t>
+      </w:r>
+      <w:r>
+        <w:rPr>
+          <w:b/>
+        </w:rPr>
+        <w:t>evidence</w:t>
+      </w:r>
+      <w:r>
+        <w:rPr>
+          <w:b w:val="0"/>
+        </w:rPr>
+        <w:t xml:space="preserve"> means.</w:t>
       </w:r>
     </w:p>
     <w:p>
@@ -2604,27 +4657,126 @@
       </w:r>
     </w:p>
     <w:p>
-      <w:r>
-        <w:t>State your prediction before the result is known.</w:t>
-      </w:r>
-    </w:p>
-    <w:p>
-      <w:r>
+      <w:pPr>
+        <w:pStyle w:val="Heading3"/>
+      </w:pPr>
+      <w:r>
+        <w:t>1. Predict</w:t>
+      </w:r>
+    </w:p>
+    <w:p>
+      <w:pPr>
+        <w:spacing w:line="336" w:lineRule="auto" w:after="180"/>
+        <w:shd w:fill="F4F9FC"/>
+      </w:pPr>
+      <w:r>
+        <w:rPr>
+          <w:b w:val="0"/>
+        </w:rPr>
+        <w:t xml:space="preserve">State your </w:t>
+      </w:r>
+      <w:r>
+        <w:rPr>
+          <w:b/>
+        </w:rPr>
+        <w:t>prediction</w:t>
+      </w:r>
+      <w:r>
+        <w:rPr>
+          <w:b w:val="0"/>
+        </w:rPr>
+        <w:t xml:space="preserve"> before the result is known.</w:t>
+      </w:r>
+    </w:p>
+    <w:p>
+      <w:pPr>
+        <w:pStyle w:val="Heading3"/>
+      </w:pPr>
+      <w:r>
+        <w:t>2. Investigate</w:t>
+      </w:r>
+    </w:p>
+    <w:p>
+      <w:pPr>
+        <w:spacing w:line="336" w:lineRule="auto" w:after="180"/>
+        <w:shd w:fill="F4F9FC"/>
+      </w:pPr>
+      <w:r>
+        <w:rPr>
+          <w:b w:val="0"/>
+        </w:rPr>
         <w:t>Complete the task: Run five planned tests and log expected versus actual.</w:t>
       </w:r>
     </w:p>
     <w:p>
-      <w:r>
+      <w:pPr>
+        <w:pStyle w:val="Heading3"/>
+      </w:pPr>
+      <w:r>
+        <w:t>3. Compare cases</w:t>
+      </w:r>
+    </w:p>
+    <w:p>
+      <w:pPr>
+        <w:spacing w:line="336" w:lineRule="auto" w:after="180"/>
+        <w:shd w:fill="F4F9FC"/>
+      </w:pPr>
+      <w:r>
+        <w:rPr>
+          <w:b w:val="0"/>
+        </w:rPr>
         <w:t>Keep a normal case and an edge case clearly separated.</w:t>
       </w:r>
     </w:p>
     <w:p>
-      <w:r>
-        <w:t>Record what happened—even when it does not match your prediction.</w:t>
-      </w:r>
-    </w:p>
-    <w:p>
-      <w:r>
+      <w:pPr>
+        <w:pStyle w:val="Heading3"/>
+      </w:pPr>
+      <w:r>
+        <w:t>4. Record honestly</w:t>
+      </w:r>
+    </w:p>
+    <w:p>
+      <w:pPr>
+        <w:spacing w:line="336" w:lineRule="auto" w:after="180"/>
+        <w:shd w:fill="F4F9FC"/>
+      </w:pPr>
+      <w:r>
+        <w:rPr>
+          <w:b w:val="0"/>
+        </w:rPr>
+        <w:t xml:space="preserve">Record what happened—even when it does not match your </w:t>
+      </w:r>
+      <w:r>
+        <w:rPr>
+          <w:b/>
+        </w:rPr>
+        <w:t>prediction</w:t>
+      </w:r>
+      <w:r>
+        <w:rPr>
+          <w:b w:val="0"/>
+        </w:rPr>
+        <w:t>.</w:t>
+      </w:r>
+    </w:p>
+    <w:p>
+      <w:pPr>
+        <w:pStyle w:val="Heading3"/>
+      </w:pPr>
+      <w:r>
+        <w:t>5. Explain and plan the next test</w:t>
+      </w:r>
+    </w:p>
+    <w:p>
+      <w:pPr>
+        <w:spacing w:line="336" w:lineRule="auto" w:after="180"/>
+        <w:shd w:fill="F4F9FC"/>
+      </w:pPr>
+      <w:r>
+        <w:rPr>
+          <w:b w:val="0"/>
+        </w:rPr>
         <w:t>Explain the result, one limitation, and the next useful test.</w:t>
       </w:r>
     </w:p>
@@ -2759,7 +4911,22 @@
       </w:tr>
     </w:tbl>
     <w:p>
-      <w:r>
+      <w:pPr>
+        <w:pStyle w:val="Heading3"/>
+      </w:pPr>
+      <w:r>
+        <w:t>Use a fresh case after support</w:t>
+      </w:r>
+    </w:p>
+    <w:p>
+      <w:pPr>
+        <w:spacing w:line="336" w:lineRule="auto" w:after="180"/>
+        <w:shd w:fill="FFF5E6"/>
+      </w:pPr>
+      <w:r>
+        <w:rPr>
+          <w:b w:val="0"/>
+        </w:rPr>
         <w:t>INDEPENDENCE  After support is removed, repeat the proof with a fresh case.</w:t>
       </w:r>
     </w:p>
@@ -2772,7 +4939,13 @@
       </w:r>
     </w:p>
     <w:p>
-      <w:r>
+      <w:pPr>
+        <w:spacing w:line="336" w:lineRule="auto" w:after="180"/>
+      </w:pPr>
+      <w:r>
+        <w:rPr>
+          <w:b w:val="0"/>
+        </w:rPr>
         <w:t>Before trying: what do I expect, and why? While trying: which step could first go wrong? Afterwards: what did I actually observe, and what should change? Keep “not run” if you only traced the procedure.</w:t>
       </w:r>
     </w:p>
@@ -2786,6 +4959,17 @@
     </w:p>
     <w:p>
       <w:r>
+        <w:t>Move from recall to tracing, diagnosis and transfer in Test Normal Cases. Explain why each step is justified.</w:t>
+      </w:r>
+    </w:p>
+    <w:p>
+      <w:pPr>
+        <w:spacing w:line="336" w:lineRule="auto" w:after="180"/>
+      </w:pPr>
+      <w:r>
+        <w:rPr>
+          <w:b/>
+        </w:rPr>
         <w:t>PRACTICE LADDER</w:t>
       </w:r>
     </w:p>
@@ -2798,7 +4982,13 @@
       </w:r>
     </w:p>
     <w:p>
-      <w:r>
+      <w:pPr>
+        <w:spacing w:line="336" w:lineRule="auto" w:after="180"/>
+      </w:pPr>
+      <w:r>
+        <w:rPr>
+          <w:b w:val="0"/>
+        </w:rPr>
         <w:t>Each step asks for a stronger kind of understanding.</w:t>
       </w:r>
     </w:p>
@@ -2839,42 +5029,178 @@
       </w:r>
     </w:p>
     <w:p>
-      <w:r>
-        <w:t>RECALL  Define test case.</w:t>
-      </w:r>
-    </w:p>
-    <w:p>
-      <w:r>
+      <w:pPr>
+        <w:spacing w:line="336" w:lineRule="auto" w:after="180"/>
+        <w:shd w:fill="F4F9FC"/>
+      </w:pPr>
+      <w:r>
+        <w:rPr>
+          <w:b w:val="0"/>
+        </w:rPr>
+        <w:t xml:space="preserve">RECALL  Define </w:t>
+      </w:r>
+      <w:r>
+        <w:rPr>
+          <w:b/>
+        </w:rPr>
+        <w:t>test case</w:t>
+      </w:r>
+      <w:r>
+        <w:rPr>
+          <w:b w:val="0"/>
+        </w:rPr>
+        <w:t>.</w:t>
+      </w:r>
+    </w:p>
+    <w:p>
+      <w:pPr>
+        <w:spacing w:line="336" w:lineRule="auto" w:after="180"/>
+        <w:shd w:fill="F4F9FC"/>
+      </w:pPr>
+      <w:r>
+        <w:rPr>
+          <w:b w:val="0"/>
+        </w:rPr>
         <w:t>EXPLAIN  Repeated success on ordinary cases is necessary but not sufficient.</w:t>
       </w:r>
     </w:p>
     <w:p>
-      <w:r>
-        <w:t>TRACE  Show the input, process, and output.</w:t>
-      </w:r>
-    </w:p>
-    <w:p>
-      <w:r>
+      <w:pPr>
+        <w:spacing w:line="336" w:lineRule="auto" w:after="180"/>
+        <w:shd w:fill="F4F9FC"/>
+      </w:pPr>
+      <w:r>
+        <w:rPr>
+          <w:b w:val="0"/>
+        </w:rPr>
+        <w:t xml:space="preserve">TRACE  Show the </w:t>
+      </w:r>
+      <w:r>
+        <w:rPr>
+          <w:b/>
+        </w:rPr>
+        <w:t>input</w:t>
+      </w:r>
+      <w:r>
+        <w:rPr>
+          <w:b w:val="0"/>
+        </w:rPr>
+        <w:t xml:space="preserve">, </w:t>
+      </w:r>
+      <w:r>
+        <w:rPr>
+          <w:b/>
+        </w:rPr>
+        <w:t>process</w:t>
+      </w:r>
+      <w:r>
+        <w:rPr>
+          <w:b w:val="0"/>
+        </w:rPr>
+        <w:t xml:space="preserve">, and </w:t>
+      </w:r>
+      <w:r>
+        <w:rPr>
+          <w:b/>
+        </w:rPr>
+        <w:t>output</w:t>
+      </w:r>
+      <w:r>
+        <w:rPr>
+          <w:b w:val="0"/>
+        </w:rPr>
+        <w:t>.</w:t>
+      </w:r>
+    </w:p>
+    <w:p>
+      <w:pPr>
+        <w:spacing w:line="336" w:lineRule="auto" w:after="180"/>
+        <w:shd w:fill="F4F9FC"/>
+      </w:pPr>
+      <w:r>
+        <w:rPr>
+          <w:b w:val="0"/>
+        </w:rPr>
         <w:t>DIAGNOSE  Repair: Five passes prove the system is ready for every item.</w:t>
       </w:r>
     </w:p>
     <w:p>
-      <w:r>
+      <w:pPr>
+        <w:spacing w:line="336" w:lineRule="auto" w:after="180"/>
+        <w:shd w:fill="F4F9FC"/>
+      </w:pPr>
+      <w:r>
+        <w:rPr>
+          <w:b w:val="0"/>
+        </w:rPr>
         <w:t>TRANSFER  Apply the idea to a new home or classroom case.</w:t>
       </w:r>
     </w:p>
     <w:p>
-      <w:r>
+      <w:pPr>
+        <w:spacing w:line="336" w:lineRule="auto" w:after="180"/>
+        <w:shd w:fill="F4F9FC"/>
+      </w:pPr>
+      <w:r>
+        <w:rPr>
+          <w:b w:val="0"/>
+        </w:rPr>
         <w:t>CREATE  Design one revealing test.</w:t>
       </w:r>
     </w:p>
     <w:p>
-      <w:r>
-        <w:t>DEFEND  Give a claim, evidence, mechanism, limit, and safe action.</w:t>
-      </w:r>
-    </w:p>
-    <w:p>
-      <w:r>
+      <w:pPr>
+        <w:spacing w:line="336" w:lineRule="auto" w:after="180"/>
+        <w:shd w:fill="F4F9FC"/>
+      </w:pPr>
+      <w:r>
+        <w:rPr>
+          <w:b w:val="0"/>
+        </w:rPr>
+        <w:t xml:space="preserve">DEFEND  Give a claim, </w:t>
+      </w:r>
+      <w:r>
+        <w:rPr>
+          <w:b/>
+        </w:rPr>
+        <w:t>evidence</w:t>
+      </w:r>
+      <w:r>
+        <w:rPr>
+          <w:b w:val="0"/>
+        </w:rPr>
+        <w:t xml:space="preserve">, </w:t>
+      </w:r>
+      <w:r>
+        <w:rPr>
+          <w:b/>
+        </w:rPr>
+        <w:t>mechanism</w:t>
+      </w:r>
+      <w:r>
+        <w:rPr>
+          <w:b w:val="0"/>
+        </w:rPr>
+        <w:t>, limit, and safe action.</w:t>
+      </w:r>
+    </w:p>
+    <w:p>
+      <w:pPr>
+        <w:pStyle w:val="Heading3"/>
+      </w:pPr>
+      <w:r>
+        <w:t>When to retry</w:t>
+      </w:r>
+    </w:p>
+    <w:p>
+      <w:pPr>
+        <w:spacing w:line="336" w:lineRule="auto" w:after="180"/>
+        <w:shd w:fill="F1F6F8"/>
+      </w:pPr>
+      <w:r>
+        <w:rPr>
+          <w:b w:val="0"/>
+        </w:rPr>
         <w:t>RETRY RULE  A coached answer becomes mastery only after you solve a different case independently.</w:t>
       </w:r>
     </w:p>
@@ -2888,6 +5214,17 @@
     </w:p>
     <w:p>
       <w:r>
+        <w:t>Apply this week’s idea to Helpful Classroom Sorter. Keep an annotated decision and the evidence supporting it.</w:t>
+      </w:r>
+    </w:p>
+    <w:p>
+      <w:pPr>
+        <w:spacing w:line="336" w:lineRule="auto" w:after="180"/>
+      </w:pPr>
+      <w:r>
+        <w:rPr>
+          <w:b/>
+        </w:rPr>
         <w:t>PROJECT</w:t>
       </w:r>
     </w:p>
@@ -2900,8 +5237,26 @@
       </w:r>
     </w:p>
     <w:p>
-      <w:r>
-        <w:t>Build one coherent system across the year, one evidence-based decision at a time.</w:t>
+      <w:pPr>
+        <w:spacing w:line="336" w:lineRule="auto" w:after="180"/>
+      </w:pPr>
+      <w:r>
+        <w:rPr>
+          <w:b w:val="0"/>
+        </w:rPr>
+        <w:t xml:space="preserve">Build one coherent system across the year, one </w:t>
+      </w:r>
+      <w:r>
+        <w:rPr>
+          <w:b/>
+        </w:rPr>
+        <w:t>evidence</w:t>
+      </w:r>
+      <w:r>
+        <w:rPr>
+          <w:b w:val="0"/>
+        </w:rPr>
+        <w:t>-based decision at a time.</w:t>
       </w:r>
     </w:p>
     <w:p>
@@ -2941,32 +5296,86 @@
       </w:r>
     </w:p>
     <w:p>
-      <w:r>
+      <w:pPr>
+        <w:spacing w:line="336" w:lineRule="auto" w:after="180"/>
+        <w:shd w:fill="EDF7F3"/>
+      </w:pPr>
+      <w:r>
+        <w:rPr>
+          <w:b w:val="0"/>
+        </w:rPr>
         <w:t>THIS WEEK'S CHECKPOINT  Create and run the sorter's normal-case test plan with unique IDs and version label.</w:t>
       </w:r>
     </w:p>
     <w:p>
-      <w:r>
+      <w:pPr>
+        <w:spacing w:line="336" w:lineRule="auto" w:after="180"/>
+        <w:shd w:fill="F5F1FB"/>
+      </w:pPr>
+      <w:r>
+        <w:rPr>
+          <w:b w:val="0"/>
+        </w:rPr>
         <w:t>What real classroom need does this serve?</w:t>
       </w:r>
     </w:p>
     <w:p>
-      <w:r>
+      <w:pPr>
+        <w:spacing w:line="336" w:lineRule="auto" w:after="180"/>
+        <w:shd w:fill="F5F1FB"/>
+      </w:pPr>
+      <w:r>
+        <w:rPr>
+          <w:b w:val="0"/>
+        </w:rPr>
         <w:t>What information is necessary—and what should stay private?</w:t>
       </w:r>
     </w:p>
     <w:p>
-      <w:r>
-        <w:t>What happens inside the process?</w:t>
-      </w:r>
-    </w:p>
-    <w:p>
-      <w:r>
+      <w:pPr>
+        <w:spacing w:line="336" w:lineRule="auto" w:after="180"/>
+        <w:shd w:fill="F5F1FB"/>
+      </w:pPr>
+      <w:r>
+        <w:rPr>
+          <w:b w:val="0"/>
+        </w:rPr>
+        <w:t xml:space="preserve">What happens inside the </w:t>
+      </w:r>
+      <w:r>
+        <w:rPr>
+          <w:b/>
+        </w:rPr>
+        <w:t>process</w:t>
+      </w:r>
+      <w:r>
+        <w:rPr>
+          <w:b w:val="0"/>
+        </w:rPr>
+        <w:t>?</w:t>
+      </w:r>
+    </w:p>
+    <w:p>
+      <w:pPr>
+        <w:spacing w:line="336" w:lineRule="auto" w:after="180"/>
+        <w:shd w:fill="F5F1FB"/>
+      </w:pPr>
+      <w:r>
+        <w:rPr>
+          <w:b w:val="0"/>
+        </w:rPr>
         <w:t>What normal and edge cases will you test?</w:t>
       </w:r>
     </w:p>
     <w:p>
-      <w:r>
+      <w:pPr>
+        <w:spacing w:line="336" w:lineRule="auto" w:after="180"/>
+        <w:shd w:fill="F5F1FB"/>
+      </w:pPr>
+      <w:r>
+        <w:rPr>
+          <w:b w:val="0"/>
+        </w:rPr>
         <w:t>When should it say not sure or ask a person?</w:t>
       </w:r>
     </w:p>
@@ -3007,12 +5416,45 @@
       </w:r>
     </w:p>
     <w:p>
-      <w:r>
-        <w:t>RESPONSIBLE DESIGN  Do not change the prototype halfway through a test set and combine results as if one version was tested.</w:t>
-      </w:r>
-    </w:p>
-    <w:p>
-      <w:r>
+      <w:pPr>
+        <w:pStyle w:val="Heading3"/>
+      </w:pPr>
+      <w:r>
+        <w:t>Responsible design</w:t>
+      </w:r>
+    </w:p>
+    <w:p>
+      <w:pPr>
+        <w:spacing w:line="336" w:lineRule="auto" w:after="180"/>
+        <w:shd w:fill="FFF5E6"/>
+      </w:pPr>
+      <w:r>
+        <w:rPr>
+          <w:b w:val="0"/>
+        </w:rPr>
+        <w:t xml:space="preserve">RESPONSIBLE DESIGN  Do not change the prototype halfway through a </w:t>
+      </w:r>
+      <w:r>
+        <w:rPr>
+          <w:b/>
+        </w:rPr>
+        <w:t>test set</w:t>
+      </w:r>
+      <w:r>
+        <w:rPr>
+          <w:b w:val="0"/>
+        </w:rPr>
+        <w:t xml:space="preserve"> and combine results as if one version was tested.</w:t>
+      </w:r>
+    </w:p>
+    <w:p>
+      <w:pPr>
+        <w:spacing w:line="336" w:lineRule="auto" w:after="180"/>
+      </w:pPr>
+      <w:r>
+        <w:rPr>
+          <w:b w:val="0"/>
+        </w:rPr>
         <w:t>My project decision:</w:t>
       </w:r>
     </w:p>
@@ -3025,8 +5467,38 @@
       </w:r>
     </w:p>
     <w:p>
-      <w:r>
-        <w:t>Maintain sorter tests with input, independently derived expectation, actual output, version and full-pass judgment.</w:t>
+      <w:pPr>
+        <w:spacing w:line="336" w:lineRule="auto" w:after="180"/>
+      </w:pPr>
+      <w:r>
+        <w:rPr>
+          <w:b w:val="0"/>
+        </w:rPr>
+        <w:t xml:space="preserve">Maintain sorter tests with </w:t>
+      </w:r>
+      <w:r>
+        <w:rPr>
+          <w:b/>
+        </w:rPr>
+        <w:t>input</w:t>
+      </w:r>
+      <w:r>
+        <w:rPr>
+          <w:b w:val="0"/>
+        </w:rPr>
+        <w:t xml:space="preserve">, independently derived expectation, actual </w:t>
+      </w:r>
+      <w:r>
+        <w:rPr>
+          <w:b/>
+        </w:rPr>
+        <w:t>output</w:t>
+      </w:r>
+      <w:r>
+        <w:rPr>
+          <w:b w:val="0"/>
+        </w:rPr>
+        <w:t>, version and full-pass judgment.</w:t>
       </w:r>
     </w:p>
     <w:p>
@@ -3039,6 +5511,17 @@
     </w:p>
     <w:p>
       <w:r>
+        <w:t>Use a genuinely new case for independent evidence. Previously discussed examples remain practice; use the separately named independent case before feedback.</w:t>
+      </w:r>
+    </w:p>
+    <w:p>
+      <w:pPr>
+        <w:spacing w:line="336" w:lineRule="auto" w:after="180"/>
+      </w:pPr>
+      <w:r>
+        <w:rPr>
+          <w:b/>
+        </w:rPr>
         <w:t>MASTERY</w:t>
       </w:r>
     </w:p>
@@ -3051,7 +5534,13 @@
       </w:r>
     </w:p>
     <w:p>
-      <w:r>
+      <w:pPr>
+        <w:spacing w:line="336" w:lineRule="auto" w:after="180"/>
+      </w:pPr>
+      <w:r>
+        <w:rPr>
+          <w:b w:val="0"/>
+        </w:rPr>
         <w:t>Complete this after teaching and guided practice have ended.</w:t>
       </w:r>
     </w:p>
@@ -3092,53 +5581,248 @@
       </w:r>
     </w:p>
     <w:p>
-      <w:r>
+      <w:pPr>
+        <w:pStyle w:val="Heading3"/>
+      </w:pPr>
+      <w:r>
+        <w:t>What success looks like</w:t>
+      </w:r>
+    </w:p>
+    <w:p>
+      <w:pPr>
+        <w:spacing w:line="336" w:lineRule="auto" w:after="180"/>
+        <w:shd w:fill="EDF7F3"/>
+      </w:pPr>
+      <w:r>
+        <w:rPr>
+          <w:b w:val="0"/>
+        </w:rPr>
         <w:t>REQUIRED PROOF  Run five planned tests and log expected versus actual before calculating the pass count.</w:t>
       </w:r>
     </w:p>
     <w:p>
-      <w:r>
+      <w:pPr>
+        <w:spacing w:line="336" w:lineRule="auto" w:after="180"/>
+      </w:pPr>
+      <w:r>
+        <w:rPr>
+          <w:b w:val="0"/>
+        </w:rPr>
         <w:t>□ Name or draw the fresh case.</w:t>
       </w:r>
     </w:p>
     <w:p>
-      <w:r>
-        <w:t>□ Trace input, process, and output.</w:t>
-      </w:r>
-    </w:p>
-    <w:p>
-      <w:r>
-        <w:t>□ State the conclusion and strongest evidence.</w:t>
-      </w:r>
-    </w:p>
-    <w:p>
-      <w:r>
+      <w:pPr>
+        <w:spacing w:line="336" w:lineRule="auto" w:after="180"/>
+      </w:pPr>
+      <w:r>
+        <w:rPr>
+          <w:b w:val="0"/>
+        </w:rPr>
+        <w:t xml:space="preserve">□ Trace </w:t>
+      </w:r>
+      <w:r>
+        <w:rPr>
+          <w:b/>
+        </w:rPr>
+        <w:t>input</w:t>
+      </w:r>
+      <w:r>
+        <w:rPr>
+          <w:b w:val="0"/>
+        </w:rPr>
+        <w:t xml:space="preserve">, </w:t>
+      </w:r>
+      <w:r>
+        <w:rPr>
+          <w:b/>
+        </w:rPr>
+        <w:t>process</w:t>
+      </w:r>
+      <w:r>
+        <w:rPr>
+          <w:b w:val="0"/>
+        </w:rPr>
+        <w:t xml:space="preserve">, and </w:t>
+      </w:r>
+      <w:r>
+        <w:rPr>
+          <w:b/>
+        </w:rPr>
+        <w:t>output</w:t>
+      </w:r>
+      <w:r>
+        <w:rPr>
+          <w:b w:val="0"/>
+        </w:rPr>
+        <w:t>.</w:t>
+      </w:r>
+    </w:p>
+    <w:p>
+      <w:pPr>
+        <w:spacing w:line="336" w:lineRule="auto" w:after="180"/>
+      </w:pPr>
+      <w:r>
+        <w:rPr>
+          <w:b w:val="0"/>
+        </w:rPr>
+        <w:t xml:space="preserve">□ State the conclusion and strongest </w:t>
+      </w:r>
+      <w:r>
+        <w:rPr>
+          <w:b/>
+        </w:rPr>
+        <w:t>evidence</w:t>
+      </w:r>
+      <w:r>
+        <w:rPr>
+          <w:b w:val="0"/>
+        </w:rPr>
+        <w:t>.</w:t>
+      </w:r>
+    </w:p>
+    <w:p>
+      <w:pPr>
+        <w:spacing w:line="336" w:lineRule="auto" w:after="180"/>
+      </w:pPr>
+      <w:r>
+        <w:rPr>
+          <w:b w:val="0"/>
+        </w:rPr>
         <w:t>□ Name one limit, failure, missing clue, or fairness/privacy concern.</w:t>
       </w:r>
     </w:p>
     <w:p>
-      <w:r>
+      <w:pPr>
+        <w:spacing w:line="336" w:lineRule="auto" w:after="180"/>
+      </w:pPr>
+      <w:r>
+        <w:rPr>
+          <w:b w:val="0"/>
+        </w:rPr>
         <w:t>□ Explain one safe next action or improvement.</w:t>
       </w:r>
     </w:p>
     <w:p>
-      <w:r>
-        <w:t>Independent evidence:</w:t>
-      </w:r>
-    </w:p>
-    <w:p>
-      <w:r>
-        <w:t>SELF-CHECK  Write the expected output first, keep the prototype version fixed, record every actual output, and count passes without deleting failures. Explain that five normal successes are necessary evidence, not full proof.</w:t>
-      </w:r>
-    </w:p>
-    <w:p>
-      <w:r>
+      <w:pPr>
+        <w:spacing w:line="336" w:lineRule="auto" w:after="180"/>
+      </w:pPr>
+      <w:r>
+        <w:rPr>
+          <w:b w:val="0"/>
+        </w:rPr>
+        <w:t xml:space="preserve">Independent </w:t>
+      </w:r>
+      <w:r>
+        <w:rPr>
+          <w:b/>
+        </w:rPr>
+        <w:t>evidence</w:t>
+      </w:r>
+      <w:r>
+        <w:rPr>
+          <w:b w:val="0"/>
+        </w:rPr>
+        <w:t>:</w:t>
+      </w:r>
+    </w:p>
+    <w:p>
+      <w:pPr>
+        <w:pStyle w:val="Heading3"/>
+      </w:pPr>
+      <w:r>
+        <w:t>Check your explanation</w:t>
+      </w:r>
+    </w:p>
+    <w:p>
+      <w:pPr>
+        <w:spacing w:line="336" w:lineRule="auto" w:after="180"/>
+        <w:shd w:fill="F5F1FB"/>
+      </w:pPr>
+      <w:r>
+        <w:rPr>
+          <w:b w:val="0"/>
+        </w:rPr>
+        <w:t xml:space="preserve">SELF-CHECK  Write the expected </w:t>
+      </w:r>
+      <w:r>
+        <w:rPr>
+          <w:b/>
+        </w:rPr>
+        <w:t>output</w:t>
+      </w:r>
+      <w:r>
+        <w:rPr>
+          <w:b w:val="0"/>
+        </w:rPr>
+        <w:t xml:space="preserve"> first, keep the prototype version fixed, record every actual </w:t>
+      </w:r>
+      <w:r>
+        <w:rPr>
+          <w:b/>
+        </w:rPr>
+        <w:t>output</w:t>
+      </w:r>
+      <w:r>
+        <w:rPr>
+          <w:b w:val="0"/>
+        </w:rPr>
+        <w:t xml:space="preserve">, and count passes without deleting failures. Explain that five normal successes are necessary </w:t>
+      </w:r>
+      <w:r>
+        <w:rPr>
+          <w:b/>
+        </w:rPr>
+        <w:t>evidence</w:t>
+      </w:r>
+      <w:r>
+        <w:rPr>
+          <w:b w:val="0"/>
+        </w:rPr>
+        <w:t>, not full proof.</w:t>
+      </w:r>
+    </w:p>
+    <w:p>
+      <w:pPr>
+        <w:spacing w:line="336" w:lineRule="auto" w:after="180"/>
+      </w:pPr>
+      <w:r>
+        <w:rPr>
+          <w:b w:val="0"/>
+        </w:rPr>
         <w:t>My level:  □ Not yet  □ With one hint  □ Independently  □ I can teach it</w:t>
       </w:r>
     </w:p>
     <w:p>
-      <w:r>
-        <w:t>NEXT BRIDGE  Carry today's evidence habit into: Test Edge Cases and Fairness.</w:t>
+      <w:pPr>
+        <w:pStyle w:val="Heading3"/>
+      </w:pPr>
+      <w:r>
+        <w:t>Connect to the next lesson</w:t>
+      </w:r>
+    </w:p>
+    <w:p>
+      <w:pPr>
+        <w:spacing w:line="336" w:lineRule="auto" w:after="180"/>
+        <w:shd w:fill="F1F6F8"/>
+      </w:pPr>
+      <w:r>
+        <w:rPr>
+          <w:b w:val="0"/>
+        </w:rPr>
+        <w:t xml:space="preserve">NEXT BRIDGE  Carry today's </w:t>
+      </w:r>
+      <w:r>
+        <w:rPr>
+          <w:b/>
+        </w:rPr>
+        <w:t>evidence</w:t>
+      </w:r>
+      <w:r>
+        <w:rPr>
+          <w:b w:val="0"/>
+        </w:rPr>
+        <w:t xml:space="preserve"> habit into: Test Edge Cases and Fairness.</w:t>
       </w:r>
     </w:p>
     <w:p>
@@ -3150,6 +5834,11 @@
       </w:r>
     </w:p>
     <w:p>
+      <w:r>
+        <w:t>Revisit the complete Test Normal Cases case for supported practice. Repeated examples do not become fresh assessments.</w:t>
+      </w:r>
+    </w:p>
+    <w:p>
       <w:pPr>
         <w:pStyle w:val="Heading3"/>
       </w:pPr>
@@ -3158,7 +5847,13 @@
       </w:r>
     </w:p>
     <w:p>
-      <w:r>
+      <w:pPr>
+        <w:spacing w:line="336" w:lineRule="auto" w:after="180"/>
+      </w:pPr>
+      <w:r>
+        <w:rPr>
+          <w:b w:val="0"/>
+        </w:rPr>
         <w:t>Use the supplied details to practise the weekly concept before attempting the independent question. This case extends the illustrated lesson.</w:t>
       </w:r>
     </w:p>
@@ -3171,7 +5866,13 @@
       </w:r>
     </w:p>
     <w:p>
-      <w:r>
+      <w:pPr>
+        <w:spacing w:line="336" w:lineRule="auto" w:after="180"/>
+      </w:pPr>
+      <w:r>
+        <w:rPr>
+          <w:b w:val="0"/>
+        </w:rPr>
         <w:t>Four routine cases are chosen before testing. Three are correct.</w:t>
       </w:r>
     </w:p>
@@ -3184,7 +5885,14 @@
       </w:r>
     </w:p>
     <w:p>
-      <w:r>
+      <w:pPr>
+        <w:spacing w:line="336" w:lineRule="auto" w:after="180"/>
+        <w:shd w:fill="F5F1FB"/>
+      </w:pPr>
+      <w:r>
+        <w:rPr>
+          <w:b w:val="0"/>
+        </w:rPr>
         <w:t>What can be reported?</w:t>
       </w:r>
     </w:p>
@@ -3197,7 +5905,13 @@
       </w:r>
     </w:p>
     <w:p>
-      <w:r>
+      <w:pPr>
+        <w:spacing w:line="336" w:lineRule="auto" w:after="180"/>
+      </w:pPr>
+      <w:r>
+        <w:rPr>
+          <w:b w:val="0"/>
+        </w:rPr>
         <w:t>3/4 on those cases. Preserve the failure and trace its cause. This does not guarantee unfamiliar-case performance.</w:t>
       </w:r>
     </w:p>
@@ -3210,7 +5924,14 @@
       </w:r>
     </w:p>
     <w:p>
-      <w:r>
+      <w:pPr>
+        <w:spacing w:line="336" w:lineRule="auto" w:after="180"/>
+        <w:shd w:fill="F5F1FB"/>
+      </w:pPr>
+      <w:r>
+        <w:rPr>
+          <w:b w:val="0"/>
+        </w:rPr>
         <w:t>Which detail supports the answer, and why does it matter?</w:t>
       </w:r>
     </w:p>
@@ -3322,17 +6043,36 @@
       </w:tr>
     </w:tbl>
     <w:p>
-      <w:r>
+      <w:pPr>
+        <w:spacing w:line="336" w:lineRule="auto" w:after="180"/>
+      </w:pPr>
+      <w:r>
+        <w:rPr>
+          <w:b w:val="0"/>
+        </w:rPr>
         <w:t>Four routine cases are chosen before testing. Three are correct.</w:t>
       </w:r>
     </w:p>
     <w:p>
-      <w:r>
+      <w:pPr>
+        <w:spacing w:line="336" w:lineRule="auto" w:after="180"/>
+        <w:shd w:fill="F5F1FB"/>
+      </w:pPr>
+      <w:r>
+        <w:rPr>
+          <w:b w:val="0"/>
+        </w:rPr>
         <w:t>What can be reported?</w:t>
       </w:r>
     </w:p>
     <w:p>
-      <w:r>
+      <w:pPr>
+        <w:spacing w:line="336" w:lineRule="auto" w:after="180"/>
+      </w:pPr>
+      <w:r>
+        <w:rPr>
+          <w:b w:val="0"/>
+        </w:rPr>
         <w:t>3/4 on those cases. Preserve the failure and trace its cause. This does not guarantee unfamiliar-case performance.</w:t>
       </w:r>
     </w:p>
@@ -3345,6 +6085,11 @@
       </w:r>
     </w:p>
     <w:p>
+      <w:r>
+        <w:t>Attempt the reserved new case before feedback. Record support; the earlier examples below remain additional practice.</w:t>
+      </w:r>
+    </w:p>
+    <w:p>
       <w:pPr>
         <w:pStyle w:val="Heading3"/>
       </w:pPr>
@@ -3353,8 +6098,83 @@
       </w:r>
     </w:p>
     <w:p>
-      <w:r>
-        <w:t>Independently audit this fictional equipment selector. Catalogue E has E1 first with capacity 4 and E2 second with capacity 8. Valid group sizes are whole numbers 1 to 10. Select the first item with capacity at least the group size, or no match; invalid input needs clarification. The saved prototype reports E1 for group 3 with reason “4 holds 3”; E1 for group 6 with reason “4 holds 6”; no match for group 9 with reason “both too small”. Write all expected results, mark full passes, calculate the fraction and explain the failure. Give one untested input category. No booking occurs.</w:t>
+      <w:pPr>
+        <w:spacing w:line="336" w:lineRule="auto" w:after="180"/>
+      </w:pPr>
+      <w:r>
+        <w:rPr>
+          <w:b w:val="0"/>
+        </w:rPr>
+        <w:t>Independently audit this fictional equipment selector. Catalogue E has E1 first with capacity 4 and E2 second with capacity 8. Valid group sizes are whole numbers 1 to 10.</w:t>
+      </w:r>
+    </w:p>
+    <w:p>
+      <w:pPr>
+        <w:spacing w:line="336" w:lineRule="auto" w:after="180"/>
+      </w:pPr>
+      <w:r>
+        <w:rPr>
+          <w:b w:val="0"/>
+        </w:rPr>
+        <w:t xml:space="preserve">Select the first item with capacity at least the group size, or no match; invalid </w:t>
+      </w:r>
+      <w:r>
+        <w:rPr>
+          <w:b/>
+        </w:rPr>
+        <w:t>input</w:t>
+      </w:r>
+      <w:r>
+        <w:rPr>
+          <w:b w:val="0"/>
+        </w:rPr>
+        <w:t xml:space="preserve"> needs clarification.</w:t>
+      </w:r>
+    </w:p>
+    <w:p>
+      <w:pPr>
+        <w:spacing w:line="336" w:lineRule="auto" w:after="180"/>
+      </w:pPr>
+      <w:r>
+        <w:rPr>
+          <w:b w:val="0"/>
+        </w:rPr>
+        <w:t>The saved prototype reports E1 for group 3 with reason “4 holds 3”; E1 for group 6 with reason “4 holds 6”; no match for group 9 with reason “both too small”.</w:t>
+      </w:r>
+    </w:p>
+    <w:p>
+      <w:pPr>
+        <w:spacing w:line="336" w:lineRule="auto" w:after="180"/>
+      </w:pPr>
+      <w:r>
+        <w:rPr>
+          <w:b w:val="0"/>
+        </w:rPr>
+        <w:t xml:space="preserve">Write all </w:t>
+      </w:r>
+      <w:r>
+        <w:rPr>
+          <w:b/>
+        </w:rPr>
+        <w:t>expected result</w:t>
+      </w:r>
+      <w:r>
+        <w:rPr>
+          <w:b w:val="0"/>
+        </w:rPr>
+        <w:t xml:space="preserve">s, mark full passes, calculate the fraction and explain the failure. Give one untested </w:t>
+      </w:r>
+      <w:r>
+        <w:rPr>
+          <w:b/>
+        </w:rPr>
+        <w:t>input</w:t>
+      </w:r>
+      <w:r>
+        <w:rPr>
+          <w:b w:val="0"/>
+        </w:rPr>
+        <w:t xml:space="preserve"> category. No booking occurs.</w:t>
       </w:r>
     </w:p>
     <w:p>
@@ -3401,7 +6221,13 @@
       </w:r>
     </w:p>
     <w:p>
-      <w:r>
+      <w:pPr>
+        <w:spacing w:line="336" w:lineRule="auto" w:after="180"/>
+      </w:pPr>
+      <w:r>
+        <w:rPr>
+          <w:b w:val="0"/>
+        </w:rPr>
         <w:t>Attempt this case before feedback. Record any help. Earlier examples below are further practice; a case already practised with feedback cannot establish fresh transfer.</w:t>
       </w:r>
     </w:p>
@@ -3414,18 +6240,42 @@
       </w:r>
     </w:p>
     <w:p>
-      <w:r>
+      <w:pPr>
+        <w:spacing w:line="336" w:lineRule="auto" w:after="180"/>
+      </w:pPr>
+      <w:r>
+        <w:rPr>
+          <w:b w:val="0"/>
+        </w:rPr>
         <w:t>Close the worked explanation. Apply the idea to this different question without copying.</w:t>
       </w:r>
     </w:p>
     <w:p>
-      <w:r>
+      <w:pPr>
+        <w:spacing w:line="336" w:lineRule="auto" w:after="180"/>
+      </w:pPr>
+      <w:r>
+        <w:rPr>
+          <w:b w:val="0"/>
+        </w:rPr>
         <w:t>Test a sorter on two clear pencil cards and two clear book cards. It gets one book wrong. Report the result and keep the failed case.</w:t>
       </w:r>
     </w:p>
     <w:p>
-      <w:r>
-        <w:t>My answer, with a trace, calculation or supporting evidence</w:t>
+      <w:pPr>
+        <w:spacing w:line="336" w:lineRule="auto" w:after="180"/>
+      </w:pPr>
+      <w:r>
+        <w:rPr>
+          <w:b w:val="0"/>
+        </w:rPr>
+        <w:t xml:space="preserve">My answer, with a trace, calculation or supporting </w:t>
+      </w:r>
+      <w:r>
+        <w:rPr>
+          <w:b/>
+        </w:rPr>
+        <w:t>evidence</w:t>
       </w:r>
     </w:p>
     <w:p>
@@ -3470,13 +6320,43 @@
       </w:r>
     </w:p>
     <w:p>
-      <w:r>
+      <w:pPr>
+        <w:spacing w:line="336" w:lineRule="auto" w:after="180"/>
+      </w:pPr>
+      <w:r>
+        <w:rPr>
+          <w:b w:val="0"/>
+        </w:rPr>
         <w:t>Change one relevant detail. Predict the result before testing. Include a boundary or missing-information case when it helps reveal a limit.</w:t>
       </w:r>
     </w:p>
     <w:p>
-      <w:r>
-        <w:t>My changed input and expected result</w:t>
+      <w:pPr>
+        <w:spacing w:line="336" w:lineRule="auto" w:after="180"/>
+      </w:pPr>
+      <w:r>
+        <w:rPr>
+          <w:b w:val="0"/>
+        </w:rPr>
+        <w:t xml:space="preserve">My changed </w:t>
+      </w:r>
+      <w:r>
+        <w:rPr>
+          <w:b/>
+        </w:rPr>
+        <w:t>input</w:t>
+      </w:r>
+      <w:r>
+        <w:rPr>
+          <w:b w:val="0"/>
+        </w:rPr>
+        <w:t xml:space="preserve"> and </w:t>
+      </w:r>
+      <w:r>
+        <w:rPr>
+          <w:b/>
+        </w:rPr>
+        <w:t>expected result</w:t>
       </w:r>
     </w:p>
     <w:p>
@@ -3521,13 +6401,37 @@
       </w:r>
     </w:p>
     <w:p>
-      <w:r>
+      <w:pPr>
+        <w:spacing w:line="336" w:lineRule="auto" w:after="180"/>
+      </w:pPr>
+      <w:r>
+        <w:rPr>
+          <w:b w:val="0"/>
+        </w:rPr>
         <w:t>Create and run the sorter's normal-case test plan with unique IDs and version label.</w:t>
       </w:r>
     </w:p>
     <w:p>
-      <w:r>
-        <w:t>The evidence I will keep</w:t>
+      <w:pPr>
+        <w:spacing w:line="336" w:lineRule="auto" w:after="180"/>
+      </w:pPr>
+      <w:r>
+        <w:rPr>
+          <w:b w:val="0"/>
+        </w:rPr>
+        <w:t xml:space="preserve">The </w:t>
+      </w:r>
+      <w:r>
+        <w:rPr>
+          <w:b/>
+        </w:rPr>
+        <w:t>evidence</w:t>
+      </w:r>
+      <w:r>
+        <w:rPr>
+          <w:b w:val="0"/>
+        </w:rPr>
+        <w:t xml:space="preserve"> I will keep</w:t>
       </w:r>
     </w:p>
     <w:p>
@@ -3564,8 +6468,26 @@
       </w:r>
     </w:p>
     <w:p>
-      <w:r>
-        <w:t>Your teacher has the independent answer and scoring criteria. Complete the matching workbook week to keep your practice evidence together.</w:t>
+      <w:pPr>
+        <w:spacing w:line="336" w:lineRule="auto" w:after="180"/>
+      </w:pPr>
+      <w:r>
+        <w:rPr>
+          <w:b w:val="0"/>
+        </w:rPr>
+        <w:t xml:space="preserve">Your teacher has the independent answer and scoring criteria. Complete the matching workbook week to keep your practice </w:t>
+      </w:r>
+      <w:r>
+        <w:rPr>
+          <w:b/>
+        </w:rPr>
+        <w:t>evidence</w:t>
+      </w:r>
+      <w:r>
+        <w:rPr>
+          <w:b w:val="0"/>
+        </w:rPr>
+        <w:t xml:space="preserve"> together.</w:t>
       </w:r>
     </w:p>
     <w:p>
@@ -3577,7 +6499,13 @@
       </w:r>
     </w:p>
     <w:p>
-      <w:r>
+      <w:pPr>
+        <w:spacing w:line="336" w:lineRule="auto" w:after="180"/>
+      </w:pPr>
+      <w:r>
+        <w:rPr>
+          <w:b w:val="0"/>
+        </w:rPr>
         <w:t>A sorter passes five routine cases and fails one. A team removes the failure as 'unusual' and reports 100%. Correct the report and propose a next test.</w:t>
       </w:r>
     </w:p>
@@ -3633,8 +6561,25 @@
       </w:r>
     </w:p>
     <w:p>
-      <w:r>
-        <w:t>Attempt the independent case before hints. Record whether you worked alone, used a hint or followed a model. After feedback, fix the first unsupported step and explain why it changed. A later check uses a changed case, not a copied answer.</w:t>
+      <w:pPr>
+        <w:spacing w:line="336" w:lineRule="auto" w:after="180"/>
+      </w:pPr>
+      <w:r>
+        <w:rPr>
+          <w:b w:val="0"/>
+        </w:rPr>
+        <w:t>Attempt the independent case before hints. Record whether you worked alone, used a hint or followed a model. After feedback, fix the first unsupported step and explain why it changed.</w:t>
+      </w:r>
+    </w:p>
+    <w:p>
+      <w:pPr>
+        <w:spacing w:line="336" w:lineRule="auto" w:after="180"/>
+      </w:pPr>
+      <w:r>
+        <w:rPr>
+          <w:b w:val="0"/>
+        </w:rPr>
+        <w:t>A later check uses a changed case, not a copied answer.</w:t>
       </w:r>
     </w:p>
     <w:p>
@@ -3647,6 +6592,17 @@
     </w:p>
     <w:p>
       <w:r>
+        <w:t>Use this map to navigate Test Normal Cases, connect the goals to tasks and keep one evidence record for each attempt.</w:t>
+      </w:r>
+    </w:p>
+    <w:p>
+      <w:pPr>
+        <w:spacing w:line="336" w:lineRule="auto" w:after="180"/>
+      </w:pPr>
+      <w:r>
+        <w:rPr>
+          <w:b w:val="0"/>
+        </w:rPr>
         <w:t>Start with this question: A fictional pencil-pouch finder has been run on four ordinary requests.</w:t>
       </w:r>
     </w:p>
@@ -3753,13 +6709,61 @@
       </w:tr>
     </w:tbl>
     <w:p>
-      <w:r>
-        <w:t>Remember → watch and explain → try with help → investigate → try independently → keep project evidence. Your teacher may spread this lesson across several classes.</w:t>
-      </w:r>
-    </w:p>
-    <w:p>
-      <w:r>
-        <w:t>Keep your first prediction. Compare it with what the evidence shows and explain any change.</w:t>
+      <w:pPr>
+        <w:spacing w:line="336" w:lineRule="auto" w:after="180"/>
+      </w:pPr>
+      <w:r>
+        <w:rPr>
+          <w:b w:val="0"/>
+        </w:rPr>
+        <w:t xml:space="preserve">Remember → watch and explain → try with help → investigate → try independently → keep project </w:t>
+      </w:r>
+      <w:r>
+        <w:rPr>
+          <w:b/>
+        </w:rPr>
+        <w:t>evidence</w:t>
+      </w:r>
+      <w:r>
+        <w:rPr>
+          <w:b w:val="0"/>
+        </w:rPr>
+        <w:t>. Your teacher may spread this lesson across several classes.</w:t>
+      </w:r>
+    </w:p>
+    <w:p>
+      <w:pPr>
+        <w:spacing w:line="336" w:lineRule="auto" w:after="180"/>
+      </w:pPr>
+      <w:r>
+        <w:rPr>
+          <w:b w:val="0"/>
+        </w:rPr>
+        <w:t xml:space="preserve">Keep your first </w:t>
+      </w:r>
+      <w:r>
+        <w:rPr>
+          <w:b/>
+        </w:rPr>
+        <w:t>prediction</w:t>
+      </w:r>
+      <w:r>
+        <w:rPr>
+          <w:b w:val="0"/>
+        </w:rPr>
+        <w:t xml:space="preserve">. Compare it with what the </w:t>
+      </w:r>
+      <w:r>
+        <w:rPr>
+          <w:b/>
+        </w:rPr>
+        <w:t>evidence</w:t>
+      </w:r>
+      <w:r>
+        <w:rPr>
+          <w:b w:val="0"/>
+        </w:rPr>
+        <w:t xml:space="preserve"> shows and explain any change.</w:t>
       </w:r>
     </w:p>
     <w:p>
@@ -3772,7 +6776,30 @@
     </w:p>
     <w:p>
       <w:r>
-        <w:t>Close your notes. Explain this goal in your own words: Plan routine cases with expected results derived from the requirements</w:t>
+        <w:t>Explain Test Normal Cases without notes, identify a remaining question and plan a later check with a changed case.</w:t>
+      </w:r>
+    </w:p>
+    <w:p>
+      <w:pPr>
+        <w:spacing w:line="336" w:lineRule="auto" w:after="180"/>
+      </w:pPr>
+      <w:r>
+        <w:rPr>
+          <w:b w:val="0"/>
+        </w:rPr>
+        <w:t xml:space="preserve">Close your notes. Explain this goal in your own words: Plan routine cases with </w:t>
+      </w:r>
+      <w:r>
+        <w:rPr>
+          <w:b/>
+        </w:rPr>
+        <w:t>expected result</w:t>
+      </w:r>
+      <w:r>
+        <w:rPr>
+          <w:b w:val="0"/>
+        </w:rPr>
+        <w:t>s derived from the requirements</w:t>
       </w:r>
     </w:p>
     <w:p>
@@ -3809,13 +6836,61 @@
       </w:r>
     </w:p>
     <w:p>
-      <w:r>
-        <w:t>If you are unsure, return to the worked picture and explain one arrow. If you are ready, change an input or assumption and justify your prediction.</w:t>
-      </w:r>
-    </w:p>
-    <w:p>
-      <w:r>
-        <w:t>Save your workbook evidence. At the next review, try a different case before opening your old answer.</w:t>
+      <w:pPr>
+        <w:spacing w:line="336" w:lineRule="auto" w:after="180"/>
+      </w:pPr>
+      <w:r>
+        <w:rPr>
+          <w:b w:val="0"/>
+        </w:rPr>
+        <w:t xml:space="preserve">If you are unsure, return to the worked picture and explain one arrow. If you are ready, change an </w:t>
+      </w:r>
+      <w:r>
+        <w:rPr>
+          <w:b/>
+        </w:rPr>
+        <w:t>input</w:t>
+      </w:r>
+      <w:r>
+        <w:rPr>
+          <w:b w:val="0"/>
+        </w:rPr>
+        <w:t xml:space="preserve"> or assumption and justify your </w:t>
+      </w:r>
+      <w:r>
+        <w:rPr>
+          <w:b/>
+        </w:rPr>
+        <w:t>prediction</w:t>
+      </w:r>
+      <w:r>
+        <w:rPr>
+          <w:b w:val="0"/>
+        </w:rPr>
+        <w:t>.</w:t>
+      </w:r>
+    </w:p>
+    <w:p>
+      <w:pPr>
+        <w:spacing w:line="336" w:lineRule="auto" w:after="180"/>
+      </w:pPr>
+      <w:r>
+        <w:rPr>
+          <w:b w:val="0"/>
+        </w:rPr>
+        <w:t xml:space="preserve">Save your workbook </w:t>
+      </w:r>
+      <w:r>
+        <w:rPr>
+          <w:b/>
+        </w:rPr>
+        <w:t>evidence</w:t>
+      </w:r>
+      <w:r>
+        <w:rPr>
+          <w:b w:val="0"/>
+        </w:rPr>
+        <w:t>. At the next review, try a different case before opening your old answer.</w:t>
       </w:r>
     </w:p>
     <w:p>
@@ -3828,11 +6903,28 @@
     </w:p>
     <w:p>
       <w:r>
+        <w:t>Attempt supported questions before using hints or feedback. Review a missing building block, then keep the completed work.</w:t>
+      </w:r>
+    </w:p>
+    <w:p>
+      <w:pPr>
+        <w:spacing w:line="336" w:lineRule="auto" w:after="180"/>
+      </w:pPr>
+      <w:r>
+        <w:rPr>
+          <w:b w:val="0"/>
+        </w:rPr>
         <w:t>Use this supported practice once, in the browser or on paper. Keep the reserved independent assessment for a separate first attempt before teacher feedback.</w:t>
       </w:r>
     </w:p>
     <w:p>
-      <w:r>
+      <w:pPr>
+        <w:spacing w:line="336" w:lineRule="auto" w:after="180"/>
+      </w:pPr>
+      <w:r>
+        <w:rPr>
+          <w:b w:val="0"/>
+        </w:rPr>
         <w:t>A fictional pencil-pouch finder has been run on four ordinary requests.</w:t>
       </w:r>
     </w:p>
@@ -3845,27 +6937,73 @@
       </w:r>
     </w:p>
     <w:p>
-      <w:r>
+      <w:pPr>
+        <w:spacing w:line="336" w:lineRule="auto" w:after="180"/>
+      </w:pPr>
+      <w:r>
+        <w:rPr>
+          <w:b w:val="0"/>
+        </w:rPr>
         <w:t>Which labelled step matches this detail? Three of four routine cases pass; retain the failure.</w:t>
       </w:r>
     </w:p>
     <w:p>
-      <w:r>
+      <w:pPr>
+        <w:spacing w:line="336" w:lineRule="auto" w:after="180"/>
+        <w:shd w:fill="F4F9FC"/>
+      </w:pPr>
+      <w:r>
+        <w:rPr>
+          <w:b w:val="0"/>
+        </w:rPr>
         <w:t>1. Trace failure</w:t>
       </w:r>
     </w:p>
     <w:p>
-      <w:r>
+      <w:pPr>
+        <w:spacing w:line="336" w:lineRule="auto" w:after="180"/>
+        <w:shd w:fill="F4F9FC"/>
+      </w:pPr>
+      <w:r>
+        <w:rPr>
+          <w:b w:val="0"/>
+        </w:rPr>
         <w:t>2. Write expectations</w:t>
       </w:r>
     </w:p>
     <w:p>
-      <w:r>
-        <w:t>3. Compare outputs</w:t>
-      </w:r>
-    </w:p>
-    <w:p>
-      <w:r>
+      <w:pPr>
+        <w:spacing w:line="336" w:lineRule="auto" w:after="180"/>
+        <w:shd w:fill="F4F9FC"/>
+      </w:pPr>
+      <w:r>
+        <w:rPr>
+          <w:b w:val="0"/>
+        </w:rPr>
+        <w:t xml:space="preserve">3. Compare </w:t>
+      </w:r>
+      <w:r>
+        <w:rPr>
+          <w:b/>
+        </w:rPr>
+        <w:t>output</w:t>
+      </w:r>
+      <w:r>
+        <w:rPr>
+          <w:b w:val="0"/>
+        </w:rPr>
+        <w:t>s</w:t>
+      </w:r>
+    </w:p>
+    <w:p>
+      <w:pPr>
+        <w:spacing w:line="336" w:lineRule="auto" w:after="180"/>
+        <w:shd w:fill="F4F9FC"/>
+      </w:pPr>
+      <w:r>
+        <w:rPr>
+          <w:b w:val="0"/>
+        </w:rPr>
         <w:t>4. Report</w:t>
       </w:r>
     </w:p>
@@ -3903,41 +7041,191 @@
       </w:r>
     </w:p>
     <w:p>
-      <w:r>
+      <w:pPr>
+        <w:pStyle w:val="Heading3"/>
+      </w:pPr>
+      <w:r>
+        <w:t>Hint · try first</w:t>
+      </w:r>
+    </w:p>
+    <w:p>
+      <w:pPr>
+        <w:spacing w:line="336" w:lineRule="auto" w:after="180"/>
+        <w:shd w:fill="F1F6F8"/>
+      </w:pPr>
+      <w:r>
+        <w:rPr>
+          <w:b w:val="0"/>
+        </w:rPr>
         <w:t>Hint if needed: Read the steps in the pictorial case. Match the supplied detail to the stage that performs or records it.</w:t>
       </w:r>
     </w:p>
     <w:p>
-      <w:r>
-        <w:t>After your attempt, compare with the supported explanation: Report Three of four routine cases pass; retain the failure. An ordinary case is not automatically correct. Define expected outputs from the contract before reading prototype outputs. Checking both selected ID and eligibility catches the wrong P1 suggestion. A no-match output can be a full pass when that is exactly what the valid request requires.</w:t>
-      </w:r>
-    </w:p>
-    <w:p>
       <w:pPr>
         <w:pStyle w:val="Heading3"/>
       </w:pPr>
       <w:r>
+        <w:t>Feedback · compare after trying</w:t>
+      </w:r>
+    </w:p>
+    <w:p>
+      <w:pPr>
+        <w:spacing w:line="336" w:lineRule="auto" w:after="180"/>
+        <w:shd w:fill="F1F6FC"/>
+      </w:pPr>
+      <w:r>
+        <w:rPr>
+          <w:b w:val="0"/>
+        </w:rPr>
+        <w:t>After your attempt, compare with the supported explanation: Report Three of four routine cases pass; retain the failure. An ordinary case is not automatically correct.</w:t>
+      </w:r>
+    </w:p>
+    <w:p>
+      <w:pPr>
+        <w:spacing w:line="336" w:lineRule="auto" w:after="180"/>
+        <w:shd w:fill="F1F6FC"/>
+      </w:pPr>
+      <w:r>
+        <w:rPr>
+          <w:b w:val="0"/>
+        </w:rPr>
+        <w:t xml:space="preserve">Define expected </w:t>
+      </w:r>
+      <w:r>
+        <w:rPr>
+          <w:b/>
+        </w:rPr>
+        <w:t>output</w:t>
+      </w:r>
+      <w:r>
+        <w:rPr>
+          <w:b w:val="0"/>
+        </w:rPr>
+        <w:t xml:space="preserve">s from the contract before reading prototype </w:t>
+      </w:r>
+      <w:r>
+        <w:rPr>
+          <w:b/>
+        </w:rPr>
+        <w:t>output</w:t>
+      </w:r>
+      <w:r>
+        <w:rPr>
+          <w:b w:val="0"/>
+        </w:rPr>
+        <w:t>s. Checking both selected ID and eligibility catches the wrong P1 suggestion.</w:t>
+      </w:r>
+    </w:p>
+    <w:p>
+      <w:pPr>
+        <w:spacing w:line="336" w:lineRule="auto" w:after="180"/>
+        <w:shd w:fill="F1F6FC"/>
+      </w:pPr>
+      <w:r>
+        <w:rPr>
+          <w:b w:val="0"/>
+        </w:rPr>
+        <w:t xml:space="preserve">A no-match </w:t>
+      </w:r>
+      <w:r>
+        <w:rPr>
+          <w:b/>
+        </w:rPr>
+        <w:t>output</w:t>
+      </w:r>
+      <w:r>
+        <w:rPr>
+          <w:b w:val="0"/>
+        </w:rPr>
+        <w:t xml:space="preserve"> can be a full pass when that is exactly what the valid request requires.</w:t>
+      </w:r>
+    </w:p>
+    <w:p>
+      <w:pPr>
+        <w:pStyle w:val="Heading3"/>
+      </w:pPr>
+      <w:r>
         <w:t>Practice 2: explain the deciding evidence</w:t>
       </w:r>
     </w:p>
     <w:p>
-      <w:r>
+      <w:pPr>
+        <w:pStyle w:val="Heading3"/>
+      </w:pPr>
+      <w:r>
+        <w:t>Changed case · predict first</w:t>
+      </w:r>
+    </w:p>
+    <w:p>
+      <w:pPr>
+        <w:spacing w:line="336" w:lineRule="auto" w:after="180"/>
+        <w:shd w:fill="F5F1FB"/>
+      </w:pPr>
+      <w:r>
+        <w:rPr>
+          <w:b w:val="0"/>
+        </w:rPr>
         <w:t>Changed-case practice: Prototype reports none for request 6 instead of P1. Which conclusion is supported by the supplied facts?</w:t>
       </w:r>
     </w:p>
     <w:p>
-      <w:r>
-        <w:t>1. We can decide the result without examining the changed input or the procedure.</w:t>
-      </w:r>
-    </w:p>
-    <w:p>
-      <w:r>
+      <w:pPr>
+        <w:spacing w:line="336" w:lineRule="auto" w:after="180"/>
+        <w:shd w:fill="F4F9FC"/>
+      </w:pPr>
+      <w:r>
+        <w:rPr>
+          <w:b w:val="0"/>
+        </w:rPr>
+        <w:t xml:space="preserve">1. We can decide the result without examining the changed </w:t>
+      </w:r>
+      <w:r>
+        <w:rPr>
+          <w:b/>
+        </w:rPr>
+        <w:t>input</w:t>
+      </w:r>
+      <w:r>
+        <w:rPr>
+          <w:b w:val="0"/>
+        </w:rPr>
+        <w:t xml:space="preserve"> or the procedure.</w:t>
+      </w:r>
+    </w:p>
+    <w:p>
+      <w:pPr>
+        <w:spacing w:line="336" w:lineRule="auto" w:after="180"/>
+        <w:shd w:fill="F4F9FC"/>
+      </w:pPr>
+      <w:r>
+        <w:rPr>
+          <w:b w:val="0"/>
+        </w:rPr>
         <w:t>2. That run still fails.</w:t>
       </w:r>
     </w:p>
     <w:p>
-      <w:r>
-        <w:t>3. This one example guarantees correct results for every future input.</w:t>
+      <w:pPr>
+        <w:spacing w:line="336" w:lineRule="auto" w:after="180"/>
+        <w:shd w:fill="F4F9FC"/>
+      </w:pPr>
+      <w:r>
+        <w:rPr>
+          <w:b w:val="0"/>
+        </w:rPr>
+        <w:t xml:space="preserve">3. This one example guarantees correct results for every future </w:t>
+      </w:r>
+      <w:r>
+        <w:rPr>
+          <w:b/>
+        </w:rPr>
+        <w:t>input</w:t>
+      </w:r>
+      <w:r>
+        <w:rPr>
+          <w:b w:val="0"/>
+        </w:rPr>
+        <w:t>.</w:t>
       </w:r>
     </w:p>
     <w:p>
@@ -3974,12 +7262,42 @@
       </w:r>
     </w:p>
     <w:p>
-      <w:r>
+      <w:pPr>
+        <w:pStyle w:val="Heading3"/>
+      </w:pPr>
+      <w:r>
+        <w:t>Hint · try first</w:t>
+      </w:r>
+    </w:p>
+    <w:p>
+      <w:pPr>
+        <w:spacing w:line="336" w:lineRule="auto" w:after="180"/>
+        <w:shd w:fill="F1F6F8"/>
+      </w:pPr>
+      <w:r>
+        <w:rPr>
+          <w:b w:val="0"/>
+        </w:rPr>
         <w:t>Hint if needed: Use the changed condition and the deciding step in the pictorial trace. The answer must say what follows from those facts.</w:t>
       </w:r>
     </w:p>
     <w:p>
-      <w:r>
+      <w:pPr>
+        <w:pStyle w:val="Heading3"/>
+      </w:pPr>
+      <w:r>
+        <w:t>Feedback · compare after trying</w:t>
+      </w:r>
+    </w:p>
+    <w:p>
+      <w:pPr>
+        <w:spacing w:line="336" w:lineRule="auto" w:after="180"/>
+        <w:shd w:fill="F1F6FC"/>
+      </w:pPr>
+      <w:r>
+        <w:rPr>
+          <w:b w:val="0"/>
+        </w:rPr>
         <w:t>After your attempt, compare with the supported explanation: That run still fails. P2 can hold 6, so none is also wrong under the first-fit rule.</w:t>
       </w:r>
     </w:p>
@@ -3992,18 +7310,141 @@
       </w:r>
     </w:p>
     <w:p>
-      <w:r>
-        <w:t>Review Build a Paper Prototype (ai-1/32). Goal: Build a runnable paper prototype with explicit instructions and visible state. Short practice: What should appear in the test log before and after the repair?. Return to this week and explain what you changed.</w:t>
-      </w:r>
-    </w:p>
-    <w:p>
-      <w:r>
-        <w:t>Review Choose Inputs and Outputs (ai-1/30). Goal: Turn the project outcome into precise input and output requirements. Short practice: Trace requests 10 and blank. Why should they not receive the same explanation?. Return to this week and explain what you changed.</w:t>
-      </w:r>
-    </w:p>
-    <w:p>
-      <w:r>
-        <w:t>Review Verify Important Outputs (ai-1/27). Goal: Separate an answer into claims and connect each claim to relevant evidence. Short practice: Correct the draft and identify which part needs another source rather than a calculation.. Return to this week and explain what you changed.</w:t>
+      <w:pPr>
+        <w:spacing w:line="336" w:lineRule="auto" w:after="180"/>
+      </w:pPr>
+      <w:r>
+        <w:rPr>
+          <w:b w:val="0"/>
+        </w:rPr>
+        <w:t>Review Build a Paper Prototype (ai-1/32). Goal: Build a runnable paper prototype with explicit instructions and visible state. Short practice: What should appear in the test log before and after the repair?.</w:t>
+      </w:r>
+    </w:p>
+    <w:p>
+      <w:pPr>
+        <w:spacing w:line="336" w:lineRule="auto" w:after="180"/>
+      </w:pPr>
+      <w:r>
+        <w:rPr>
+          <w:b w:val="0"/>
+        </w:rPr>
+        <w:t>Return to this week and explain what you changed.</w:t>
+      </w:r>
+    </w:p>
+    <w:p>
+      <w:pPr>
+        <w:spacing w:line="336" w:lineRule="auto" w:after="180"/>
+      </w:pPr>
+      <w:r>
+        <w:rPr>
+          <w:b w:val="0"/>
+        </w:rPr>
+        <w:t xml:space="preserve">Review Choose </w:t>
+      </w:r>
+      <w:r>
+        <w:rPr>
+          <w:b/>
+        </w:rPr>
+        <w:t>Input</w:t>
+      </w:r>
+      <w:r>
+        <w:rPr>
+          <w:b w:val="0"/>
+        </w:rPr>
+        <w:t xml:space="preserve">s and </w:t>
+      </w:r>
+      <w:r>
+        <w:rPr>
+          <w:b/>
+        </w:rPr>
+        <w:t>Output</w:t>
+      </w:r>
+      <w:r>
+        <w:rPr>
+          <w:b w:val="0"/>
+        </w:rPr>
+        <w:t xml:space="preserve">s (ai-1/30). Goal: Turn the project outcome into precise </w:t>
+      </w:r>
+      <w:r>
+        <w:rPr>
+          <w:b/>
+        </w:rPr>
+        <w:t>input</w:t>
+      </w:r>
+      <w:r>
+        <w:rPr>
+          <w:b w:val="0"/>
+        </w:rPr>
+        <w:t xml:space="preserve"> and </w:t>
+      </w:r>
+      <w:r>
+        <w:rPr>
+          <w:b/>
+        </w:rPr>
+        <w:t>output</w:t>
+      </w:r>
+      <w:r>
+        <w:rPr>
+          <w:b w:val="0"/>
+        </w:rPr>
+        <w:t xml:space="preserve"> requirements. Short practice: Trace requests 10 and blank. Why should they not receive the same explanation?.</w:t>
+      </w:r>
+    </w:p>
+    <w:p>
+      <w:pPr>
+        <w:spacing w:line="336" w:lineRule="auto" w:after="180"/>
+      </w:pPr>
+      <w:r>
+        <w:rPr>
+          <w:b w:val="0"/>
+        </w:rPr>
+        <w:t>Return to this week and explain what you changed.</w:t>
+      </w:r>
+    </w:p>
+    <w:p>
+      <w:pPr>
+        <w:spacing w:line="336" w:lineRule="auto" w:after="180"/>
+      </w:pPr>
+      <w:r>
+        <w:rPr>
+          <w:b w:val="0"/>
+        </w:rPr>
+        <w:t xml:space="preserve">Review Verify Important </w:t>
+      </w:r>
+      <w:r>
+        <w:rPr>
+          <w:b/>
+        </w:rPr>
+        <w:t>Output</w:t>
+      </w:r>
+      <w:r>
+        <w:rPr>
+          <w:b w:val="0"/>
+        </w:rPr>
+        <w:t xml:space="preserve">s (ai-1/27). Goal: Separate an answer into claims and connect each claim to relevant </w:t>
+      </w:r>
+      <w:r>
+        <w:rPr>
+          <w:b/>
+        </w:rPr>
+        <w:t>evidence</w:t>
+      </w:r>
+      <w:r>
+        <w:rPr>
+          <w:b w:val="0"/>
+        </w:rPr>
+        <w:t>.</w:t>
+      </w:r>
+    </w:p>
+    <w:p>
+      <w:pPr>
+        <w:spacing w:line="336" w:lineRule="auto" w:after="180"/>
+      </w:pPr>
+      <w:r>
+        <w:rPr>
+          <w:b w:val="0"/>
+        </w:rPr>
+        <w:t>Short practice: Correct the draft and identify which part needs another source rather than a calculation.. Return to this week and explain what you changed.</w:t>
       </w:r>
     </w:p>
     <w:p>
@@ -4015,8 +7456,675 @@
       </w:r>
     </w:p>
     <w:p>
-      <w:r>
-        <w:t>Use Download completed work in the hosted lesson to export your answers, reflections, practice feedback and code-run evidence. Open the HTML copy to read or print it. Drafts stay in this browser when storage is available; clear drafts on a shared device.</w:t>
+      <w:pPr>
+        <w:spacing w:line="336" w:lineRule="auto" w:after="180"/>
+      </w:pPr>
+      <w:r>
+        <w:rPr>
+          <w:b w:val="0"/>
+        </w:rPr>
+        <w:t xml:space="preserve">Use Download completed work in the hosted lesson to export your answers, reflections, practice feedback and code-run </w:t>
+      </w:r>
+      <w:r>
+        <w:rPr>
+          <w:b/>
+        </w:rPr>
+        <w:t>evidence</w:t>
+      </w:r>
+      <w:r>
+        <w:rPr>
+          <w:b w:val="0"/>
+        </w:rPr>
+        <w:t>. Open the HTML copy to read or print it.</w:t>
+      </w:r>
+    </w:p>
+    <w:p>
+      <w:pPr>
+        <w:spacing w:line="336" w:lineRule="auto" w:after="180"/>
+      </w:pPr>
+      <w:r>
+        <w:rPr>
+          <w:b w:val="0"/>
+        </w:rPr>
+        <w:t>Drafts stay in this browser when storage is available; clear drafts on a shared device.</w:t>
+      </w:r>
+    </w:p>
+    <w:p>
+      <w:pPr>
+        <w:pStyle w:val="Heading1"/>
+      </w:pPr>
+      <w:r>
+        <w:t>18. Visual concept journey</w:t>
+      </w:r>
+    </w:p>
+    <w:p>
+      <w:r>
+        <w:t>Explain each Test Normal Cases graphic using its labels, deciding evidence and relevant limitation.</w:t>
+      </w:r>
+    </w:p>
+    <w:p>
+      <w:pPr>
+        <w:pStyle w:val="Heading3"/>
+      </w:pPr>
+      <w:r>
+        <w:t>01. Test Normal Cases: the case</w:t>
+      </w:r>
+    </w:p>
+    <w:p>
+      <w:r>
+        <w:drawing>
+          <wp:inline xmlns:a="http://schemas.openxmlformats.org/drawingml/2006/main" xmlns:pic="http://schemas.openxmlformats.org/drawingml/2006/picture">
+            <wp:extent cx="5486400" cy="2840736"/>
+            <wp:docPr id="23" name="Picture 23" descr="A fictional pencil-pouch finder has been run on four ordinary requests. Supplied facts: Catalogue: P1 capacity 3, P2 capacity 7; first fitting pouch. Valid whole counts 1–9. Requests 2,4,6,8; recorded outputs P1,P2,P1,none. These are invented records, not class results."/>
+            <wp:cNvGraphicFramePr>
+              <a:graphicFrameLocks noChangeAspect="1"/>
+            </wp:cNvGraphicFramePr>
+            <a:graphic>
+              <a:graphicData uri="http://schemas.openxmlformats.org/drawingml/2006/picture">
+                <pic:pic>
+                  <pic:nvPicPr>
+                    <pic:cNvPr id="0" name="academy-story-ai-1-33-01.png"/>
+                    <pic:cNvPicPr/>
+                  </pic:nvPicPr>
+                  <pic:blipFill>
+                    <a:blip r:embed="rId31"/>
+                    <a:stretch>
+                      <a:fillRect/>
+                    </a:stretch>
+                  </pic:blipFill>
+                  <pic:spPr>
+                    <a:xfrm>
+                      <a:off x="0" y="0"/>
+                      <a:ext cx="5486400" cy="2840736"/>
+                    </a:xfrm>
+                    <a:prstGeom prst="rect"/>
+                  </pic:spPr>
+                </pic:pic>
+              </a:graphicData>
+            </a:graphic>
+          </wp:inline>
+        </w:drawing>
+      </w:r>
+    </w:p>
+    <w:p>
+      <w:pPr>
+        <w:spacing w:line="336" w:lineRule="auto" w:after="180"/>
+      </w:pPr>
+      <w:r>
+        <w:rPr>
+          <w:b w:val="0"/>
+        </w:rPr>
+        <w:t xml:space="preserve">A fictional pencil-pouch finder has been run on four ordinary requests. Supplied facts: Catalogue: P1 capacity 3, P2 capacity 7; first </w:t>
+      </w:r>
+      <w:r>
+        <w:rPr>
+          <w:b/>
+        </w:rPr>
+        <w:t>fitting</w:t>
+      </w:r>
+      <w:r>
+        <w:rPr>
+          <w:b w:val="0"/>
+        </w:rPr>
+        <w:t xml:space="preserve"> pouch. Valid whole counts 1–9. Requests 2,4,6,8; recorded </w:t>
+      </w:r>
+      <w:r>
+        <w:rPr>
+          <w:b/>
+        </w:rPr>
+        <w:t>output</w:t>
+      </w:r>
+      <w:r>
+        <w:rPr>
+          <w:b w:val="0"/>
+        </w:rPr>
+        <w:t>s P1,P2,P1,none.</w:t>
+      </w:r>
+    </w:p>
+    <w:p>
+      <w:pPr>
+        <w:spacing w:line="336" w:lineRule="auto" w:after="180"/>
+      </w:pPr>
+      <w:r>
+        <w:rPr>
+          <w:b w:val="0"/>
+        </w:rPr>
+        <w:t>These are invented records, not class results.</w:t>
+      </w:r>
+    </w:p>
+    <w:p>
+      <w:pPr>
+        <w:spacing w:line="336" w:lineRule="auto" w:after="180"/>
+        <w:shd w:fill="F5F1FB"/>
+      </w:pPr>
+      <w:r>
+        <w:rPr>
+          <w:b w:val="0"/>
+        </w:rPr>
+        <w:t>Point to the given fact that matters most. Explain why it matters.</w:t>
+      </w:r>
+    </w:p>
+    <w:p>
+      <w:pPr>
+        <w:pStyle w:val="Heading3"/>
+      </w:pPr>
+      <w:r>
+        <w:t>02. Follow the deciding steps</w:t>
+      </w:r>
+    </w:p>
+    <w:p>
+      <w:r>
+        <w:drawing>
+          <wp:inline xmlns:a="http://schemas.openxmlformats.org/drawingml/2006/main" xmlns:pic="http://schemas.openxmlformats.org/drawingml/2006/picture">
+            <wp:extent cx="5486400" cy="4005072"/>
+            <wp:docPr id="24" name="Picture 24" descr="Write expectations: For 2,4,6,8 expect P1,P2,P2,none. → Compare outputs: Runs at 2,4 and 8 agree; run at 6 disagrees. → Trace failure: P1 holds only 3, so it cannot satisfy request 6. → Report: Three of four routine cases pass; retain the failure."/>
+            <wp:cNvGraphicFramePr>
+              <a:graphicFrameLocks noChangeAspect="1"/>
+            </wp:cNvGraphicFramePr>
+            <a:graphic>
+              <a:graphicData uri="http://schemas.openxmlformats.org/drawingml/2006/picture">
+                <pic:pic>
+                  <pic:nvPicPr>
+                    <pic:cNvPr id="0" name="academy-story-ai-1-33-02.png"/>
+                    <pic:cNvPicPr/>
+                  </pic:nvPicPr>
+                  <pic:blipFill>
+                    <a:blip r:embed="rId32"/>
+                    <a:stretch>
+                      <a:fillRect/>
+                    </a:stretch>
+                  </pic:blipFill>
+                  <pic:spPr>
+                    <a:xfrm>
+                      <a:off x="0" y="0"/>
+                      <a:ext cx="5486400" cy="4005072"/>
+                    </a:xfrm>
+                    <a:prstGeom prst="rect"/>
+                  </pic:spPr>
+                </pic:pic>
+              </a:graphicData>
+            </a:graphic>
+          </wp:inline>
+        </w:drawing>
+      </w:r>
+    </w:p>
+    <w:p>
+      <w:pPr>
+        <w:spacing w:line="336" w:lineRule="auto" w:after="180"/>
+      </w:pPr>
+      <w:r>
+        <w:rPr>
+          <w:b w:val="0"/>
+        </w:rPr>
+        <w:t xml:space="preserve">Write expectations: For 2,4,6,8 expect P1,P2,P2,none. → Compare </w:t>
+      </w:r>
+      <w:r>
+        <w:rPr>
+          <w:b/>
+        </w:rPr>
+        <w:t>output</w:t>
+      </w:r>
+      <w:r>
+        <w:rPr>
+          <w:b w:val="0"/>
+        </w:rPr>
+        <w:t>s: Runs at 2,4 and 8 agree; run at 6 disagrees. → Trace failure: P1 holds only 3, so it cannot satisfy request 6. → Report: Three of four routine cases pass; retain the failure.</w:t>
+      </w:r>
+    </w:p>
+    <w:p>
+      <w:pPr>
+        <w:spacing w:line="336" w:lineRule="auto" w:after="180"/>
+        <w:shd w:fill="F5F1FB"/>
+      </w:pPr>
+      <w:r>
+        <w:rPr>
+          <w:b w:val="0"/>
+        </w:rPr>
+        <w:t xml:space="preserve">Point to each numbered stage and explain which recorded </w:t>
+      </w:r>
+      <w:r>
+        <w:rPr>
+          <w:b/>
+        </w:rPr>
+        <w:t>input</w:t>
+      </w:r>
+      <w:r>
+        <w:rPr>
+          <w:b w:val="0"/>
+        </w:rPr>
+        <w:t xml:space="preserve"> it uses.</w:t>
+      </w:r>
+    </w:p>
+    <w:p>
+      <w:pPr>
+        <w:pStyle w:val="Heading3"/>
+      </w:pPr>
+      <w:r>
+        <w:t>03. Expected versus recorded routine outputs</w:t>
+      </w:r>
+    </w:p>
+    <w:p>
+      <w:r>
+        <w:drawing>
+          <wp:inline xmlns:a="http://schemas.openxmlformats.org/drawingml/2006/main" xmlns:pic="http://schemas.openxmlformats.org/drawingml/2006/picture">
+            <wp:extent cx="5486400" cy="3938016"/>
+            <wp:docPr id="25" name="Picture 25" descr="Expected versus recorded routine outputs. Test 1: Request = 2, Expected = P1, Recorded = P1, Result = pass. Test 2: Request = 4, Expected = P2, Recorded = P2, Result = pass. Test 3: Request = 6, Expected = P2, Recorded = P1, Result = fail. Test 4: Request = 8, Expected = none, Recorded = none, Result = pass."/>
+            <wp:cNvGraphicFramePr>
+              <a:graphicFrameLocks noChangeAspect="1"/>
+            </wp:cNvGraphicFramePr>
+            <a:graphic>
+              <a:graphicData uri="http://schemas.openxmlformats.org/drawingml/2006/picture">
+                <pic:pic>
+                  <pic:nvPicPr>
+                    <pic:cNvPr id="0" name="academy-story-ai-1-33-03.png"/>
+                    <pic:cNvPicPr/>
+                  </pic:nvPicPr>
+                  <pic:blipFill>
+                    <a:blip r:embed="rId33"/>
+                    <a:stretch>
+                      <a:fillRect/>
+                    </a:stretch>
+                  </pic:blipFill>
+                  <pic:spPr>
+                    <a:xfrm>
+                      <a:off x="0" y="0"/>
+                      <a:ext cx="5486400" cy="3938016"/>
+                    </a:xfrm>
+                    <a:prstGeom prst="rect"/>
+                  </pic:spPr>
+                </pic:pic>
+              </a:graphicData>
+            </a:graphic>
+          </wp:inline>
+        </w:drawing>
+      </w:r>
+    </w:p>
+    <w:p>
+      <w:pPr>
+        <w:spacing w:line="336" w:lineRule="auto" w:after="180"/>
+      </w:pPr>
+      <w:r>
+        <w:rPr>
+          <w:b w:val="0"/>
+        </w:rPr>
+        <w:t xml:space="preserve">Expected versus recorded routine </w:t>
+      </w:r>
+      <w:r>
+        <w:rPr>
+          <w:b/>
+        </w:rPr>
+        <w:t>output</w:t>
+      </w:r>
+      <w:r>
+        <w:rPr>
+          <w:b w:val="0"/>
+        </w:rPr>
+        <w:t>s. Test 1: Request = 2, Expected = P1, Recorded = P1, Result = pass. Test 2: Request = 4, Expected = P2, Recorded = P2, Result = pass.</w:t>
+      </w:r>
+    </w:p>
+    <w:p>
+      <w:pPr>
+        <w:spacing w:line="336" w:lineRule="auto" w:after="180"/>
+      </w:pPr>
+      <w:r>
+        <w:rPr>
+          <w:b w:val="0"/>
+        </w:rPr>
+        <w:t>Test 3: Request = 6, Expected = P2, Recorded = P1, Result = fail. Test 4: Request = 8, Expected = none, Recorded = none, Result = pass.</w:t>
+      </w:r>
+    </w:p>
+    <w:p>
+      <w:pPr>
+        <w:spacing w:line="336" w:lineRule="auto" w:after="180"/>
+        <w:shd w:fill="F5F1FB"/>
+      </w:pPr>
+      <w:r>
+        <w:rPr>
+          <w:b w:val="0"/>
+        </w:rPr>
+        <w:t>Read the labels and values. Explain the relationship the model shows.</w:t>
+      </w:r>
+    </w:p>
+    <w:p>
+      <w:pPr>
+        <w:pStyle w:val="Heading3"/>
+      </w:pPr>
+      <w:r>
+        <w:t>04. Change one thing. Trace what follows.</w:t>
+      </w:r>
+    </w:p>
+    <w:p>
+      <w:r>
+        <w:drawing>
+          <wp:inline xmlns:a="http://schemas.openxmlformats.org/drawingml/2006/main" xmlns:pic="http://schemas.openxmlformats.org/drawingml/2006/picture">
+            <wp:extent cx="5486400" cy="3026664"/>
+            <wp:docPr id="26" name="Picture 26" descr="Original case: Three of four routine cases pass; retain the failure. Changed condition: Prototype reports none for request 6 instead of P1. Expected result: That run still fails. Reason: P2 can hold 6, so none is also wrong under the first-fit rule."/>
+            <wp:cNvGraphicFramePr>
+              <a:graphicFrameLocks noChangeAspect="1"/>
+            </wp:cNvGraphicFramePr>
+            <a:graphic>
+              <a:graphicData uri="http://schemas.openxmlformats.org/drawingml/2006/picture">
+                <pic:pic>
+                  <pic:nvPicPr>
+                    <pic:cNvPr id="0" name="academy-story-ai-1-33-04.png"/>
+                    <pic:cNvPicPr/>
+                  </pic:nvPicPr>
+                  <pic:blipFill>
+                    <a:blip r:embed="rId34"/>
+                    <a:stretch>
+                      <a:fillRect/>
+                    </a:stretch>
+                  </pic:blipFill>
+                  <pic:spPr>
+                    <a:xfrm>
+                      <a:off x="0" y="0"/>
+                      <a:ext cx="5486400" cy="3026664"/>
+                    </a:xfrm>
+                    <a:prstGeom prst="rect"/>
+                  </pic:spPr>
+                </pic:pic>
+              </a:graphicData>
+            </a:graphic>
+          </wp:inline>
+        </w:drawing>
+      </w:r>
+    </w:p>
+    <w:p>
+      <w:pPr>
+        <w:spacing w:line="336" w:lineRule="auto" w:after="180"/>
+      </w:pPr>
+      <w:r>
+        <w:rPr>
+          <w:b w:val="0"/>
+        </w:rPr>
+        <w:t xml:space="preserve">Original case: Three of four routine cases pass; retain the failure. Changed condition: Prototype reports none for request 6 instead of P1. </w:t>
+      </w:r>
+      <w:r>
+        <w:rPr>
+          <w:b/>
+        </w:rPr>
+        <w:t>Expected result</w:t>
+      </w:r>
+      <w:r>
+        <w:rPr>
+          <w:b w:val="0"/>
+        </w:rPr>
+        <w:t>: That run still fails.</w:t>
+      </w:r>
+    </w:p>
+    <w:p>
+      <w:pPr>
+        <w:spacing w:line="336" w:lineRule="auto" w:after="180"/>
+      </w:pPr>
+      <w:r>
+        <w:rPr>
+          <w:b w:val="0"/>
+        </w:rPr>
+        <w:t>Reason: P2 can hold 6, so none is also wrong under the first-fit rule.</w:t>
+      </w:r>
+    </w:p>
+    <w:p>
+      <w:pPr>
+        <w:spacing w:line="336" w:lineRule="auto" w:after="180"/>
+        <w:shd w:fill="F5F1FB"/>
+      </w:pPr>
+      <w:r>
+        <w:rPr>
+          <w:b w:val="0"/>
+        </w:rPr>
+        <w:t>Predict before checking the worked changed-case result. Name what changed and what the supplied facts allow you to conclude.</w:t>
+      </w:r>
+    </w:p>
+    <w:p>
+      <w:pPr>
+        <w:pStyle w:val="Heading3"/>
+      </w:pPr>
+      <w:r>
+        <w:t>05. Connect the explanation to its limit</w:t>
+      </w:r>
+    </w:p>
+    <w:p>
+      <w:r>
+        <w:drawing>
+          <wp:inline xmlns:a="http://schemas.openxmlformats.org/drawingml/2006/main" xmlns:pic="http://schemas.openxmlformats.org/drawingml/2006/picture">
+            <wp:extent cx="5486400" cy="2834640"/>
+            <wp:docPr id="27" name="Picture 27" descr="An ordinary case is not automatically correct. Define expected outputs from the contract before reading prototype outputs. Checking both selected ID and eligibility catches the wrong P1 suggestion. A no-match output can be a full pass when that is exactly what the valid request requires. Limit: Four routine tests do not cover equality, invalid inputs or every relevant classroom condition."/>
+            <wp:cNvGraphicFramePr>
+              <a:graphicFrameLocks noChangeAspect="1"/>
+            </wp:cNvGraphicFramePr>
+            <a:graphic>
+              <a:graphicData uri="http://schemas.openxmlformats.org/drawingml/2006/picture">
+                <pic:pic>
+                  <pic:nvPicPr>
+                    <pic:cNvPr id="0" name="academy-story-ai-1-33-05.png"/>
+                    <pic:cNvPicPr/>
+                  </pic:nvPicPr>
+                  <pic:blipFill>
+                    <a:blip r:embed="rId35"/>
+                    <a:stretch>
+                      <a:fillRect/>
+                    </a:stretch>
+                  </pic:blipFill>
+                  <pic:spPr>
+                    <a:xfrm>
+                      <a:off x="0" y="0"/>
+                      <a:ext cx="5486400" cy="2834640"/>
+                    </a:xfrm>
+                    <a:prstGeom prst="rect"/>
+                  </pic:spPr>
+                </pic:pic>
+              </a:graphicData>
+            </a:graphic>
+          </wp:inline>
+        </w:drawing>
+      </w:r>
+    </w:p>
+    <w:p>
+      <w:pPr>
+        <w:spacing w:line="336" w:lineRule="auto" w:after="180"/>
+      </w:pPr>
+      <w:r>
+        <w:rPr>
+          <w:b w:val="0"/>
+        </w:rPr>
+        <w:t xml:space="preserve">An ordinary case is not automatically correct. Define expected </w:t>
+      </w:r>
+      <w:r>
+        <w:rPr>
+          <w:b/>
+        </w:rPr>
+        <w:t>output</w:t>
+      </w:r>
+      <w:r>
+        <w:rPr>
+          <w:b w:val="0"/>
+        </w:rPr>
+        <w:t xml:space="preserve">s from the contract before reading prototype </w:t>
+      </w:r>
+      <w:r>
+        <w:rPr>
+          <w:b/>
+        </w:rPr>
+        <w:t>output</w:t>
+      </w:r>
+      <w:r>
+        <w:rPr>
+          <w:b w:val="0"/>
+        </w:rPr>
+        <w:t>s. Checking both selected ID and eligibility catches the wrong P1 suggestion.</w:t>
+      </w:r>
+    </w:p>
+    <w:p>
+      <w:pPr>
+        <w:spacing w:line="336" w:lineRule="auto" w:after="180"/>
+      </w:pPr>
+      <w:r>
+        <w:rPr>
+          <w:b w:val="0"/>
+        </w:rPr>
+        <w:t xml:space="preserve">A no-match </w:t>
+      </w:r>
+      <w:r>
+        <w:rPr>
+          <w:b/>
+        </w:rPr>
+        <w:t>output</w:t>
+      </w:r>
+      <w:r>
+        <w:rPr>
+          <w:b w:val="0"/>
+        </w:rPr>
+        <w:t xml:space="preserve"> can be a full pass when that is exactly what the valid request requires. Limit: Four routine tests do not cover equality, invalid </w:t>
+      </w:r>
+      <w:r>
+        <w:rPr>
+          <w:b/>
+        </w:rPr>
+        <w:t>input</w:t>
+      </w:r>
+      <w:r>
+        <w:rPr>
+          <w:b w:val="0"/>
+        </w:rPr>
+        <w:t>s or every relevant classroom condition.</w:t>
+      </w:r>
+    </w:p>
+    <w:p>
+      <w:pPr>
+        <w:spacing w:line="336" w:lineRule="auto" w:after="180"/>
+        <w:shd w:fill="F5F1FB"/>
+      </w:pPr>
+      <w:r>
+        <w:rPr>
+          <w:b w:val="0"/>
+        </w:rPr>
+        <w:t>Explain the case, then point to a limit on the claim.</w:t>
+      </w:r>
+    </w:p>
+    <w:p>
+      <w:pPr>
+        <w:pStyle w:val="Heading3"/>
+      </w:pPr>
+      <w:r>
+        <w:t>06. Make the idea visible in your project</w:t>
+      </w:r>
+    </w:p>
+    <w:p>
+      <w:r>
+        <w:drawing>
+          <wp:inline xmlns:a="http://schemas.openxmlformats.org/drawingml/2006/main" xmlns:pic="http://schemas.openxmlformats.org/drawingml/2006/picture">
+            <wp:extent cx="5486400" cy="3380232"/>
+            <wp:docPr id="28" name="Picture 28" descr="Maintain sorter tests with input, independently derived expectation, actual output, version and full-pass judgment. Draw your input, deciding step, result and limit. Supported question: Why is none correct for 8 but incorrect for 6? Use both capacity cards."/>
+            <wp:cNvGraphicFramePr>
+              <a:graphicFrameLocks noChangeAspect="1"/>
+            </wp:cNvGraphicFramePr>
+            <a:graphic>
+              <a:graphicData uri="http://schemas.openxmlformats.org/drawingml/2006/picture">
+                <pic:pic>
+                  <pic:nvPicPr>
+                    <pic:cNvPr id="0" name="academy-story-ai-1-33-06.png"/>
+                    <pic:cNvPicPr/>
+                  </pic:nvPicPr>
+                  <pic:blipFill>
+                    <a:blip r:embed="rId36"/>
+                    <a:stretch>
+                      <a:fillRect/>
+                    </a:stretch>
+                  </pic:blipFill>
+                  <pic:spPr>
+                    <a:xfrm>
+                      <a:off x="0" y="0"/>
+                      <a:ext cx="5486400" cy="3380232"/>
+                    </a:xfrm>
+                    <a:prstGeom prst="rect"/>
+                  </pic:spPr>
+                </pic:pic>
+              </a:graphicData>
+            </a:graphic>
+          </wp:inline>
+        </w:drawing>
+      </w:r>
+    </w:p>
+    <w:p>
+      <w:pPr>
+        <w:spacing w:line="336" w:lineRule="auto" w:after="180"/>
+      </w:pPr>
+      <w:r>
+        <w:rPr>
+          <w:b w:val="0"/>
+        </w:rPr>
+        <w:t xml:space="preserve">Maintain sorter tests with </w:t>
+      </w:r>
+      <w:r>
+        <w:rPr>
+          <w:b/>
+        </w:rPr>
+        <w:t>input</w:t>
+      </w:r>
+      <w:r>
+        <w:rPr>
+          <w:b w:val="0"/>
+        </w:rPr>
+        <w:t xml:space="preserve">, independently derived expectation, actual </w:t>
+      </w:r>
+      <w:r>
+        <w:rPr>
+          <w:b/>
+        </w:rPr>
+        <w:t>output</w:t>
+      </w:r>
+      <w:r>
+        <w:rPr>
+          <w:b w:val="0"/>
+        </w:rPr>
+        <w:t xml:space="preserve">, version and full-pass judgment. Draw your </w:t>
+      </w:r>
+      <w:r>
+        <w:rPr>
+          <w:b/>
+        </w:rPr>
+        <w:t>input</w:t>
+      </w:r>
+      <w:r>
+        <w:rPr>
+          <w:b w:val="0"/>
+        </w:rPr>
+        <w:t>, deciding step, result and limit.</w:t>
+      </w:r>
+    </w:p>
+    <w:p>
+      <w:pPr>
+        <w:spacing w:line="336" w:lineRule="auto" w:after="180"/>
+      </w:pPr>
+      <w:r>
+        <w:rPr>
+          <w:b w:val="0"/>
+        </w:rPr>
+        <w:t>Supported question: Why is none correct for 8 but incorrect for 6? Use both capacity cards.</w:t>
+      </w:r>
+    </w:p>
+    <w:p>
+      <w:pPr>
+        <w:spacing w:line="336" w:lineRule="auto" w:after="180"/>
+        <w:shd w:fill="F5F1FB"/>
+      </w:pPr>
+      <w:r>
+        <w:rPr>
+          <w:b w:val="0"/>
+        </w:rPr>
+        <w:t xml:space="preserve">Draw your project trace and justify the deciding step using </w:t>
+      </w:r>
+      <w:r>
+        <w:rPr>
+          <w:b/>
+        </w:rPr>
+        <w:t>evidence</w:t>
+      </w:r>
+      <w:r>
+        <w:rPr>
+          <w:b w:val="0"/>
+        </w:rPr>
+        <w:t>.</w:t>
       </w:r>
     </w:p>
     <w:sectPr>
